--- a/backend/apps/recepcion/Ficha cita medica.docx
+++ b/backend/apps/recepcion/Ficha cita medica.docx
@@ -10,18 +10,18 @@
         <mc:AlternateContent>
           <mc:Choice Requires="wps">
             <w:drawing>
-              <wp:anchor distT="0" distB="0" distL="114300" distR="114300" simplePos="0" relativeHeight="251744256" behindDoc="0" locked="0" layoutInCell="1" allowOverlap="1" wp14:anchorId="72F528D7" wp14:editId="40776AA7">
+              <wp:anchor distT="0" distB="0" distL="114300" distR="114300" simplePos="0" relativeHeight="251660288" behindDoc="0" locked="0" layoutInCell="1" allowOverlap="1" wp14:anchorId="485D10C9" wp14:editId="4025E8AA">
                 <wp:simplePos x="0" y="0"/>
                 <wp:positionH relativeFrom="column">
-                  <wp:posOffset>-615010</wp:posOffset>
+                  <wp:posOffset>2073358</wp:posOffset>
                 </wp:positionH>
                 <wp:positionV relativeFrom="paragraph">
-                  <wp:posOffset>-245018</wp:posOffset>
+                  <wp:posOffset>-165735</wp:posOffset>
                 </wp:positionV>
-                <wp:extent cx="1601470" cy="302895"/>
-                <wp:effectExtent l="0" t="0" r="17780" b="20955"/>
+                <wp:extent cx="2838615" cy="539750"/>
+                <wp:effectExtent l="0" t="0" r="19050" b="12700"/>
                 <wp:wrapNone/>
-                <wp:docPr id="16" name="Rectángulo: esquinas redondeadas 16"/>
+                <wp:docPr id="6" name="Rectángulo: esquinas redondeadas 6"/>
                 <wp:cNvGraphicFramePr/>
                 <a:graphic xmlns:a="http://schemas.openxmlformats.org/drawingml/2006/main">
                   <a:graphicData uri="http://schemas.microsoft.com/office/word/2010/wordprocessingShape">
@@ -30,7 +30,7 @@
                       <wps:spPr>
                         <a:xfrm>
                           <a:off x="0" y="0"/>
-                          <a:ext cx="1601470" cy="302895"/>
+                          <a:ext cx="2838615" cy="539750"/>
                         </a:xfrm>
                         <a:prstGeom prst="roundRect">
                           <a:avLst/>
@@ -56,14 +56,31 @@
                             <w:pPr>
                               <w:spacing w:after="0"/>
                               <w:jc w:val="center"/>
+                              <w:rPr>
+                                <w:b/>
+                                <w:bCs/>
+                              </w:rPr>
                             </w:pPr>
                             <w:r>
-                              <w:t>FOLIO FICHA</w:t>
+                              <w:rPr>
+                                <w:b/>
+                                <w:bCs/>
+                              </w:rPr>
+                              <w:t>GERENCIA DE SALUD Y BIENESTAR SOCIAL</w:t>
+                            </w:r>
+                          </w:p>
+                          <w:p>
+                            <w:pPr>
+                              <w:spacing w:after="0"/>
+                              <w:jc w:val="center"/>
+                            </w:pPr>
+                            <w:r>
+                              <w:t>FICHA DE CONSULTA INTERNA</w:t>
                             </w:r>
                           </w:p>
                         </w:txbxContent>
                       </wps:txbx>
-                      <wps:bodyPr rot="0" spcFirstLastPara="0" vertOverflow="overflow" horzOverflow="overflow" vert="horz" wrap="square" lIns="91440" tIns="45720" rIns="91440" bIns="45720" numCol="1" spcCol="0" rtlCol="0" fromWordArt="0" anchor="ctr" anchorCtr="0" forceAA="0" compatLnSpc="1">
+                      <wps:bodyPr rot="0" spcFirstLastPara="0" vertOverflow="overflow" horzOverflow="overflow" vert="horz" wrap="square" lIns="91440" tIns="45720" rIns="91440" bIns="45720" numCol="1" spcCol="0" rtlCol="0" fromWordArt="0" anchor="t" anchorCtr="0" forceAA="0" compatLnSpc="1">
                         <a:prstTxWarp prst="textNoShape">
                           <a:avLst/>
                         </a:prstTxWarp>
@@ -83,7 +100,7 @@
           </mc:Choice>
           <mc:Fallback>
             <w:pict>
-              <v:roundrect w14:anchorId="72F528D7" id="Rectángulo: esquinas redondeadas 16" o:spid="_x0000_s1026" style="position:absolute;margin-left:-48.45pt;margin-top:-19.3pt;width:126.1pt;height:23.85pt;z-index:251744256;visibility:visible;mso-wrap-style:square;mso-width-percent:0;mso-height-percent:0;mso-wrap-distance-left:9pt;mso-wrap-distance-top:0;mso-wrap-distance-right:9pt;mso-wrap-distance-bottom:0;mso-position-horizontal:absolute;mso-position-horizontal-relative:text;mso-position-vertical:absolute;mso-position-vertical-relative:text;mso-width-percent:0;mso-height-percent:0;mso-width-relative:margin;mso-height-relative:margin;v-text-anchor:middle" arcsize="10923f" o:gfxdata="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" fillcolor="white [3201]" strokecolor="black [3200]" strokeweight="1pt">
+              <v:roundrect w14:anchorId="485D10C9" id="Rectángulo: esquinas redondeadas 6" o:spid="_x0000_s1026" style="position:absolute;margin-left:163.25pt;margin-top:-13.05pt;width:223.5pt;height:42.5pt;z-index:251660288;visibility:visible;mso-wrap-style:square;mso-width-percent:0;mso-height-percent:0;mso-wrap-distance-left:9pt;mso-wrap-distance-top:0;mso-wrap-distance-right:9pt;mso-wrap-distance-bottom:0;mso-position-horizontal:absolute;mso-position-horizontal-relative:text;mso-position-vertical:absolute;mso-position-vertical-relative:text;mso-width-percent:0;mso-height-percent:0;mso-width-relative:margin;mso-height-relative:margin;v-text-anchor:top" arcsize="10923f" o:gfxdata="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" fillcolor="white [3201]" strokecolor="black [3200]" strokeweight="1pt">
                 <v:stroke joinstyle="miter"/>
                 <v:textbox>
                   <w:txbxContent>
@@ -91,9 +108,26 @@
                       <w:pPr>
                         <w:spacing w:after="0"/>
                         <w:jc w:val="center"/>
+                        <w:rPr>
+                          <w:b/>
+                          <w:bCs/>
+                        </w:rPr>
                       </w:pPr>
                       <w:r>
-                        <w:t>FOLIO FICHA</w:t>
+                        <w:rPr>
+                          <w:b/>
+                          <w:bCs/>
+                        </w:rPr>
+                        <w:t>GERENCIA DE SALUD Y BIENESTAR SOCIAL</w:t>
+                      </w:r>
+                    </w:p>
+                    <w:p>
+                      <w:pPr>
+                        <w:spacing w:after="0"/>
+                        <w:jc w:val="center"/>
+                      </w:pPr>
+                      <w:r>
+                        <w:t>FICHA DE CONSULTA INTERNA</w:t>
                       </w:r>
                     </w:p>
                   </w:txbxContent>
@@ -110,18 +144,18 @@
         <mc:AlternateContent>
           <mc:Choice Requires="wps">
             <w:drawing>
-              <wp:anchor distT="0" distB="0" distL="114300" distR="114300" simplePos="0" relativeHeight="251664384" behindDoc="0" locked="0" layoutInCell="1" allowOverlap="1" wp14:anchorId="4A4948E1" wp14:editId="268D9158">
+              <wp:anchor distT="0" distB="0" distL="114300" distR="114300" simplePos="0" relativeHeight="251752448" behindDoc="0" locked="0" layoutInCell="1" allowOverlap="1" wp14:anchorId="43EE3A93" wp14:editId="348CCD50">
                 <wp:simplePos x="0" y="0"/>
-                <wp:positionH relativeFrom="column">
-                  <wp:posOffset>-615011</wp:posOffset>
+                <wp:positionH relativeFrom="page">
+                  <wp:posOffset>285750</wp:posOffset>
                 </wp:positionH>
                 <wp:positionV relativeFrom="paragraph">
-                  <wp:posOffset>50973</wp:posOffset>
+                  <wp:posOffset>-157784</wp:posOffset>
                 </wp:positionV>
-                <wp:extent cx="1601521" cy="302895"/>
-                <wp:effectExtent l="0" t="0" r="17780" b="20955"/>
+                <wp:extent cx="2687541" cy="538480"/>
+                <wp:effectExtent l="0" t="0" r="17780" b="13970"/>
                 <wp:wrapNone/>
-                <wp:docPr id="8" name="Rectángulo: esquinas redondeadas 8"/>
+                <wp:docPr id="22" name="Rectángulo: esquinas redondeadas 22"/>
                 <wp:cNvGraphicFramePr/>
                 <a:graphic xmlns:a="http://schemas.openxmlformats.org/drawingml/2006/main">
                   <a:graphicData uri="http://schemas.microsoft.com/office/word/2010/wordprocessingShape">
@@ -130,7 +164,7 @@
                       <wps:spPr>
                         <a:xfrm>
                           <a:off x="0" y="0"/>
-                          <a:ext cx="1601521" cy="302895"/>
+                          <a:ext cx="2687541" cy="538480"/>
                         </a:xfrm>
                         <a:prstGeom prst="roundRect">
                           <a:avLst/>
@@ -158,11 +192,37 @@
                               <w:jc w:val="center"/>
                             </w:pPr>
                             <w:r>
+                              <w:t>HORA DE REGISTRO</w:t>
+                            </w:r>
+                          </w:p>
+                          <w:p>
+                            <w:pPr>
+                              <w:spacing w:after="0"/>
+                              <w:jc w:val="center"/>
+                            </w:pPr>
+                            <w:r>
                               <w:t>{{</w:t>
                             </w:r>
                             <w:proofErr w:type="spellStart"/>
                             <w:r>
-                              <w:t>folio_ficha</w:t>
+                              <w:t>hora_registro</w:t>
+                            </w:r>
+                            <w:proofErr w:type="spellEnd"/>
+                            <w:r>
+                              <w:t>}}</w:t>
+                            </w:r>
+                            <w:r>
+                              <w:t xml:space="preserve"> </w:t>
+                            </w:r>
+                            <w:r>
+                              <w:t xml:space="preserve">       </w:t>
+                            </w:r>
+                            <w:r>
+                              <w:t xml:space="preserve"> {{</w:t>
+                            </w:r>
+                            <w:proofErr w:type="spellStart"/>
+                            <w:r>
+                              <w:t>fecha_registro</w:t>
                             </w:r>
                             <w:proofErr w:type="spellEnd"/>
                             <w:r>
@@ -171,7 +231,7 @@
                           </w:p>
                         </w:txbxContent>
                       </wps:txbx>
-                      <wps:bodyPr rot="0" spcFirstLastPara="0" vertOverflow="overflow" horzOverflow="overflow" vert="horz" wrap="square" lIns="91440" tIns="45720" rIns="91440" bIns="45720" numCol="1" spcCol="0" rtlCol="0" fromWordArt="0" anchor="ctr" anchorCtr="0" forceAA="0" compatLnSpc="1">
+                      <wps:bodyPr rot="0" spcFirstLastPara="0" vertOverflow="overflow" horzOverflow="overflow" vert="horz" wrap="square" lIns="91440" tIns="45720" rIns="91440" bIns="45720" numCol="1" spcCol="0" rtlCol="0" fromWordArt="0" anchor="t" anchorCtr="0" forceAA="0" compatLnSpc="1">
                         <a:prstTxWarp prst="textNoShape">
                           <a:avLst/>
                         </a:prstTxWarp>
@@ -191,7 +251,7 @@
           </mc:Choice>
           <mc:Fallback>
             <w:pict>
-              <v:roundrect w14:anchorId="4A4948E1" id="Rectángulo: esquinas redondeadas 8" o:spid="_x0000_s1027" style="position:absolute;margin-left:-48.45pt;margin-top:4pt;width:126.1pt;height:23.85pt;z-index:251664384;visibility:visible;mso-wrap-style:square;mso-width-percent:0;mso-height-percent:0;mso-wrap-distance-left:9pt;mso-wrap-distance-top:0;mso-wrap-distance-right:9pt;mso-wrap-distance-bottom:0;mso-position-horizontal:absolute;mso-position-horizontal-relative:text;mso-position-vertical:absolute;mso-position-vertical-relative:text;mso-width-percent:0;mso-height-percent:0;mso-width-relative:margin;mso-height-relative:margin;v-text-anchor:middle" arcsize="10923f" o:gfxdata="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" fillcolor="white [3201]" strokecolor="black [3200]" strokeweight="1pt">
+              <v:roundrect w14:anchorId="43EE3A93" id="Rectángulo: esquinas redondeadas 22" o:spid="_x0000_s1027" style="position:absolute;margin-left:22.5pt;margin-top:-12.4pt;width:211.6pt;height:42.4pt;z-index:251752448;visibility:visible;mso-wrap-style:square;mso-width-percent:0;mso-height-percent:0;mso-wrap-distance-left:9pt;mso-wrap-distance-top:0;mso-wrap-distance-right:9pt;mso-wrap-distance-bottom:0;mso-position-horizontal:absolute;mso-position-horizontal-relative:page;mso-position-vertical:absolute;mso-position-vertical-relative:text;mso-width-percent:0;mso-height-percent:0;mso-width-relative:margin;mso-height-relative:margin;v-text-anchor:top" arcsize="10923f" o:gfxdata="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" fillcolor="white [3201]" strokecolor="black [3200]" strokeweight="1pt">
                 <v:stroke joinstyle="miter"/>
                 <v:textbox>
                   <w:txbxContent>
@@ -201,11 +261,37 @@
                         <w:jc w:val="center"/>
                       </w:pPr>
                       <w:r>
+                        <w:t>HORA DE REGISTRO</w:t>
+                      </w:r>
+                    </w:p>
+                    <w:p>
+                      <w:pPr>
+                        <w:spacing w:after="0"/>
+                        <w:jc w:val="center"/>
+                      </w:pPr>
+                      <w:r>
                         <w:t>{{</w:t>
                       </w:r>
                       <w:proofErr w:type="spellStart"/>
                       <w:r>
-                        <w:t>folio_ficha</w:t>
+                        <w:t>hora_registro</w:t>
+                      </w:r>
+                      <w:proofErr w:type="spellEnd"/>
+                      <w:r>
+                        <w:t>}}</w:t>
+                      </w:r>
+                      <w:r>
+                        <w:t xml:space="preserve"> </w:t>
+                      </w:r>
+                      <w:r>
+                        <w:t xml:space="preserve">       </w:t>
+                      </w:r>
+                      <w:r>
+                        <w:t xml:space="preserve"> {{</w:t>
+                      </w:r>
+                      <w:proofErr w:type="spellStart"/>
+                      <w:r>
+                        <w:t>fecha_registro</w:t>
                       </w:r>
                       <w:proofErr w:type="spellEnd"/>
                       <w:r>
@@ -214,6 +300,7 @@
                     </w:p>
                   </w:txbxContent>
                 </v:textbox>
+                <w10:wrap anchorx="page"/>
               </v:roundrect>
             </w:pict>
           </mc:Fallback>
@@ -226,18 +313,18 @@
         <mc:AlternateContent>
           <mc:Choice Requires="wps">
             <w:drawing>
-              <wp:anchor distT="0" distB="0" distL="114300" distR="114300" simplePos="0" relativeHeight="251746304" behindDoc="0" locked="0" layoutInCell="1" allowOverlap="1" wp14:anchorId="2FDD9B8C" wp14:editId="7A7E1AD9">
+              <wp:anchor distT="0" distB="0" distL="114300" distR="114300" simplePos="0" relativeHeight="251662336" behindDoc="0" locked="0" layoutInCell="1" allowOverlap="1" wp14:anchorId="6DFD4B23" wp14:editId="4F0AE552">
                 <wp:simplePos x="0" y="0"/>
-                <wp:positionH relativeFrom="margin">
-                  <wp:posOffset>986155</wp:posOffset>
+                <wp:positionH relativeFrom="column">
+                  <wp:posOffset>4909820</wp:posOffset>
                 </wp:positionH>
                 <wp:positionV relativeFrom="paragraph">
-                  <wp:posOffset>-250190</wp:posOffset>
+                  <wp:posOffset>-172720</wp:posOffset>
                 </wp:positionV>
-                <wp:extent cx="1079500" cy="302895"/>
-                <wp:effectExtent l="0" t="0" r="25400" b="20955"/>
+                <wp:extent cx="1525905" cy="538480"/>
+                <wp:effectExtent l="0" t="0" r="17145" b="13970"/>
                 <wp:wrapNone/>
-                <wp:docPr id="17" name="Rectángulo: esquinas redondeadas 17"/>
+                <wp:docPr id="7" name="Rectángulo: esquinas redondeadas 7"/>
                 <wp:cNvGraphicFramePr/>
                 <a:graphic xmlns:a="http://schemas.openxmlformats.org/drawingml/2006/main">
                   <a:graphicData uri="http://schemas.microsoft.com/office/word/2010/wordprocessingShape">
@@ -246,7 +333,7 @@
                       <wps:spPr>
                         <a:xfrm>
                           <a:off x="0" y="0"/>
-                          <a:ext cx="1079500" cy="302895"/>
+                          <a:ext cx="1525905" cy="538480"/>
                         </a:xfrm>
                         <a:prstGeom prst="roundRect">
                           <a:avLst/>
@@ -274,12 +361,21 @@
                               <w:jc w:val="center"/>
                             </w:pPr>
                             <w:r>
-                              <w:t>TURNO</w:t>
+                              <w:t>EXPEDIENTE</w:t>
+                            </w:r>
+                          </w:p>
+                          <w:p>
+                            <w:pPr>
+                              <w:spacing w:after="0"/>
+                              <w:jc w:val="center"/>
+                            </w:pPr>
+                            <w:r>
+                              <w:t>{{expediente}}</w:t>
                             </w:r>
                           </w:p>
                         </w:txbxContent>
                       </wps:txbx>
-                      <wps:bodyPr rot="0" spcFirstLastPara="0" vertOverflow="overflow" horzOverflow="overflow" vert="horz" wrap="square" lIns="91440" tIns="45720" rIns="91440" bIns="45720" numCol="1" spcCol="0" rtlCol="0" fromWordArt="0" anchor="ctr" anchorCtr="0" forceAA="0" compatLnSpc="1">
+                      <wps:bodyPr rot="0" spcFirstLastPara="0" vertOverflow="overflow" horzOverflow="overflow" vert="horz" wrap="square" lIns="91440" tIns="45720" rIns="91440" bIns="45720" numCol="1" spcCol="0" rtlCol="0" fromWordArt="0" anchor="t" anchorCtr="0" forceAA="0" compatLnSpc="1">
                         <a:prstTxWarp prst="textNoShape">
                           <a:avLst/>
                         </a:prstTxWarp>
@@ -299,7 +395,7 @@
           </mc:Choice>
           <mc:Fallback>
             <w:pict>
-              <v:roundrect w14:anchorId="2FDD9B8C" id="Rectángulo: esquinas redondeadas 17" o:spid="_x0000_s1028" style="position:absolute;margin-left:77.65pt;margin-top:-19.7pt;width:85pt;height:23.85pt;z-index:251746304;visibility:visible;mso-wrap-style:square;mso-width-percent:0;mso-height-percent:0;mso-wrap-distance-left:9pt;mso-wrap-distance-top:0;mso-wrap-distance-right:9pt;mso-wrap-distance-bottom:0;mso-position-horizontal:absolute;mso-position-horizontal-relative:margin;mso-position-vertical:absolute;mso-position-vertical-relative:text;mso-width-percent:0;mso-height-percent:0;mso-width-relative:margin;mso-height-relative:margin;v-text-anchor:middle" arcsize="10923f" o:gfxdata="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" fillcolor="white [3201]" strokecolor="black [3200]" strokeweight="1pt">
+              <v:roundrect w14:anchorId="6DFD4B23" id="Rectángulo: esquinas redondeadas 7" o:spid="_x0000_s1028" style="position:absolute;margin-left:386.6pt;margin-top:-13.6pt;width:120.15pt;height:42.4pt;z-index:251662336;visibility:visible;mso-wrap-style:square;mso-width-percent:0;mso-height-percent:0;mso-wrap-distance-left:9pt;mso-wrap-distance-top:0;mso-wrap-distance-right:9pt;mso-wrap-distance-bottom:0;mso-position-horizontal:absolute;mso-position-horizontal-relative:text;mso-position-vertical:absolute;mso-position-vertical-relative:text;mso-width-percent:0;mso-height-percent:0;mso-width-relative:margin;mso-height-relative:margin;v-text-anchor:top" arcsize="10923f" o:gfxdata="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" fillcolor="white [3201]" strokecolor="black [3200]" strokeweight="1pt">
                 <v:stroke joinstyle="miter"/>
                 <v:textbox>
                   <w:txbxContent>
@@ -309,589 +405,20 @@
                         <w:jc w:val="center"/>
                       </w:pPr>
                       <w:r>
-                        <w:t>TURNO</w:t>
+                        <w:t>EXPEDIENTE</w:t>
                       </w:r>
                     </w:p>
-                  </w:txbxContent>
-                </v:textbox>
-                <w10:wrap anchorx="margin"/>
-              </v:roundrect>
-            </w:pict>
-          </mc:Fallback>
-        </mc:AlternateContent>
-      </w:r>
-      <w:r>
-        <w:rPr>
-          <w:noProof/>
-        </w:rPr>
-        <mc:AlternateContent>
-          <mc:Choice Requires="wps">
-            <w:drawing>
-              <wp:anchor distT="0" distB="0" distL="114300" distR="114300" simplePos="0" relativeHeight="251731968" behindDoc="0" locked="0" layoutInCell="1" allowOverlap="1" wp14:anchorId="7A02D3DF" wp14:editId="447958B8">
-                <wp:simplePos x="0" y="0"/>
-                <wp:positionH relativeFrom="margin">
-                  <wp:posOffset>988266</wp:posOffset>
-                </wp:positionH>
-                <wp:positionV relativeFrom="paragraph">
-                  <wp:posOffset>52705</wp:posOffset>
-                </wp:positionV>
-                <wp:extent cx="1079500" cy="302895"/>
-                <wp:effectExtent l="0" t="0" r="25400" b="20955"/>
-                <wp:wrapNone/>
-                <wp:docPr id="2" name="Rectángulo: esquinas redondeadas 2"/>
-                <wp:cNvGraphicFramePr/>
-                <a:graphic xmlns:a="http://schemas.openxmlformats.org/drawingml/2006/main">
-                  <a:graphicData uri="http://schemas.microsoft.com/office/word/2010/wordprocessingShape">
-                    <wps:wsp>
-                      <wps:cNvSpPr/>
-                      <wps:spPr>
-                        <a:xfrm>
-                          <a:off x="0" y="0"/>
-                          <a:ext cx="1079500" cy="302895"/>
-                        </a:xfrm>
-                        <a:prstGeom prst="roundRect">
-                          <a:avLst/>
-                        </a:prstGeom>
-                      </wps:spPr>
-                      <wps:style>
-                        <a:lnRef idx="2">
-                          <a:schemeClr val="dk1"/>
-                        </a:lnRef>
-                        <a:fillRef idx="1">
-                          <a:schemeClr val="lt1"/>
-                        </a:fillRef>
-                        <a:effectRef idx="0">
-                          <a:schemeClr val="dk1"/>
-                        </a:effectRef>
-                        <a:fontRef idx="minor">
-                          <a:schemeClr val="dk1"/>
-                        </a:fontRef>
-                      </wps:style>
-                      <wps:txbx>
-                        <w:txbxContent>
-                          <w:p>
-                            <w:pPr>
-                              <w:spacing w:after="0"/>
-                              <w:jc w:val="center"/>
-                            </w:pPr>
-                            <w:r>
-                              <w:t>{{</w:t>
-                            </w:r>
-                            <w:r>
-                              <w:t>turno</w:t>
-                            </w:r>
-                            <w:r>
-                              <w:t>}}</w:t>
-                            </w:r>
-                          </w:p>
-                        </w:txbxContent>
-                      </wps:txbx>
-                      <wps:bodyPr rot="0" spcFirstLastPara="0" vertOverflow="overflow" horzOverflow="overflow" vert="horz" wrap="square" lIns="91440" tIns="45720" rIns="91440" bIns="45720" numCol="1" spcCol="0" rtlCol="0" fromWordArt="0" anchor="ctr" anchorCtr="0" forceAA="0" compatLnSpc="1">
-                        <a:prstTxWarp prst="textNoShape">
-                          <a:avLst/>
-                        </a:prstTxWarp>
-                        <a:noAutofit/>
-                      </wps:bodyPr>
-                    </wps:wsp>
-                  </a:graphicData>
-                </a:graphic>
-                <wp14:sizeRelH relativeFrom="margin">
-                  <wp14:pctWidth>0</wp14:pctWidth>
-                </wp14:sizeRelH>
-                <wp14:sizeRelV relativeFrom="margin">
-                  <wp14:pctHeight>0</wp14:pctHeight>
-                </wp14:sizeRelV>
-              </wp:anchor>
-            </w:drawing>
-          </mc:Choice>
-          <mc:Fallback>
-            <w:pict>
-              <v:roundrect w14:anchorId="7A02D3DF" id="Rectángulo: esquinas redondeadas 2" o:spid="_x0000_s1029" style="position:absolute;margin-left:77.8pt;margin-top:4.15pt;width:85pt;height:23.85pt;z-index:251731968;visibility:visible;mso-wrap-style:square;mso-width-percent:0;mso-height-percent:0;mso-wrap-distance-left:9pt;mso-wrap-distance-top:0;mso-wrap-distance-right:9pt;mso-wrap-distance-bottom:0;mso-position-horizontal:absolute;mso-position-horizontal-relative:margin;mso-position-vertical:absolute;mso-position-vertical-relative:text;mso-width-percent:0;mso-height-percent:0;mso-width-relative:margin;mso-height-relative:margin;v-text-anchor:middle" arcsize="10923f" o:gfxdata="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" fillcolor="white [3201]" strokecolor="black [3200]" strokeweight="1pt">
-                <v:stroke joinstyle="miter"/>
-                <v:textbox>
-                  <w:txbxContent>
                     <w:p>
                       <w:pPr>
                         <w:spacing w:after="0"/>
                         <w:jc w:val="center"/>
                       </w:pPr>
                       <w:r>
-                        <w:t>{{</w:t>
-                      </w:r>
-                      <w:r>
-                        <w:t>turno</w:t>
-                      </w:r>
-                      <w:r>
-                        <w:t>}}</w:t>
+                        <w:t>{{expediente}}</w:t>
                       </w:r>
                     </w:p>
                   </w:txbxContent>
                 </v:textbox>
-                <w10:wrap anchorx="margin"/>
-              </v:roundrect>
-            </w:pict>
-          </mc:Fallback>
-        </mc:AlternateContent>
-      </w:r>
-      <w:r>
-        <w:rPr>
-          <w:noProof/>
-        </w:rPr>
-        <mc:AlternateContent>
-          <mc:Choice Requires="wps">
-            <w:drawing>
-              <wp:anchor distT="0" distB="0" distL="114300" distR="114300" simplePos="0" relativeHeight="251729920" behindDoc="0" locked="0" layoutInCell="1" allowOverlap="1" wp14:anchorId="6554A3AE" wp14:editId="710751B8">
-                <wp:simplePos x="0" y="0"/>
-                <wp:positionH relativeFrom="margin">
-                  <wp:posOffset>2063956</wp:posOffset>
-                </wp:positionH>
-                <wp:positionV relativeFrom="paragraph">
-                  <wp:posOffset>50800</wp:posOffset>
-                </wp:positionV>
-                <wp:extent cx="1544400" cy="302895"/>
-                <wp:effectExtent l="0" t="0" r="17780" b="20955"/>
-                <wp:wrapNone/>
-                <wp:docPr id="1" name="Rectángulo: esquinas redondeadas 1"/>
-                <wp:cNvGraphicFramePr/>
-                <a:graphic xmlns:a="http://schemas.openxmlformats.org/drawingml/2006/main">
-                  <a:graphicData uri="http://schemas.microsoft.com/office/word/2010/wordprocessingShape">
-                    <wps:wsp>
-                      <wps:cNvSpPr/>
-                      <wps:spPr>
-                        <a:xfrm>
-                          <a:off x="0" y="0"/>
-                          <a:ext cx="1544400" cy="302895"/>
-                        </a:xfrm>
-                        <a:prstGeom prst="roundRect">
-                          <a:avLst/>
-                        </a:prstGeom>
-                      </wps:spPr>
-                      <wps:style>
-                        <a:lnRef idx="2">
-                          <a:schemeClr val="dk1"/>
-                        </a:lnRef>
-                        <a:fillRef idx="1">
-                          <a:schemeClr val="lt1"/>
-                        </a:fillRef>
-                        <a:effectRef idx="0">
-                          <a:schemeClr val="dk1"/>
-                        </a:effectRef>
-                        <a:fontRef idx="minor">
-                          <a:schemeClr val="dk1"/>
-                        </a:fontRef>
-                      </wps:style>
-                      <wps:txbx>
-                        <w:txbxContent>
-                          <w:p>
-                            <w:pPr>
-                              <w:spacing w:after="0"/>
-                              <w:jc w:val="center"/>
-                            </w:pPr>
-                            <w:r>
-                              <w:t>{{</w:t>
-                            </w:r>
-                            <w:proofErr w:type="spellStart"/>
-                            <w:r>
-                              <w:t>centro_atenci</w:t>
-                            </w:r>
-                            <w:r>
-                              <w:t>o</w:t>
-                            </w:r>
-                            <w:r>
-                              <w:t>n</w:t>
-                            </w:r>
-                            <w:proofErr w:type="spellEnd"/>
-                            <w:r>
-                              <w:t>}}</w:t>
-                            </w:r>
-                          </w:p>
-                        </w:txbxContent>
-                      </wps:txbx>
-                      <wps:bodyPr rot="0" spcFirstLastPara="0" vertOverflow="overflow" horzOverflow="overflow" vert="horz" wrap="square" lIns="91440" tIns="45720" rIns="91440" bIns="45720" numCol="1" spcCol="0" rtlCol="0" fromWordArt="0" anchor="ctr" anchorCtr="0" forceAA="0" compatLnSpc="1">
-                        <a:prstTxWarp prst="textNoShape">
-                          <a:avLst/>
-                        </a:prstTxWarp>
-                        <a:noAutofit/>
-                      </wps:bodyPr>
-                    </wps:wsp>
-                  </a:graphicData>
-                </a:graphic>
-                <wp14:sizeRelH relativeFrom="margin">
-                  <wp14:pctWidth>0</wp14:pctWidth>
-                </wp14:sizeRelH>
-                <wp14:sizeRelV relativeFrom="margin">
-                  <wp14:pctHeight>0</wp14:pctHeight>
-                </wp14:sizeRelV>
-              </wp:anchor>
-            </w:drawing>
-          </mc:Choice>
-          <mc:Fallback>
-            <w:pict>
-              <v:roundrect w14:anchorId="6554A3AE" id="Rectángulo: esquinas redondeadas 1" o:spid="_x0000_s1030" style="position:absolute;margin-left:162.5pt;margin-top:4pt;width:121.6pt;height:23.85pt;z-index:251729920;visibility:visible;mso-wrap-style:square;mso-width-percent:0;mso-height-percent:0;mso-wrap-distance-left:9pt;mso-wrap-distance-top:0;mso-wrap-distance-right:9pt;mso-wrap-distance-bottom:0;mso-position-horizontal:absolute;mso-position-horizontal-relative:margin;mso-position-vertical:absolute;mso-position-vertical-relative:text;mso-width-percent:0;mso-height-percent:0;mso-width-relative:margin;mso-height-relative:margin;v-text-anchor:middle" arcsize="10923f" o:gfxdata="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" fillcolor="white [3201]" strokecolor="black [3200]" strokeweight="1pt">
-                <v:stroke joinstyle="miter"/>
-                <v:textbox>
-                  <w:txbxContent>
-                    <w:p>
-                      <w:pPr>
-                        <w:spacing w:after="0"/>
-                        <w:jc w:val="center"/>
-                      </w:pPr>
-                      <w:r>
-                        <w:t>{{</w:t>
-                      </w:r>
-                      <w:proofErr w:type="spellStart"/>
-                      <w:r>
-                        <w:t>centro_atenci</w:t>
-                      </w:r>
-                      <w:r>
-                        <w:t>o</w:t>
-                      </w:r>
-                      <w:r>
-                        <w:t>n</w:t>
-                      </w:r>
-                      <w:proofErr w:type="spellEnd"/>
-                      <w:r>
-                        <w:t>}}</w:t>
-                      </w:r>
-                    </w:p>
-                  </w:txbxContent>
-                </v:textbox>
-                <w10:wrap anchorx="margin"/>
-              </v:roundrect>
-            </w:pict>
-          </mc:Fallback>
-        </mc:AlternateContent>
-      </w:r>
-      <w:r>
-        <w:rPr>
-          <w:noProof/>
-        </w:rPr>
-        <mc:AlternateContent>
-          <mc:Choice Requires="wps">
-            <w:drawing>
-              <wp:anchor distT="0" distB="0" distL="114300" distR="114300" simplePos="0" relativeHeight="251748352" behindDoc="0" locked="0" layoutInCell="1" allowOverlap="1" wp14:anchorId="1D41811D" wp14:editId="5F7F1191">
-                <wp:simplePos x="0" y="0"/>
-                <wp:positionH relativeFrom="margin">
-                  <wp:posOffset>2064763</wp:posOffset>
-                </wp:positionH>
-                <wp:positionV relativeFrom="paragraph">
-                  <wp:posOffset>-250304</wp:posOffset>
-                </wp:positionV>
-                <wp:extent cx="1545080" cy="302895"/>
-                <wp:effectExtent l="0" t="0" r="17145" b="20955"/>
-                <wp:wrapNone/>
-                <wp:docPr id="19" name="Rectángulo: esquinas redondeadas 19"/>
-                <wp:cNvGraphicFramePr/>
-                <a:graphic xmlns:a="http://schemas.openxmlformats.org/drawingml/2006/main">
-                  <a:graphicData uri="http://schemas.microsoft.com/office/word/2010/wordprocessingShape">
-                    <wps:wsp>
-                      <wps:cNvSpPr/>
-                      <wps:spPr>
-                        <a:xfrm>
-                          <a:off x="0" y="0"/>
-                          <a:ext cx="1545080" cy="302895"/>
-                        </a:xfrm>
-                        <a:prstGeom prst="roundRect">
-                          <a:avLst/>
-                        </a:prstGeom>
-                      </wps:spPr>
-                      <wps:style>
-                        <a:lnRef idx="2">
-                          <a:schemeClr val="dk1"/>
-                        </a:lnRef>
-                        <a:fillRef idx="1">
-                          <a:schemeClr val="lt1"/>
-                        </a:fillRef>
-                        <a:effectRef idx="0">
-                          <a:schemeClr val="dk1"/>
-                        </a:effectRef>
-                        <a:fontRef idx="minor">
-                          <a:schemeClr val="dk1"/>
-                        </a:fontRef>
-                      </wps:style>
-                      <wps:txbx>
-                        <w:txbxContent>
-                          <w:p>
-                            <w:pPr>
-                              <w:spacing w:after="0"/>
-                              <w:jc w:val="center"/>
-                            </w:pPr>
-                            <w:r>
-                              <w:t>CENTR</w:t>
-                            </w:r>
-                            <w:r>
-                              <w:t>O</w:t>
-                            </w:r>
-                            <w:r>
-                              <w:t xml:space="preserve"> DE ATENCIÓN</w:t>
-                            </w:r>
-                          </w:p>
-                        </w:txbxContent>
-                      </wps:txbx>
-                      <wps:bodyPr rot="0" spcFirstLastPara="0" vertOverflow="overflow" horzOverflow="overflow" vert="horz" wrap="square" lIns="91440" tIns="45720" rIns="91440" bIns="45720" numCol="1" spcCol="0" rtlCol="0" fromWordArt="0" anchor="ctr" anchorCtr="0" forceAA="0" compatLnSpc="1">
-                        <a:prstTxWarp prst="textNoShape">
-                          <a:avLst/>
-                        </a:prstTxWarp>
-                        <a:noAutofit/>
-                      </wps:bodyPr>
-                    </wps:wsp>
-                  </a:graphicData>
-                </a:graphic>
-                <wp14:sizeRelH relativeFrom="margin">
-                  <wp14:pctWidth>0</wp14:pctWidth>
-                </wp14:sizeRelH>
-                <wp14:sizeRelV relativeFrom="margin">
-                  <wp14:pctHeight>0</wp14:pctHeight>
-                </wp14:sizeRelV>
-              </wp:anchor>
-            </w:drawing>
-          </mc:Choice>
-          <mc:Fallback>
-            <w:pict>
-              <v:roundrect w14:anchorId="1D41811D" id="Rectángulo: esquinas redondeadas 19" o:spid="_x0000_s1031" style="position:absolute;margin-left:162.6pt;margin-top:-19.7pt;width:121.65pt;height:23.85pt;z-index:251748352;visibility:visible;mso-wrap-style:square;mso-width-percent:0;mso-height-percent:0;mso-wrap-distance-left:9pt;mso-wrap-distance-top:0;mso-wrap-distance-right:9pt;mso-wrap-distance-bottom:0;mso-position-horizontal:absolute;mso-position-horizontal-relative:margin;mso-position-vertical:absolute;mso-position-vertical-relative:text;mso-width-percent:0;mso-height-percent:0;mso-width-relative:margin;mso-height-relative:margin;v-text-anchor:middle" arcsize="10923f" o:gfxdata="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" fillcolor="white [3201]" strokecolor="black [3200]" strokeweight="1pt">
-                <v:stroke joinstyle="miter"/>
-                <v:textbox>
-                  <w:txbxContent>
-                    <w:p>
-                      <w:pPr>
-                        <w:spacing w:after="0"/>
-                        <w:jc w:val="center"/>
-                      </w:pPr>
-                      <w:r>
-                        <w:t>CENTR</w:t>
-                      </w:r>
-                      <w:r>
-                        <w:t>O</w:t>
-                      </w:r>
-                      <w:r>
-                        <w:t xml:space="preserve"> DE ATENCIÓN</w:t>
-                      </w:r>
-                    </w:p>
-                  </w:txbxContent>
-                </v:textbox>
-                <w10:wrap anchorx="margin"/>
-              </v:roundrect>
-            </w:pict>
-          </mc:Fallback>
-        </mc:AlternateContent>
-      </w:r>
-      <w:r>
-        <w:rPr>
-          <w:noProof/>
-        </w:rPr>
-        <mc:AlternateContent>
-          <mc:Choice Requires="wps">
-            <w:drawing>
-              <wp:anchor distT="0" distB="0" distL="114300" distR="114300" simplePos="0" relativeHeight="251734016" behindDoc="0" locked="0" layoutInCell="1" allowOverlap="1" wp14:anchorId="4B822343" wp14:editId="52651CEB">
-                <wp:simplePos x="0" y="0"/>
-                <wp:positionH relativeFrom="margin">
-                  <wp:posOffset>3609340</wp:posOffset>
-                </wp:positionH>
-                <wp:positionV relativeFrom="paragraph">
-                  <wp:posOffset>50594</wp:posOffset>
-                </wp:positionV>
-                <wp:extent cx="2834640" cy="302895"/>
-                <wp:effectExtent l="0" t="0" r="22860" b="20955"/>
-                <wp:wrapNone/>
-                <wp:docPr id="3" name="Rectángulo: esquinas redondeadas 3"/>
-                <wp:cNvGraphicFramePr/>
-                <a:graphic xmlns:a="http://schemas.openxmlformats.org/drawingml/2006/main">
-                  <a:graphicData uri="http://schemas.microsoft.com/office/word/2010/wordprocessingShape">
-                    <wps:wsp>
-                      <wps:cNvSpPr/>
-                      <wps:spPr>
-                        <a:xfrm>
-                          <a:off x="0" y="0"/>
-                          <a:ext cx="2834640" cy="302895"/>
-                        </a:xfrm>
-                        <a:prstGeom prst="roundRect">
-                          <a:avLst/>
-                        </a:prstGeom>
-                      </wps:spPr>
-                      <wps:style>
-                        <a:lnRef idx="2">
-                          <a:schemeClr val="dk1"/>
-                        </a:lnRef>
-                        <a:fillRef idx="1">
-                          <a:schemeClr val="lt1"/>
-                        </a:fillRef>
-                        <a:effectRef idx="0">
-                          <a:schemeClr val="dk1"/>
-                        </a:effectRef>
-                        <a:fontRef idx="minor">
-                          <a:schemeClr val="dk1"/>
-                        </a:fontRef>
-                      </wps:style>
-                      <wps:txbx>
-                        <w:txbxContent>
-                          <w:p>
-                            <w:pPr>
-                              <w:spacing w:after="0"/>
-                              <w:jc w:val="center"/>
-                            </w:pPr>
-                            <w:r>
-                              <w:t>{{</w:t>
-                            </w:r>
-                            <w:proofErr w:type="spellStart"/>
-                            <w:r>
-                              <w:t>usuario_recepcion</w:t>
-                            </w:r>
-                            <w:proofErr w:type="spellEnd"/>
-                            <w:r>
-                              <w:t>}}</w:t>
-                            </w:r>
-                          </w:p>
-                        </w:txbxContent>
-                      </wps:txbx>
-                      <wps:bodyPr rot="0" spcFirstLastPara="0" vertOverflow="overflow" horzOverflow="overflow" vert="horz" wrap="square" lIns="91440" tIns="45720" rIns="91440" bIns="45720" numCol="1" spcCol="0" rtlCol="0" fromWordArt="0" anchor="ctr" anchorCtr="0" forceAA="0" compatLnSpc="1">
-                        <a:prstTxWarp prst="textNoShape">
-                          <a:avLst/>
-                        </a:prstTxWarp>
-                        <a:noAutofit/>
-                      </wps:bodyPr>
-                    </wps:wsp>
-                  </a:graphicData>
-                </a:graphic>
-                <wp14:sizeRelH relativeFrom="margin">
-                  <wp14:pctWidth>0</wp14:pctWidth>
-                </wp14:sizeRelH>
-                <wp14:sizeRelV relativeFrom="margin">
-                  <wp14:pctHeight>0</wp14:pctHeight>
-                </wp14:sizeRelV>
-              </wp:anchor>
-            </w:drawing>
-          </mc:Choice>
-          <mc:Fallback>
-            <w:pict>
-              <v:roundrect w14:anchorId="4B822343" id="Rectángulo: esquinas redondeadas 3" o:spid="_x0000_s1032" style="position:absolute;margin-left:284.2pt;margin-top:4pt;width:223.2pt;height:23.85pt;z-index:251734016;visibility:visible;mso-wrap-style:square;mso-width-percent:0;mso-height-percent:0;mso-wrap-distance-left:9pt;mso-wrap-distance-top:0;mso-wrap-distance-right:9pt;mso-wrap-distance-bottom:0;mso-position-horizontal:absolute;mso-position-horizontal-relative:margin;mso-position-vertical:absolute;mso-position-vertical-relative:text;mso-width-percent:0;mso-height-percent:0;mso-width-relative:margin;mso-height-relative:margin;v-text-anchor:middle" arcsize="10923f" o:gfxdata="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" fillcolor="white [3201]" strokecolor="black [3200]" strokeweight="1pt">
-                <v:stroke joinstyle="miter"/>
-                <v:textbox>
-                  <w:txbxContent>
-                    <w:p>
-                      <w:pPr>
-                        <w:spacing w:after="0"/>
-                        <w:jc w:val="center"/>
-                      </w:pPr>
-                      <w:r>
-                        <w:t>{{</w:t>
-                      </w:r>
-                      <w:proofErr w:type="spellStart"/>
-                      <w:r>
-                        <w:t>usuario_recepcion</w:t>
-                      </w:r>
-                      <w:proofErr w:type="spellEnd"/>
-                      <w:r>
-                        <w:t>}}</w:t>
-                      </w:r>
-                    </w:p>
-                  </w:txbxContent>
-                </v:textbox>
-                <w10:wrap anchorx="margin"/>
-              </v:roundrect>
-            </w:pict>
-          </mc:Fallback>
-        </mc:AlternateContent>
-      </w:r>
-      <w:r>
-        <w:rPr>
-          <w:noProof/>
-        </w:rPr>
-        <mc:AlternateContent>
-          <mc:Choice Requires="wps">
-            <w:drawing>
-              <wp:anchor distT="0" distB="0" distL="114300" distR="114300" simplePos="0" relativeHeight="251750400" behindDoc="0" locked="0" layoutInCell="1" allowOverlap="1" wp14:anchorId="40D59F30" wp14:editId="5CF31320">
-                <wp:simplePos x="0" y="0"/>
-                <wp:positionH relativeFrom="margin">
-                  <wp:posOffset>3606800</wp:posOffset>
-                </wp:positionH>
-                <wp:positionV relativeFrom="paragraph">
-                  <wp:posOffset>-250190</wp:posOffset>
-                </wp:positionV>
-                <wp:extent cx="2833200" cy="302895"/>
-                <wp:effectExtent l="0" t="0" r="24765" b="20955"/>
-                <wp:wrapNone/>
-                <wp:docPr id="20" name="Rectángulo: esquinas redondeadas 20"/>
-                <wp:cNvGraphicFramePr/>
-                <a:graphic xmlns:a="http://schemas.openxmlformats.org/drawingml/2006/main">
-                  <a:graphicData uri="http://schemas.microsoft.com/office/word/2010/wordprocessingShape">
-                    <wps:wsp>
-                      <wps:cNvSpPr/>
-                      <wps:spPr>
-                        <a:xfrm>
-                          <a:off x="0" y="0"/>
-                          <a:ext cx="2833200" cy="302895"/>
-                        </a:xfrm>
-                        <a:prstGeom prst="roundRect">
-                          <a:avLst/>
-                        </a:prstGeom>
-                      </wps:spPr>
-                      <wps:style>
-                        <a:lnRef idx="2">
-                          <a:schemeClr val="dk1"/>
-                        </a:lnRef>
-                        <a:fillRef idx="1">
-                          <a:schemeClr val="lt1"/>
-                        </a:fillRef>
-                        <a:effectRef idx="0">
-                          <a:schemeClr val="dk1"/>
-                        </a:effectRef>
-                        <a:fontRef idx="minor">
-                          <a:schemeClr val="dk1"/>
-                        </a:fontRef>
-                      </wps:style>
-                      <wps:txbx>
-                        <w:txbxContent>
-                          <w:p>
-                            <w:pPr>
-                              <w:spacing w:after="0"/>
-                              <w:jc w:val="center"/>
-                            </w:pPr>
-                            <w:proofErr w:type="spellStart"/>
-                            <w:r>
-                              <w:t>ATENDIO</w:t>
-                            </w:r>
-                            <w:proofErr w:type="spellEnd"/>
-                          </w:p>
-                        </w:txbxContent>
-                      </wps:txbx>
-                      <wps:bodyPr rot="0" spcFirstLastPara="0" vertOverflow="overflow" horzOverflow="overflow" vert="horz" wrap="square" lIns="91440" tIns="45720" rIns="91440" bIns="45720" numCol="1" spcCol="0" rtlCol="0" fromWordArt="0" anchor="ctr" anchorCtr="0" forceAA="0" compatLnSpc="1">
-                        <a:prstTxWarp prst="textNoShape">
-                          <a:avLst/>
-                        </a:prstTxWarp>
-                        <a:noAutofit/>
-                      </wps:bodyPr>
-                    </wps:wsp>
-                  </a:graphicData>
-                </a:graphic>
-                <wp14:sizeRelH relativeFrom="margin">
-                  <wp14:pctWidth>0</wp14:pctWidth>
-                </wp14:sizeRelH>
-                <wp14:sizeRelV relativeFrom="margin">
-                  <wp14:pctHeight>0</wp14:pctHeight>
-                </wp14:sizeRelV>
-              </wp:anchor>
-            </w:drawing>
-          </mc:Choice>
-          <mc:Fallback>
-            <w:pict>
-              <v:roundrect w14:anchorId="40D59F30" id="Rectángulo: esquinas redondeadas 20" o:spid="_x0000_s1033" style="position:absolute;margin-left:284pt;margin-top:-19.7pt;width:223.1pt;height:23.85pt;z-index:251750400;visibility:visible;mso-wrap-style:square;mso-width-percent:0;mso-height-percent:0;mso-wrap-distance-left:9pt;mso-wrap-distance-top:0;mso-wrap-distance-right:9pt;mso-wrap-distance-bottom:0;mso-position-horizontal:absolute;mso-position-horizontal-relative:margin;mso-position-vertical:absolute;mso-position-vertical-relative:text;mso-width-percent:0;mso-height-percent:0;mso-width-relative:margin;mso-height-relative:margin;v-text-anchor:middle" arcsize="10923f" o:gfxdata="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" fillcolor="white [3201]" strokecolor="black [3200]" strokeweight="1pt">
-                <v:stroke joinstyle="miter"/>
-                <v:textbox>
-                  <w:txbxContent>
-                    <w:p>
-                      <w:pPr>
-                        <w:spacing w:after="0"/>
-                        <w:jc w:val="center"/>
-                      </w:pPr>
-                      <w:proofErr w:type="spellStart"/>
-                      <w:r>
-                        <w:t>ATENDIO</w:t>
-                      </w:r>
-                      <w:proofErr w:type="spellEnd"/>
-                    </w:p>
-                  </w:txbxContent>
-                </v:textbox>
-                <w10:wrap anchorx="margin"/>
               </v:roundrect>
             </w:pict>
           </mc:Fallback>
@@ -902,13 +429,13 @@
           <w:noProof/>
         </w:rPr>
         <w:drawing>
-          <wp:anchor distT="0" distB="0" distL="114300" distR="114300" simplePos="0" relativeHeight="251659264" behindDoc="1" locked="0" layoutInCell="1" allowOverlap="1" wp14:anchorId="2399A315" wp14:editId="4B3CA646">
+          <wp:anchor distT="0" distB="0" distL="114300" distR="114300" simplePos="0" relativeHeight="251659264" behindDoc="1" locked="0" layoutInCell="1" allowOverlap="1" wp14:anchorId="2399A315" wp14:editId="0241E30F">
             <wp:simplePos x="0" y="0"/>
             <wp:positionH relativeFrom="margin">
-              <wp:posOffset>-628015</wp:posOffset>
+              <wp:posOffset>-591024</wp:posOffset>
             </wp:positionH>
             <wp:positionV relativeFrom="paragraph">
-              <wp:posOffset>-847725</wp:posOffset>
+              <wp:posOffset>-836930</wp:posOffset>
             </wp:positionV>
             <wp:extent cx="762635" cy="579755"/>
             <wp:effectExtent l="0" t="0" r="0" b="0"/>
@@ -965,24 +492,29 @@
         </w:drawing>
       </w:r>
       <w:r>
+        <w:t xml:space="preserve">      </w:t>
+      </w:r>
+    </w:p>
+    <w:p>
+      <w:r>
         <w:rPr>
           <w:noProof/>
         </w:rPr>
         <mc:AlternateContent>
           <mc:Choice Requires="wps">
             <w:drawing>
-              <wp:anchor distT="0" distB="0" distL="114300" distR="114300" simplePos="0" relativeHeight="251662336" behindDoc="0" locked="0" layoutInCell="1" allowOverlap="1" wp14:anchorId="6DFD4B23" wp14:editId="33093F68">
+              <wp:anchor distT="0" distB="0" distL="114300" distR="114300" simplePos="0" relativeHeight="251731968" behindDoc="0" locked="0" layoutInCell="1" allowOverlap="1" wp14:anchorId="7A02D3DF" wp14:editId="0FD13097">
                 <wp:simplePos x="0" y="0"/>
-                <wp:positionH relativeFrom="column">
-                  <wp:posOffset>5349875</wp:posOffset>
+                <wp:positionH relativeFrom="margin">
+                  <wp:posOffset>981710</wp:posOffset>
                 </wp:positionH>
                 <wp:positionV relativeFrom="paragraph">
-                  <wp:posOffset>-821055</wp:posOffset>
+                  <wp:posOffset>417195</wp:posOffset>
                 </wp:positionV>
-                <wp:extent cx="1076960" cy="538480"/>
-                <wp:effectExtent l="0" t="0" r="27940" b="13970"/>
+                <wp:extent cx="1079500" cy="302895"/>
+                <wp:effectExtent l="0" t="0" r="25400" b="20955"/>
                 <wp:wrapNone/>
-                <wp:docPr id="7" name="Rectángulo: esquinas redondeadas 7"/>
+                <wp:docPr id="2" name="Rectángulo: esquinas redondeadas 2"/>
                 <wp:cNvGraphicFramePr/>
                 <a:graphic xmlns:a="http://schemas.openxmlformats.org/drawingml/2006/main">
                   <a:graphicData uri="http://schemas.microsoft.com/office/word/2010/wordprocessingShape">
@@ -991,7 +523,7 @@
                       <wps:spPr>
                         <a:xfrm>
                           <a:off x="0" y="0"/>
-                          <a:ext cx="1076960" cy="538480"/>
+                          <a:ext cx="1079500" cy="302895"/>
                         </a:xfrm>
                         <a:prstGeom prst="roundRect">
                           <a:avLst/>
@@ -1019,21 +551,18 @@
                               <w:jc w:val="center"/>
                             </w:pPr>
                             <w:r>
-                              <w:t>EXPEDIENTE</w:t>
-                            </w:r>
-                          </w:p>
-                          <w:p>
-                            <w:pPr>
-                              <w:spacing w:after="0"/>
-                              <w:jc w:val="center"/>
-                            </w:pPr>
-                            <w:r>
-                              <w:t>{{expediente}}</w:t>
+                              <w:t>{{</w:t>
+                            </w:r>
+                            <w:r>
+                              <w:t>turno</w:t>
+                            </w:r>
+                            <w:r>
+                              <w:t>}}</w:t>
                             </w:r>
                           </w:p>
                         </w:txbxContent>
                       </wps:txbx>
-                      <wps:bodyPr rot="0" spcFirstLastPara="0" vertOverflow="overflow" horzOverflow="overflow" vert="horz" wrap="square" lIns="91440" tIns="45720" rIns="91440" bIns="45720" numCol="1" spcCol="0" rtlCol="0" fromWordArt="0" anchor="t" anchorCtr="0" forceAA="0" compatLnSpc="1">
+                      <wps:bodyPr rot="0" spcFirstLastPara="0" vertOverflow="overflow" horzOverflow="overflow" vert="horz" wrap="square" lIns="91440" tIns="45720" rIns="91440" bIns="45720" numCol="1" spcCol="0" rtlCol="0" fromWordArt="0" anchor="ctr" anchorCtr="0" forceAA="0" compatLnSpc="1">
                         <a:prstTxWarp prst="textNoShape">
                           <a:avLst/>
                         </a:prstTxWarp>
@@ -1053,7 +582,7 @@
           </mc:Choice>
           <mc:Fallback>
             <w:pict>
-              <v:roundrect w14:anchorId="6DFD4B23" id="Rectángulo: esquinas redondeadas 7" o:spid="_x0000_s1034" style="position:absolute;margin-left:421.25pt;margin-top:-64.65pt;width:84.8pt;height:42.4pt;z-index:251662336;visibility:visible;mso-wrap-style:square;mso-width-percent:0;mso-height-percent:0;mso-wrap-distance-left:9pt;mso-wrap-distance-top:0;mso-wrap-distance-right:9pt;mso-wrap-distance-bottom:0;mso-position-horizontal:absolute;mso-position-horizontal-relative:text;mso-position-vertical:absolute;mso-position-vertical-relative:text;mso-width-percent:0;mso-height-percent:0;mso-width-relative:margin;mso-height-relative:margin;v-text-anchor:top" arcsize="10923f" o:gfxdata="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" fillcolor="white [3201]" strokecolor="black [3200]" strokeweight="1pt">
+              <v:roundrect w14:anchorId="7A02D3DF" id="Rectángulo: esquinas redondeadas 2" o:spid="_x0000_s1029" style="position:absolute;margin-left:77.3pt;margin-top:32.85pt;width:85pt;height:23.85pt;z-index:251731968;visibility:visible;mso-wrap-style:square;mso-width-percent:0;mso-height-percent:0;mso-wrap-distance-left:9pt;mso-wrap-distance-top:0;mso-wrap-distance-right:9pt;mso-wrap-distance-bottom:0;mso-position-horizontal:absolute;mso-position-horizontal-relative:margin;mso-position-vertical:absolute;mso-position-vertical-relative:text;mso-width-percent:0;mso-height-percent:0;mso-width-relative:margin;mso-height-relative:margin;v-text-anchor:middle" arcsize="10923f" o:gfxdata="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" fillcolor="white [3201]" strokecolor="black [3200]" strokeweight="1pt">
                 <v:stroke joinstyle="miter"/>
                 <v:textbox>
                   <w:txbxContent>
@@ -1063,20 +592,18 @@
                         <w:jc w:val="center"/>
                       </w:pPr>
                       <w:r>
-                        <w:t>EXPEDIENTE</w:t>
-                      </w:r>
-                    </w:p>
-                    <w:p>
-                      <w:pPr>
-                        <w:spacing w:after="0"/>
-                        <w:jc w:val="center"/>
-                      </w:pPr>
-                      <w:r>
-                        <w:t>{{expediente}}</w:t>
+                        <w:t>{{</w:t>
+                      </w:r>
+                      <w:r>
+                        <w:t>turno</w:t>
+                      </w:r>
+                      <w:r>
+                        <w:t>}}</w:t>
                       </w:r>
                     </w:p>
                   </w:txbxContent>
                 </v:textbox>
+                <w10:wrap anchorx="margin"/>
               </v:roundrect>
             </w:pict>
           </mc:Fallback>
@@ -1089,18 +616,18 @@
         <mc:AlternateContent>
           <mc:Choice Requires="wps">
             <w:drawing>
-              <wp:anchor distT="0" distB="0" distL="114300" distR="114300" simplePos="0" relativeHeight="251660288" behindDoc="0" locked="0" layoutInCell="1" allowOverlap="1" wp14:anchorId="485D10C9" wp14:editId="04D2382D">
+              <wp:anchor distT="0" distB="0" distL="114300" distR="114300" simplePos="0" relativeHeight="251734016" behindDoc="0" locked="0" layoutInCell="1" allowOverlap="1" wp14:anchorId="4B822343" wp14:editId="4A49E489">
                 <wp:simplePos x="0" y="0"/>
-                <wp:positionH relativeFrom="column">
-                  <wp:posOffset>140335</wp:posOffset>
+                <wp:positionH relativeFrom="margin">
+                  <wp:posOffset>3600450</wp:posOffset>
                 </wp:positionH>
                 <wp:positionV relativeFrom="paragraph">
-                  <wp:posOffset>-802640</wp:posOffset>
+                  <wp:posOffset>417195</wp:posOffset>
                 </wp:positionV>
-                <wp:extent cx="5199778" cy="521335"/>
-                <wp:effectExtent l="0" t="0" r="20320" b="12065"/>
+                <wp:extent cx="2829560" cy="302895"/>
+                <wp:effectExtent l="0" t="0" r="27940" b="20955"/>
                 <wp:wrapNone/>
-                <wp:docPr id="6" name="Rectángulo: esquinas redondeadas 6"/>
+                <wp:docPr id="3" name="Rectángulo: esquinas redondeadas 3"/>
                 <wp:cNvGraphicFramePr/>
                 <a:graphic xmlns:a="http://schemas.openxmlformats.org/drawingml/2006/main">
                   <a:graphicData uri="http://schemas.microsoft.com/office/word/2010/wordprocessingShape">
@@ -1109,7 +636,7 @@
                       <wps:spPr>
                         <a:xfrm>
                           <a:off x="0" y="0"/>
-                          <a:ext cx="5199778" cy="521335"/>
+                          <a:ext cx="2829560" cy="302895"/>
                         </a:xfrm>
                         <a:prstGeom prst="roundRect">
                           <a:avLst/>
@@ -1135,31 +662,22 @@
                             <w:pPr>
                               <w:spacing w:after="0"/>
                               <w:jc w:val="center"/>
-                              <w:rPr>
-                                <w:b/>
-                                <w:bCs/>
-                              </w:rPr>
                             </w:pPr>
                             <w:r>
-                              <w:rPr>
-                                <w:b/>
-                                <w:bCs/>
-                              </w:rPr>
-                              <w:t>GERENCIA DE SALUD Y BIENESTAR SOCIAL</w:t>
-                            </w:r>
-                          </w:p>
-                          <w:p>
-                            <w:pPr>
-                              <w:spacing w:after="0"/>
-                              <w:jc w:val="center"/>
-                            </w:pPr>
-                            <w:r>
-                              <w:t>FICHA DE CONSULTA INTERNA</w:t>
+                              <w:t>{{</w:t>
+                            </w:r>
+                            <w:proofErr w:type="spellStart"/>
+                            <w:r>
+                              <w:t>usuario_recepcion</w:t>
+                            </w:r>
+                            <w:proofErr w:type="spellEnd"/>
+                            <w:r>
+                              <w:t>}}</w:t>
                             </w:r>
                           </w:p>
                         </w:txbxContent>
                       </wps:txbx>
-                      <wps:bodyPr rot="0" spcFirstLastPara="0" vertOverflow="overflow" horzOverflow="overflow" vert="horz" wrap="square" lIns="91440" tIns="45720" rIns="91440" bIns="45720" numCol="1" spcCol="0" rtlCol="0" fromWordArt="0" anchor="t" anchorCtr="0" forceAA="0" compatLnSpc="1">
+                      <wps:bodyPr rot="0" spcFirstLastPara="0" vertOverflow="overflow" horzOverflow="overflow" vert="horz" wrap="square" lIns="91440" tIns="45720" rIns="91440" bIns="45720" numCol="1" spcCol="0" rtlCol="0" fromWordArt="0" anchor="ctr" anchorCtr="0" forceAA="0" compatLnSpc="1">
                         <a:prstTxWarp prst="textNoShape">
                           <a:avLst/>
                         </a:prstTxWarp>
@@ -1179,7 +697,7 @@
           </mc:Choice>
           <mc:Fallback>
             <w:pict>
-              <v:roundrect w14:anchorId="485D10C9" id="Rectángulo: esquinas redondeadas 6" o:spid="_x0000_s1035" style="position:absolute;margin-left:11.05pt;margin-top:-63.2pt;width:409.45pt;height:41.05pt;z-index:251660288;visibility:visible;mso-wrap-style:square;mso-width-percent:0;mso-height-percent:0;mso-wrap-distance-left:9pt;mso-wrap-distance-top:0;mso-wrap-distance-right:9pt;mso-wrap-distance-bottom:0;mso-position-horizontal:absolute;mso-position-horizontal-relative:text;mso-position-vertical:absolute;mso-position-vertical-relative:text;mso-width-percent:0;mso-height-percent:0;mso-width-relative:margin;mso-height-relative:margin;v-text-anchor:top" arcsize="10923f" o:gfxdata="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" fillcolor="white [3201]" strokecolor="black [3200]" strokeweight="1pt">
+              <v:roundrect w14:anchorId="4B822343" id="Rectángulo: esquinas redondeadas 3" o:spid="_x0000_s1030" style="position:absolute;margin-left:283.5pt;margin-top:32.85pt;width:222.8pt;height:23.85pt;z-index:251734016;visibility:visible;mso-wrap-style:square;mso-width-percent:0;mso-height-percent:0;mso-wrap-distance-left:9pt;mso-wrap-distance-top:0;mso-wrap-distance-right:9pt;mso-wrap-distance-bottom:0;mso-position-horizontal:absolute;mso-position-horizontal-relative:margin;mso-position-vertical:absolute;mso-position-vertical-relative:text;mso-width-percent:0;mso-height-percent:0;mso-width-relative:margin;mso-height-relative:margin;v-text-anchor:middle" arcsize="10923f" o:gfxdata="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" fillcolor="white [3201]" strokecolor="black [3200]" strokeweight="1pt">
                 <v:stroke joinstyle="miter"/>
                 <v:textbox>
                   <w:txbxContent>
@@ -1187,40 +705,27 @@
                       <w:pPr>
                         <w:spacing w:after="0"/>
                         <w:jc w:val="center"/>
-                        <w:rPr>
-                          <w:b/>
-                          <w:bCs/>
-                        </w:rPr>
                       </w:pPr>
                       <w:r>
-                        <w:rPr>
-                          <w:b/>
-                          <w:bCs/>
-                        </w:rPr>
-                        <w:t>GERENCIA DE SALUD Y BIENESTAR SOCIAL</w:t>
-                      </w:r>
-                    </w:p>
-                    <w:p>
-                      <w:pPr>
-                        <w:spacing w:after="0"/>
-                        <w:jc w:val="center"/>
-                      </w:pPr>
-                      <w:r>
-                        <w:t>FICHA DE CONSULTA INTERNA</w:t>
+                        <w:t>{{</w:t>
+                      </w:r>
+                      <w:proofErr w:type="spellStart"/>
+                      <w:r>
+                        <w:t>usuario_recepcion</w:t>
+                      </w:r>
+                      <w:proofErr w:type="spellEnd"/>
+                      <w:r>
+                        <w:t>}}</w:t>
                       </w:r>
                     </w:p>
                   </w:txbxContent>
                 </v:textbox>
+                <w10:wrap anchorx="margin"/>
               </v:roundrect>
             </w:pict>
           </mc:Fallback>
         </mc:AlternateContent>
       </w:r>
-      <w:r>
-        <w:t xml:space="preserve">      </w:t>
-      </w:r>
-    </w:p>
-    <w:p>
       <w:r>
         <w:rPr>
           <w:noProof/>
@@ -1228,18 +733,18 @@
         <mc:AlternateContent>
           <mc:Choice Requires="wps">
             <w:drawing>
-              <wp:anchor distT="0" distB="0" distL="114300" distR="114300" simplePos="0" relativeHeight="251740160" behindDoc="0" locked="0" layoutInCell="1" allowOverlap="1" wp14:anchorId="1CEB8C9C" wp14:editId="709A759B">
+              <wp:anchor distT="0" distB="0" distL="114300" distR="114300" simplePos="0" relativeHeight="251729920" behindDoc="0" locked="0" layoutInCell="1" allowOverlap="1" wp14:anchorId="6554A3AE" wp14:editId="37657518">
                 <wp:simplePos x="0" y="0"/>
-                <wp:positionH relativeFrom="column">
-                  <wp:posOffset>5086985</wp:posOffset>
+                <wp:positionH relativeFrom="margin">
+                  <wp:posOffset>2058670</wp:posOffset>
                 </wp:positionH>
                 <wp:positionV relativeFrom="paragraph">
-                  <wp:posOffset>81915</wp:posOffset>
+                  <wp:posOffset>417830</wp:posOffset>
                 </wp:positionV>
-                <wp:extent cx="1351915" cy="302260"/>
-                <wp:effectExtent l="0" t="0" r="19685" b="21590"/>
+                <wp:extent cx="1544320" cy="302895"/>
+                <wp:effectExtent l="0" t="0" r="17780" b="20955"/>
                 <wp:wrapNone/>
-                <wp:docPr id="13" name="Rectángulo: esquinas redondeadas 13"/>
+                <wp:docPr id="1" name="Rectángulo: esquinas redondeadas 1"/>
                 <wp:cNvGraphicFramePr/>
                 <a:graphic xmlns:a="http://schemas.openxmlformats.org/drawingml/2006/main">
                   <a:graphicData uri="http://schemas.microsoft.com/office/word/2010/wordprocessingShape">
@@ -1248,7 +753,7 @@
                       <wps:spPr>
                         <a:xfrm>
                           <a:off x="0" y="0"/>
-                          <a:ext cx="1351915" cy="302260"/>
+                          <a:ext cx="1544320" cy="302895"/>
                         </a:xfrm>
                         <a:prstGeom prst="roundRect">
                           <a:avLst/>
@@ -1275,16 +780,22 @@
                               <w:spacing w:after="0"/>
                               <w:jc w:val="center"/>
                             </w:pPr>
+                            <w:r>
+                              <w:t>{{</w:t>
+                            </w:r>
                             <w:proofErr w:type="spellStart"/>
                             <w:r>
-                              <w:t>FEC</w:t>
+                              <w:t>centro_atenci</w:t>
+                            </w:r>
+                            <w:r>
+                              <w:t>o</w:t>
+                            </w:r>
+                            <w:r>
+                              <w:t>n</w:t>
                             </w:r>
                             <w:proofErr w:type="spellEnd"/>
                             <w:r>
-                              <w:t>. NACIMIENT</w:t>
-                            </w:r>
-                            <w:r>
-                              <w:t>O</w:t>
+                              <w:t>}}</w:t>
                             </w:r>
                           </w:p>
                         </w:txbxContent>
@@ -1309,7 +820,7 @@
           </mc:Choice>
           <mc:Fallback>
             <w:pict>
-              <v:roundrect w14:anchorId="1CEB8C9C" id="Rectángulo: esquinas redondeadas 13" o:spid="_x0000_s1036" style="position:absolute;margin-left:400.55pt;margin-top:6.45pt;width:106.45pt;height:23.8pt;z-index:251740160;visibility:visible;mso-wrap-style:square;mso-width-percent:0;mso-height-percent:0;mso-wrap-distance-left:9pt;mso-wrap-distance-top:0;mso-wrap-distance-right:9pt;mso-wrap-distance-bottom:0;mso-position-horizontal:absolute;mso-position-horizontal-relative:text;mso-position-vertical:absolute;mso-position-vertical-relative:text;mso-width-percent:0;mso-height-percent:0;mso-width-relative:margin;mso-height-relative:margin;v-text-anchor:middle" arcsize="10923f" o:gfxdata="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" fillcolor="white [3201]" strokecolor="black [3200]" strokeweight="1pt">
+              <v:roundrect w14:anchorId="6554A3AE" id="Rectángulo: esquinas redondeadas 1" o:spid="_x0000_s1031" style="position:absolute;margin-left:162.1pt;margin-top:32.9pt;width:121.6pt;height:23.85pt;z-index:251729920;visibility:visible;mso-wrap-style:square;mso-width-percent:0;mso-height-percent:0;mso-wrap-distance-left:9pt;mso-wrap-distance-top:0;mso-wrap-distance-right:9pt;mso-wrap-distance-bottom:0;mso-position-horizontal:absolute;mso-position-horizontal-relative:margin;mso-position-vertical:absolute;mso-position-vertical-relative:text;mso-width-percent:0;mso-height-percent:0;mso-width-relative:margin;mso-height-relative:margin;v-text-anchor:middle" arcsize="10923f" o:gfxdata="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" fillcolor="white [3201]" strokecolor="black [3200]" strokeweight="1pt">
                 <v:stroke joinstyle="miter"/>
                 <v:textbox>
                   <w:txbxContent>
@@ -1318,20 +829,27 @@
                         <w:spacing w:after="0"/>
                         <w:jc w:val="center"/>
                       </w:pPr>
+                      <w:r>
+                        <w:t>{{</w:t>
+                      </w:r>
                       <w:proofErr w:type="spellStart"/>
                       <w:r>
-                        <w:t>FEC</w:t>
+                        <w:t>centro_atenci</w:t>
+                      </w:r>
+                      <w:r>
+                        <w:t>o</w:t>
+                      </w:r>
+                      <w:r>
+                        <w:t>n</w:t>
                       </w:r>
                       <w:proofErr w:type="spellEnd"/>
                       <w:r>
-                        <w:t>. NACIMIENT</w:t>
-                      </w:r>
-                      <w:r>
-                        <w:t>O</w:t>
+                        <w:t>}}</w:t>
                       </w:r>
                     </w:p>
                   </w:txbxContent>
                 </v:textbox>
+                <w10:wrap anchorx="margin"/>
               </v:roundrect>
             </w:pict>
           </mc:Fallback>
@@ -1344,18 +862,18 @@
         <mc:AlternateContent>
           <mc:Choice Requires="wps">
             <w:drawing>
-              <wp:anchor distT="0" distB="0" distL="114300" distR="114300" simplePos="0" relativeHeight="251736064" behindDoc="0" locked="0" layoutInCell="1" allowOverlap="1" wp14:anchorId="00C559F8" wp14:editId="278A4BB9">
+              <wp:anchor distT="0" distB="0" distL="114300" distR="114300" simplePos="0" relativeHeight="251746304" behindDoc="0" locked="0" layoutInCell="1" allowOverlap="1" wp14:anchorId="2FDD9B8C" wp14:editId="147714CB">
                 <wp:simplePos x="0" y="0"/>
-                <wp:positionH relativeFrom="column">
-                  <wp:posOffset>3896789</wp:posOffset>
+                <wp:positionH relativeFrom="margin">
+                  <wp:posOffset>986155</wp:posOffset>
                 </wp:positionH>
                 <wp:positionV relativeFrom="paragraph">
-                  <wp:posOffset>83820</wp:posOffset>
+                  <wp:posOffset>118745</wp:posOffset>
                 </wp:positionV>
-                <wp:extent cx="1189355" cy="302260"/>
-                <wp:effectExtent l="0" t="0" r="10795" b="21590"/>
+                <wp:extent cx="1079500" cy="302895"/>
+                <wp:effectExtent l="0" t="0" r="25400" b="20955"/>
                 <wp:wrapNone/>
-                <wp:docPr id="4" name="Rectángulo: esquinas redondeadas 4"/>
+                <wp:docPr id="17" name="Rectángulo: esquinas redondeadas 17"/>
                 <wp:cNvGraphicFramePr/>
                 <a:graphic xmlns:a="http://schemas.openxmlformats.org/drawingml/2006/main">
                   <a:graphicData uri="http://schemas.microsoft.com/office/word/2010/wordprocessingShape">
@@ -1364,7 +882,7 @@
                       <wps:spPr>
                         <a:xfrm>
                           <a:off x="0" y="0"/>
-                          <a:ext cx="1189355" cy="302260"/>
+                          <a:ext cx="1079500" cy="302895"/>
                         </a:xfrm>
                         <a:prstGeom prst="roundRect">
                           <a:avLst/>
@@ -1392,7 +910,7 @@
                               <w:jc w:val="center"/>
                             </w:pPr>
                             <w:r>
-                              <w:t>EDAD PACIENTE</w:t>
+                              <w:t>TURNO</w:t>
                             </w:r>
                           </w:p>
                         </w:txbxContent>
@@ -1417,7 +935,7 @@
           </mc:Choice>
           <mc:Fallback>
             <w:pict>
-              <v:roundrect w14:anchorId="00C559F8" id="Rectángulo: esquinas redondeadas 4" o:spid="_x0000_s1037" style="position:absolute;margin-left:306.85pt;margin-top:6.6pt;width:93.65pt;height:23.8pt;z-index:251736064;visibility:visible;mso-wrap-style:square;mso-width-percent:0;mso-height-percent:0;mso-wrap-distance-left:9pt;mso-wrap-distance-top:0;mso-wrap-distance-right:9pt;mso-wrap-distance-bottom:0;mso-position-horizontal:absolute;mso-position-horizontal-relative:text;mso-position-vertical:absolute;mso-position-vertical-relative:text;mso-width-percent:0;mso-height-percent:0;mso-width-relative:margin;mso-height-relative:margin;v-text-anchor:middle" arcsize="10923f" o:gfxdata="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" fillcolor="white [3201]" strokecolor="black [3200]" strokeweight="1pt">
+              <v:roundrect w14:anchorId="2FDD9B8C" id="Rectángulo: esquinas redondeadas 17" o:spid="_x0000_s1032" style="position:absolute;margin-left:77.65pt;margin-top:9.35pt;width:85pt;height:23.85pt;z-index:251746304;visibility:visible;mso-wrap-style:square;mso-width-percent:0;mso-height-percent:0;mso-wrap-distance-left:9pt;mso-wrap-distance-top:0;mso-wrap-distance-right:9pt;mso-wrap-distance-bottom:0;mso-position-horizontal:absolute;mso-position-horizontal-relative:margin;mso-position-vertical:absolute;mso-position-vertical-relative:text;mso-width-percent:0;mso-height-percent:0;mso-width-relative:margin;mso-height-relative:margin;v-text-anchor:middle" arcsize="10923f" o:gfxdata="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" fillcolor="white [3201]" strokecolor="black [3200]" strokeweight="1pt">
                 <v:stroke joinstyle="miter"/>
                 <v:textbox>
                   <w:txbxContent>
@@ -1427,11 +945,12 @@
                         <w:jc w:val="center"/>
                       </w:pPr>
                       <w:r>
-                        <w:t>EDAD PACIENTE</w:t>
+                        <w:t>TURNO</w:t>
                       </w:r>
                     </w:p>
                   </w:txbxContent>
                 </v:textbox>
+                <w10:wrap anchorx="margin"/>
               </v:roundrect>
             </w:pict>
           </mc:Fallback>
@@ -1444,18 +963,18 @@
         <mc:AlternateContent>
           <mc:Choice Requires="wps">
             <w:drawing>
-              <wp:anchor distT="0" distB="0" distL="114300" distR="114300" simplePos="0" relativeHeight="251666432" behindDoc="0" locked="0" layoutInCell="1" allowOverlap="1" wp14:anchorId="78798DDB" wp14:editId="5285A565">
+              <wp:anchor distT="0" distB="0" distL="114300" distR="114300" simplePos="0" relativeHeight="251748352" behindDoc="0" locked="0" layoutInCell="1" allowOverlap="1" wp14:anchorId="1D41811D" wp14:editId="25E9C6A9">
                 <wp:simplePos x="0" y="0"/>
-                <wp:positionH relativeFrom="column">
-                  <wp:posOffset>-615950</wp:posOffset>
+                <wp:positionH relativeFrom="margin">
+                  <wp:posOffset>2061845</wp:posOffset>
                 </wp:positionH>
                 <wp:positionV relativeFrom="paragraph">
-                  <wp:posOffset>84455</wp:posOffset>
+                  <wp:posOffset>116205</wp:posOffset>
                 </wp:positionV>
-                <wp:extent cx="4514850" cy="302260"/>
-                <wp:effectExtent l="0" t="0" r="19050" b="21590"/>
+                <wp:extent cx="1544955" cy="302895"/>
+                <wp:effectExtent l="0" t="0" r="17145" b="20955"/>
                 <wp:wrapNone/>
-                <wp:docPr id="9" name="Rectángulo: esquinas redondeadas 9"/>
+                <wp:docPr id="19" name="Rectángulo: esquinas redondeadas 19"/>
                 <wp:cNvGraphicFramePr/>
                 <a:graphic xmlns:a="http://schemas.openxmlformats.org/drawingml/2006/main">
                   <a:graphicData uri="http://schemas.microsoft.com/office/word/2010/wordprocessingShape">
@@ -1464,7 +983,7 @@
                       <wps:spPr>
                         <a:xfrm>
                           <a:off x="0" y="0"/>
-                          <a:ext cx="4514850" cy="302260"/>
+                          <a:ext cx="1544955" cy="302895"/>
                         </a:xfrm>
                         <a:prstGeom prst="roundRect">
                           <a:avLst/>
@@ -1492,7 +1011,13 @@
                               <w:jc w:val="center"/>
                             </w:pPr>
                             <w:r>
-                              <w:t>APELLIDO PATERNO                    APELLIDO MATERNO                     NOMBRE PACIENTE</w:t>
+                              <w:t>CENTR</w:t>
+                            </w:r>
+                            <w:r>
+                              <w:t>O</w:t>
+                            </w:r>
+                            <w:r>
+                              <w:t xml:space="preserve"> DE ATENCIÓN</w:t>
                             </w:r>
                           </w:p>
                         </w:txbxContent>
@@ -1517,7 +1042,7 @@
           </mc:Choice>
           <mc:Fallback>
             <w:pict>
-              <v:roundrect w14:anchorId="78798DDB" id="Rectángulo: esquinas redondeadas 9" o:spid="_x0000_s1038" style="position:absolute;margin-left:-48.5pt;margin-top:6.65pt;width:355.5pt;height:23.8pt;z-index:251666432;visibility:visible;mso-wrap-style:square;mso-width-percent:0;mso-height-percent:0;mso-wrap-distance-left:9pt;mso-wrap-distance-top:0;mso-wrap-distance-right:9pt;mso-wrap-distance-bottom:0;mso-position-horizontal:absolute;mso-position-horizontal-relative:text;mso-position-vertical:absolute;mso-position-vertical-relative:text;mso-width-percent:0;mso-height-percent:0;mso-width-relative:margin;mso-height-relative:margin;v-text-anchor:middle" arcsize="10923f" o:gfxdata="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" fillcolor="white [3201]" strokecolor="black [3200]" strokeweight="1pt">
+              <v:roundrect w14:anchorId="1D41811D" id="Rectángulo: esquinas redondeadas 19" o:spid="_x0000_s1033" style="position:absolute;margin-left:162.35pt;margin-top:9.15pt;width:121.65pt;height:23.85pt;z-index:251748352;visibility:visible;mso-wrap-style:square;mso-width-percent:0;mso-height-percent:0;mso-wrap-distance-left:9pt;mso-wrap-distance-top:0;mso-wrap-distance-right:9pt;mso-wrap-distance-bottom:0;mso-position-horizontal:absolute;mso-position-horizontal-relative:margin;mso-position-vertical:absolute;mso-position-vertical-relative:text;mso-width-percent:0;mso-height-percent:0;mso-width-relative:margin;mso-height-relative:margin;v-text-anchor:middle" arcsize="10923f" o:gfxdata="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" fillcolor="white [3201]" strokecolor="black [3200]" strokeweight="1pt">
                 <v:stroke joinstyle="miter"/>
                 <v:textbox>
                   <w:txbxContent>
@@ -1527,7 +1052,215 @@
                         <w:jc w:val="center"/>
                       </w:pPr>
                       <w:r>
-                        <w:t>APELLIDO PATERNO                    APELLIDO MATERNO                     NOMBRE PACIENTE</w:t>
+                        <w:t>CENTR</w:t>
+                      </w:r>
+                      <w:r>
+                        <w:t>O</w:t>
+                      </w:r>
+                      <w:r>
+                        <w:t xml:space="preserve"> DE ATENCIÓN</w:t>
+                      </w:r>
+                    </w:p>
+                  </w:txbxContent>
+                </v:textbox>
+                <w10:wrap anchorx="margin"/>
+              </v:roundrect>
+            </w:pict>
+          </mc:Fallback>
+        </mc:AlternateContent>
+      </w:r>
+      <w:r>
+        <w:rPr>
+          <w:noProof/>
+        </w:rPr>
+        <mc:AlternateContent>
+          <mc:Choice Requires="wps">
+            <w:drawing>
+              <wp:anchor distT="0" distB="0" distL="114300" distR="114300" simplePos="0" relativeHeight="251750400" behindDoc="0" locked="0" layoutInCell="1" allowOverlap="1" wp14:anchorId="40D59F30" wp14:editId="01369474">
+                <wp:simplePos x="0" y="0"/>
+                <wp:positionH relativeFrom="margin">
+                  <wp:posOffset>3601720</wp:posOffset>
+                </wp:positionH>
+                <wp:positionV relativeFrom="paragraph">
+                  <wp:posOffset>118745</wp:posOffset>
+                </wp:positionV>
+                <wp:extent cx="2829560" cy="302895"/>
+                <wp:effectExtent l="0" t="0" r="27940" b="20955"/>
+                <wp:wrapNone/>
+                <wp:docPr id="20" name="Rectángulo: esquinas redondeadas 20"/>
+                <wp:cNvGraphicFramePr/>
+                <a:graphic xmlns:a="http://schemas.openxmlformats.org/drawingml/2006/main">
+                  <a:graphicData uri="http://schemas.microsoft.com/office/word/2010/wordprocessingShape">
+                    <wps:wsp>
+                      <wps:cNvSpPr/>
+                      <wps:spPr>
+                        <a:xfrm>
+                          <a:off x="0" y="0"/>
+                          <a:ext cx="2829560" cy="302895"/>
+                        </a:xfrm>
+                        <a:prstGeom prst="roundRect">
+                          <a:avLst/>
+                        </a:prstGeom>
+                      </wps:spPr>
+                      <wps:style>
+                        <a:lnRef idx="2">
+                          <a:schemeClr val="dk1"/>
+                        </a:lnRef>
+                        <a:fillRef idx="1">
+                          <a:schemeClr val="lt1"/>
+                        </a:fillRef>
+                        <a:effectRef idx="0">
+                          <a:schemeClr val="dk1"/>
+                        </a:effectRef>
+                        <a:fontRef idx="minor">
+                          <a:schemeClr val="dk1"/>
+                        </a:fontRef>
+                      </wps:style>
+                      <wps:txbx>
+                        <w:txbxContent>
+                          <w:p>
+                            <w:pPr>
+                              <w:spacing w:after="0"/>
+                              <w:jc w:val="center"/>
+                            </w:pPr>
+                            <w:r>
+                              <w:t>ATENDIÓ</w:t>
+                            </w:r>
+                          </w:p>
+                        </w:txbxContent>
+                      </wps:txbx>
+                      <wps:bodyPr rot="0" spcFirstLastPara="0" vertOverflow="overflow" horzOverflow="overflow" vert="horz" wrap="square" lIns="91440" tIns="45720" rIns="91440" bIns="45720" numCol="1" spcCol="0" rtlCol="0" fromWordArt="0" anchor="ctr" anchorCtr="0" forceAA="0" compatLnSpc="1">
+                        <a:prstTxWarp prst="textNoShape">
+                          <a:avLst/>
+                        </a:prstTxWarp>
+                        <a:noAutofit/>
+                      </wps:bodyPr>
+                    </wps:wsp>
+                  </a:graphicData>
+                </a:graphic>
+                <wp14:sizeRelH relativeFrom="margin">
+                  <wp14:pctWidth>0</wp14:pctWidth>
+                </wp14:sizeRelH>
+                <wp14:sizeRelV relativeFrom="margin">
+                  <wp14:pctHeight>0</wp14:pctHeight>
+                </wp14:sizeRelV>
+              </wp:anchor>
+            </w:drawing>
+          </mc:Choice>
+          <mc:Fallback>
+            <w:pict>
+              <v:roundrect w14:anchorId="40D59F30" id="Rectángulo: esquinas redondeadas 20" o:spid="_x0000_s1034" style="position:absolute;margin-left:283.6pt;margin-top:9.35pt;width:222.8pt;height:23.85pt;z-index:251750400;visibility:visible;mso-wrap-style:square;mso-width-percent:0;mso-height-percent:0;mso-wrap-distance-left:9pt;mso-wrap-distance-top:0;mso-wrap-distance-right:9pt;mso-wrap-distance-bottom:0;mso-position-horizontal:absolute;mso-position-horizontal-relative:margin;mso-position-vertical:absolute;mso-position-vertical-relative:text;mso-width-percent:0;mso-height-percent:0;mso-width-relative:margin;mso-height-relative:margin;v-text-anchor:middle" arcsize="10923f" o:gfxdata="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" fillcolor="white [3201]" strokecolor="black [3200]" strokeweight="1pt">
+                <v:stroke joinstyle="miter"/>
+                <v:textbox>
+                  <w:txbxContent>
+                    <w:p>
+                      <w:pPr>
+                        <w:spacing w:after="0"/>
+                        <w:jc w:val="center"/>
+                      </w:pPr>
+                      <w:r>
+                        <w:t>ATENDIÓ</w:t>
+                      </w:r>
+                    </w:p>
+                  </w:txbxContent>
+                </v:textbox>
+                <w10:wrap anchorx="margin"/>
+              </v:roundrect>
+            </w:pict>
+          </mc:Fallback>
+        </mc:AlternateContent>
+      </w:r>
+      <w:r>
+        <w:rPr>
+          <w:noProof/>
+        </w:rPr>
+        <mc:AlternateContent>
+          <mc:Choice Requires="wps">
+            <w:drawing>
+              <wp:anchor distT="0" distB="0" distL="114300" distR="114300" simplePos="0" relativeHeight="251744256" behindDoc="0" locked="0" layoutInCell="1" allowOverlap="1" wp14:anchorId="72F528D7" wp14:editId="6379AA9E">
+                <wp:simplePos x="0" y="0"/>
+                <wp:positionH relativeFrom="column">
+                  <wp:posOffset>-612140</wp:posOffset>
+                </wp:positionH>
+                <wp:positionV relativeFrom="paragraph">
+                  <wp:posOffset>120015</wp:posOffset>
+                </wp:positionV>
+                <wp:extent cx="1601470" cy="302895"/>
+                <wp:effectExtent l="0" t="0" r="17780" b="20955"/>
+                <wp:wrapNone/>
+                <wp:docPr id="16" name="Rectángulo: esquinas redondeadas 16"/>
+                <wp:cNvGraphicFramePr/>
+                <a:graphic xmlns:a="http://schemas.openxmlformats.org/drawingml/2006/main">
+                  <a:graphicData uri="http://schemas.microsoft.com/office/word/2010/wordprocessingShape">
+                    <wps:wsp>
+                      <wps:cNvSpPr/>
+                      <wps:spPr>
+                        <a:xfrm>
+                          <a:off x="0" y="0"/>
+                          <a:ext cx="1601470" cy="302895"/>
+                        </a:xfrm>
+                        <a:prstGeom prst="roundRect">
+                          <a:avLst/>
+                        </a:prstGeom>
+                      </wps:spPr>
+                      <wps:style>
+                        <a:lnRef idx="2">
+                          <a:schemeClr val="dk1"/>
+                        </a:lnRef>
+                        <a:fillRef idx="1">
+                          <a:schemeClr val="lt1"/>
+                        </a:fillRef>
+                        <a:effectRef idx="0">
+                          <a:schemeClr val="dk1"/>
+                        </a:effectRef>
+                        <a:fontRef idx="minor">
+                          <a:schemeClr val="dk1"/>
+                        </a:fontRef>
+                      </wps:style>
+                      <wps:txbx>
+                        <w:txbxContent>
+                          <w:p>
+                            <w:pPr>
+                              <w:spacing w:after="0"/>
+                              <w:jc w:val="center"/>
+                            </w:pPr>
+                            <w:r>
+                              <w:t>FOLIO FICHA</w:t>
+                            </w:r>
+                          </w:p>
+                        </w:txbxContent>
+                      </wps:txbx>
+                      <wps:bodyPr rot="0" spcFirstLastPara="0" vertOverflow="overflow" horzOverflow="overflow" vert="horz" wrap="square" lIns="91440" tIns="45720" rIns="91440" bIns="45720" numCol="1" spcCol="0" rtlCol="0" fromWordArt="0" anchor="ctr" anchorCtr="0" forceAA="0" compatLnSpc="1">
+                        <a:prstTxWarp prst="textNoShape">
+                          <a:avLst/>
+                        </a:prstTxWarp>
+                        <a:noAutofit/>
+                      </wps:bodyPr>
+                    </wps:wsp>
+                  </a:graphicData>
+                </a:graphic>
+                <wp14:sizeRelH relativeFrom="margin">
+                  <wp14:pctWidth>0</wp14:pctWidth>
+                </wp14:sizeRelH>
+                <wp14:sizeRelV relativeFrom="margin">
+                  <wp14:pctHeight>0</wp14:pctHeight>
+                </wp14:sizeRelV>
+              </wp:anchor>
+            </w:drawing>
+          </mc:Choice>
+          <mc:Fallback>
+            <w:pict>
+              <v:roundrect w14:anchorId="72F528D7" id="Rectángulo: esquinas redondeadas 16" o:spid="_x0000_s1035" style="position:absolute;margin-left:-48.2pt;margin-top:9.45pt;width:126.1pt;height:23.85pt;z-index:251744256;visibility:visible;mso-wrap-style:square;mso-width-percent:0;mso-height-percent:0;mso-wrap-distance-left:9pt;mso-wrap-distance-top:0;mso-wrap-distance-right:9pt;mso-wrap-distance-bottom:0;mso-position-horizontal:absolute;mso-position-horizontal-relative:text;mso-position-vertical:absolute;mso-position-vertical-relative:text;mso-width-percent:0;mso-height-percent:0;mso-width-relative:margin;mso-height-relative:margin;v-text-anchor:middle" arcsize="10923f" o:gfxdata="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" fillcolor="white [3201]" strokecolor="black [3200]" strokeweight="1pt">
+                <v:stroke joinstyle="miter"/>
+                <v:textbox>
+                  <w:txbxContent>
+                    <w:p>
+                      <w:pPr>
+                        <w:spacing w:after="0"/>
+                        <w:jc w:val="center"/>
+                      </w:pPr>
+                      <w:r>
+                        <w:t>FOLIO FICHA</w:t>
                       </w:r>
                     </w:p>
                   </w:txbxContent>
@@ -1546,18 +1279,18 @@
         <mc:AlternateContent>
           <mc:Choice Requires="wps">
             <w:drawing>
-              <wp:anchor distT="0" distB="0" distL="114300" distR="114300" simplePos="0" relativeHeight="251742208" behindDoc="0" locked="0" layoutInCell="1" allowOverlap="1" wp14:anchorId="5B76F9AE" wp14:editId="35AC2676">
+              <wp:anchor distT="0" distB="0" distL="114300" distR="114300" simplePos="0" relativeHeight="251664384" behindDoc="0" locked="0" layoutInCell="1" allowOverlap="1" wp14:anchorId="4A4948E1" wp14:editId="1B8CBCE0">
                 <wp:simplePos x="0" y="0"/>
                 <wp:positionH relativeFrom="column">
-                  <wp:posOffset>5086779</wp:posOffset>
+                  <wp:posOffset>-612775</wp:posOffset>
                 </wp:positionH>
                 <wp:positionV relativeFrom="paragraph">
-                  <wp:posOffset>99060</wp:posOffset>
+                  <wp:posOffset>128905</wp:posOffset>
                 </wp:positionV>
-                <wp:extent cx="1351915" cy="302260"/>
-                <wp:effectExtent l="0" t="0" r="19685" b="21590"/>
+                <wp:extent cx="1601470" cy="302895"/>
+                <wp:effectExtent l="0" t="0" r="17780" b="20955"/>
                 <wp:wrapNone/>
-                <wp:docPr id="14" name="Rectángulo: esquinas redondeadas 14"/>
+                <wp:docPr id="8" name="Rectángulo: esquinas redondeadas 8"/>
                 <wp:cNvGraphicFramePr/>
                 <a:graphic xmlns:a="http://schemas.openxmlformats.org/drawingml/2006/main">
                   <a:graphicData uri="http://schemas.microsoft.com/office/word/2010/wordprocessingShape">
@@ -1566,7 +1299,7 @@
                       <wps:spPr>
                         <a:xfrm>
                           <a:off x="0" y="0"/>
-                          <a:ext cx="1351915" cy="302260"/>
+                          <a:ext cx="1601470" cy="302895"/>
                         </a:xfrm>
                         <a:prstGeom prst="roundRect">
                           <a:avLst/>
@@ -1598,7 +1331,7 @@
                             </w:r>
                             <w:proofErr w:type="spellStart"/>
                             <w:r>
-                              <w:t>fecnac</w:t>
+                              <w:t>folio_ficha</w:t>
                             </w:r>
                             <w:proofErr w:type="spellEnd"/>
                             <w:r>
@@ -1627,7 +1360,7 @@
           </mc:Choice>
           <mc:Fallback>
             <w:pict>
-              <v:roundrect w14:anchorId="5B76F9AE" id="Rectángulo: esquinas redondeadas 14" o:spid="_x0000_s1039" style="position:absolute;margin-left:400.55pt;margin-top:7.8pt;width:106.45pt;height:23.8pt;z-index:251742208;visibility:visible;mso-wrap-style:square;mso-width-percent:0;mso-height-percent:0;mso-wrap-distance-left:9pt;mso-wrap-distance-top:0;mso-wrap-distance-right:9pt;mso-wrap-distance-bottom:0;mso-position-horizontal:absolute;mso-position-horizontal-relative:text;mso-position-vertical:absolute;mso-position-vertical-relative:text;mso-width-percent:0;mso-height-percent:0;mso-width-relative:margin;mso-height-relative:margin;v-text-anchor:middle" arcsize="10923f" o:gfxdata="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" fillcolor="white [3201]" strokecolor="black [3200]" strokeweight="1pt">
+              <v:roundrect w14:anchorId="4A4948E1" id="Rectángulo: esquinas redondeadas 8" o:spid="_x0000_s1036" style="position:absolute;margin-left:-48.25pt;margin-top:10.15pt;width:126.1pt;height:23.85pt;z-index:251664384;visibility:visible;mso-wrap-style:square;mso-width-percent:0;mso-height-percent:0;mso-wrap-distance-left:9pt;mso-wrap-distance-top:0;mso-wrap-distance-right:9pt;mso-wrap-distance-bottom:0;mso-position-horizontal:absolute;mso-position-horizontal-relative:text;mso-position-vertical:absolute;mso-position-vertical-relative:text;mso-width-percent:0;mso-height-percent:0;mso-width-relative:margin;mso-height-relative:margin;v-text-anchor:middle" arcsize="10923f" o:gfxdata="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" fillcolor="white [3201]" strokecolor="black [3200]" strokeweight="1pt">
                 <v:stroke joinstyle="miter"/>
                 <v:textbox>
                   <w:txbxContent>
@@ -1641,7 +1374,7 @@
                       </w:r>
                       <w:proofErr w:type="spellStart"/>
                       <w:r>
-                        <w:t>fecnac</w:t>
+                        <w:t>folio_ficha</w:t>
                       </w:r>
                       <w:proofErr w:type="spellEnd"/>
                       <w:r>
@@ -1655,6 +1388,8 @@
           </mc:Fallback>
         </mc:AlternateContent>
       </w:r>
+    </w:p>
+    <w:p>
       <w:r>
         <w:rPr>
           <w:noProof/>
@@ -1662,18 +1397,18 @@
         <mc:AlternateContent>
           <mc:Choice Requires="wps">
             <w:drawing>
-              <wp:anchor distT="0" distB="0" distL="114300" distR="114300" simplePos="0" relativeHeight="251738112" behindDoc="0" locked="0" layoutInCell="1" allowOverlap="1" wp14:anchorId="44EFA00D" wp14:editId="058303D0">
+              <wp:anchor distT="0" distB="0" distL="114300" distR="114300" simplePos="0" relativeHeight="251742208" behindDoc="0" locked="0" layoutInCell="1" allowOverlap="1" wp14:anchorId="5B76F9AE" wp14:editId="269E89A9">
                 <wp:simplePos x="0" y="0"/>
                 <wp:positionH relativeFrom="column">
-                  <wp:posOffset>3898694</wp:posOffset>
+                  <wp:posOffset>5085715</wp:posOffset>
                 </wp:positionH>
                 <wp:positionV relativeFrom="paragraph">
-                  <wp:posOffset>95885</wp:posOffset>
+                  <wp:posOffset>485775</wp:posOffset>
                 </wp:positionV>
-                <wp:extent cx="1187450" cy="302895"/>
-                <wp:effectExtent l="0" t="0" r="12700" b="20955"/>
+                <wp:extent cx="1351915" cy="302260"/>
+                <wp:effectExtent l="0" t="0" r="19685" b="21590"/>
                 <wp:wrapNone/>
-                <wp:docPr id="5" name="Rectángulo: esquinas redondeadas 5"/>
+                <wp:docPr id="14" name="Rectángulo: esquinas redondeadas 14"/>
                 <wp:cNvGraphicFramePr/>
                 <a:graphic xmlns:a="http://schemas.openxmlformats.org/drawingml/2006/main">
                   <a:graphicData uri="http://schemas.microsoft.com/office/word/2010/wordprocessingShape">
@@ -1682,7 +1417,7 @@
                       <wps:spPr>
                         <a:xfrm>
                           <a:off x="0" y="0"/>
-                          <a:ext cx="1187450" cy="302895"/>
+                          <a:ext cx="1351915" cy="302260"/>
                         </a:xfrm>
                         <a:prstGeom prst="roundRect">
                           <a:avLst/>
@@ -1710,7 +1445,15 @@
                               <w:jc w:val="center"/>
                             </w:pPr>
                             <w:r>
-                              <w:t>{{edad}}</w:t>
+                              <w:t>{{</w:t>
+                            </w:r>
+                            <w:proofErr w:type="spellStart"/>
+                            <w:r>
+                              <w:t>fecnac</w:t>
+                            </w:r>
+                            <w:proofErr w:type="spellEnd"/>
+                            <w:r>
+                              <w:t>}}</w:t>
                             </w:r>
                           </w:p>
                         </w:txbxContent>
@@ -1735,7 +1478,7 @@
           </mc:Choice>
           <mc:Fallback>
             <w:pict>
-              <v:roundrect w14:anchorId="44EFA00D" id="Rectángulo: esquinas redondeadas 5" o:spid="_x0000_s1040" style="position:absolute;margin-left:307pt;margin-top:7.55pt;width:93.5pt;height:23.85pt;z-index:251738112;visibility:visible;mso-wrap-style:square;mso-width-percent:0;mso-height-percent:0;mso-wrap-distance-left:9pt;mso-wrap-distance-top:0;mso-wrap-distance-right:9pt;mso-wrap-distance-bottom:0;mso-position-horizontal:absolute;mso-position-horizontal-relative:text;mso-position-vertical:absolute;mso-position-vertical-relative:text;mso-width-percent:0;mso-height-percent:0;mso-width-relative:margin;mso-height-relative:margin;v-text-anchor:middle" arcsize="10923f" o:gfxdata="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" fillcolor="white [3201]" strokecolor="black [3200]" strokeweight="1pt">
+              <v:roundrect w14:anchorId="5B76F9AE" id="Rectángulo: esquinas redondeadas 14" o:spid="_x0000_s1037" style="position:absolute;margin-left:400.45pt;margin-top:38.25pt;width:106.45pt;height:23.8pt;z-index:251742208;visibility:visible;mso-wrap-style:square;mso-width-percent:0;mso-height-percent:0;mso-wrap-distance-left:9pt;mso-wrap-distance-top:0;mso-wrap-distance-right:9pt;mso-wrap-distance-bottom:0;mso-position-horizontal:absolute;mso-position-horizontal-relative:text;mso-position-vertical:absolute;mso-position-vertical-relative:text;mso-width-percent:0;mso-height-percent:0;mso-width-relative:margin;mso-height-relative:margin;v-text-anchor:middle" arcsize="10923f" o:gfxdata="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" fillcolor="white [3201]" strokecolor="black [3200]" strokeweight="1pt">
                 <v:stroke joinstyle="miter"/>
                 <v:textbox>
                   <w:txbxContent>
@@ -1745,7 +1488,15 @@
                         <w:jc w:val="center"/>
                       </w:pPr>
                       <w:r>
-                        <w:t>{{edad}}</w:t>
+                        <w:t>{{</w:t>
+                      </w:r>
+                      <w:proofErr w:type="spellStart"/>
+                      <w:r>
+                        <w:t>fecnac</w:t>
+                      </w:r>
+                      <w:proofErr w:type="spellEnd"/>
+                      <w:r>
+                        <w:t>}}</w:t>
                       </w:r>
                     </w:p>
                   </w:txbxContent>
@@ -1762,13 +1513,13 @@
         <mc:AlternateContent>
           <mc:Choice Requires="wps">
             <w:drawing>
-              <wp:anchor distT="0" distB="0" distL="114300" distR="114300" simplePos="0" relativeHeight="251668480" behindDoc="0" locked="0" layoutInCell="1" allowOverlap="1" wp14:anchorId="03DF9DA1" wp14:editId="281E6C06">
+              <wp:anchor distT="0" distB="0" distL="114300" distR="114300" simplePos="0" relativeHeight="251668480" behindDoc="0" locked="0" layoutInCell="1" allowOverlap="1" wp14:anchorId="03DF9DA1" wp14:editId="3B1B6FD8">
                 <wp:simplePos x="0" y="0"/>
                 <wp:positionH relativeFrom="margin">
-                  <wp:posOffset>-615950</wp:posOffset>
+                  <wp:posOffset>-611505</wp:posOffset>
                 </wp:positionH>
                 <wp:positionV relativeFrom="paragraph">
-                  <wp:posOffset>97584</wp:posOffset>
+                  <wp:posOffset>479425</wp:posOffset>
                 </wp:positionV>
                 <wp:extent cx="4514215" cy="302895"/>
                 <wp:effectExtent l="0" t="0" r="19685" b="20955"/>
@@ -1817,13 +1568,8 @@
                               <w:t>a_paterno</w:t>
                             </w:r>
                             <w:proofErr w:type="spellEnd"/>
-                            <w:proofErr w:type="gramStart"/>
-                            <w:r>
-                              <w:t xml:space="preserve">}}   </w:t>
-                            </w:r>
-                            <w:proofErr w:type="gramEnd"/>
-                            <w:r>
-                              <w:t xml:space="preserve">                  {{</w:t>
+                            <w:r>
+                              <w:t>}}                     {{</w:t>
                             </w:r>
                             <w:proofErr w:type="spellStart"/>
                             <w:r>
@@ -1864,7 +1610,7 @@
           </mc:Choice>
           <mc:Fallback>
             <w:pict>
-              <v:roundrect w14:anchorId="03DF9DA1" id="Rectángulo: esquinas redondeadas 10" o:spid="_x0000_s1041" style="position:absolute;margin-left:-48.5pt;margin-top:7.7pt;width:355.45pt;height:23.85pt;z-index:251668480;visibility:visible;mso-wrap-style:square;mso-width-percent:0;mso-height-percent:0;mso-wrap-distance-left:9pt;mso-wrap-distance-top:0;mso-wrap-distance-right:9pt;mso-wrap-distance-bottom:0;mso-position-horizontal:absolute;mso-position-horizontal-relative:margin;mso-position-vertical:absolute;mso-position-vertical-relative:text;mso-width-percent:0;mso-height-percent:0;mso-width-relative:margin;mso-height-relative:margin;v-text-anchor:middle" arcsize="10923f" o:gfxdata="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" fillcolor="white [3201]" strokecolor="black [3200]" strokeweight="1pt">
+              <v:roundrect w14:anchorId="03DF9DA1" id="Rectángulo: esquinas redondeadas 10" o:spid="_x0000_s1038" style="position:absolute;margin-left:-48.15pt;margin-top:37.75pt;width:355.45pt;height:23.85pt;z-index:251668480;visibility:visible;mso-wrap-style:square;mso-width-percent:0;mso-height-percent:0;mso-wrap-distance-left:9pt;mso-wrap-distance-top:0;mso-wrap-distance-right:9pt;mso-wrap-distance-bottom:0;mso-position-horizontal:absolute;mso-position-horizontal-relative:margin;mso-position-vertical:absolute;mso-position-vertical-relative:text;mso-width-percent:0;mso-height-percent:0;mso-width-relative:margin;mso-height-relative:margin;v-text-anchor:middle" arcsize="10923f" o:gfxdata="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" fillcolor="white [3201]" strokecolor="black [3200]" strokeweight="1pt">
                 <v:stroke joinstyle="miter"/>
                 <v:textbox>
                   <w:txbxContent>
@@ -1881,13 +1627,8 @@
                         <w:t>a_paterno</w:t>
                       </w:r>
                       <w:proofErr w:type="spellEnd"/>
-                      <w:proofErr w:type="gramStart"/>
-                      <w:r>
-                        <w:t xml:space="preserve">}}   </w:t>
-                      </w:r>
-                      <w:proofErr w:type="gramEnd"/>
-                      <w:r>
-                        <w:t xml:space="preserve">                  {{</w:t>
+                      <w:r>
+                        <w:t>}}                     {{</w:t>
                       </w:r>
                       <w:proofErr w:type="spellStart"/>
                       <w:r>
@@ -1914,8 +1655,6 @@
           </mc:Fallback>
         </mc:AlternateContent>
       </w:r>
-    </w:p>
-    <w:p>
       <w:r>
         <w:rPr>
           <w:noProof/>
@@ -1923,18 +1662,18 @@
         <mc:AlternateContent>
           <mc:Choice Requires="wps">
             <w:drawing>
-              <wp:anchor distT="0" distB="0" distL="114300" distR="114300" simplePos="0" relativeHeight="251686912" behindDoc="0" locked="0" layoutInCell="1" allowOverlap="1" wp14:anchorId="4E288D58" wp14:editId="699EC823">
+              <wp:anchor distT="0" distB="0" distL="114300" distR="114300" simplePos="0" relativeHeight="251740160" behindDoc="0" locked="0" layoutInCell="1" allowOverlap="1" wp14:anchorId="1CEB8C9C" wp14:editId="62964D2C">
                 <wp:simplePos x="0" y="0"/>
                 <wp:positionH relativeFrom="column">
-                  <wp:posOffset>4091099</wp:posOffset>
+                  <wp:posOffset>5086985</wp:posOffset>
                 </wp:positionH>
                 <wp:positionV relativeFrom="paragraph">
-                  <wp:posOffset>131445</wp:posOffset>
+                  <wp:posOffset>186055</wp:posOffset>
                 </wp:positionV>
-                <wp:extent cx="2346960" cy="302260"/>
-                <wp:effectExtent l="0" t="0" r="15240" b="21590"/>
+                <wp:extent cx="1351915" cy="302260"/>
+                <wp:effectExtent l="0" t="0" r="19685" b="21590"/>
                 <wp:wrapNone/>
-                <wp:docPr id="42" name="Rectángulo: esquinas redondeadas 42"/>
+                <wp:docPr id="13" name="Rectángulo: esquinas redondeadas 13"/>
                 <wp:cNvGraphicFramePr/>
                 <a:graphic xmlns:a="http://schemas.openxmlformats.org/drawingml/2006/main">
                   <a:graphicData uri="http://schemas.microsoft.com/office/word/2010/wordprocessingShape">
@@ -1943,7 +1682,7 @@
                       <wps:spPr>
                         <a:xfrm>
                           <a:off x="0" y="0"/>
-                          <a:ext cx="2346960" cy="302260"/>
+                          <a:ext cx="1351915" cy="302260"/>
                         </a:xfrm>
                         <a:prstGeom prst="roundRect">
                           <a:avLst/>
@@ -1970,8 +1709,16 @@
                               <w:spacing w:after="0"/>
                               <w:jc w:val="center"/>
                             </w:pPr>
-                            <w:r>
-                              <w:t>HORA APROX. DE CONSULTA</w:t>
+                            <w:proofErr w:type="spellStart"/>
+                            <w:r>
+                              <w:t>FEC</w:t>
+                            </w:r>
+                            <w:proofErr w:type="spellEnd"/>
+                            <w:r>
+                              <w:t>. NACIMIENT</w:t>
+                            </w:r>
+                            <w:r>
+                              <w:t>O</w:t>
                             </w:r>
                           </w:p>
                         </w:txbxContent>
@@ -1996,7 +1743,7 @@
           </mc:Choice>
           <mc:Fallback>
             <w:pict>
-              <v:roundrect w14:anchorId="4E288D58" id="Rectángulo: esquinas redondeadas 42" o:spid="_x0000_s1042" style="position:absolute;margin-left:322.15pt;margin-top:10.35pt;width:184.8pt;height:23.8pt;z-index:251686912;visibility:visible;mso-wrap-style:square;mso-width-percent:0;mso-height-percent:0;mso-wrap-distance-left:9pt;mso-wrap-distance-top:0;mso-wrap-distance-right:9pt;mso-wrap-distance-bottom:0;mso-position-horizontal:absolute;mso-position-horizontal-relative:text;mso-position-vertical:absolute;mso-position-vertical-relative:text;mso-width-percent:0;mso-height-percent:0;mso-width-relative:margin;mso-height-relative:margin;v-text-anchor:middle" arcsize="10923f" o:gfxdata="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" fillcolor="white [3201]" strokecolor="black [3200]" strokeweight="1pt">
+              <v:roundrect w14:anchorId="1CEB8C9C" id="Rectángulo: esquinas redondeadas 13" o:spid="_x0000_s1039" style="position:absolute;margin-left:400.55pt;margin-top:14.65pt;width:106.45pt;height:23.8pt;z-index:251740160;visibility:visible;mso-wrap-style:square;mso-width-percent:0;mso-height-percent:0;mso-wrap-distance-left:9pt;mso-wrap-distance-top:0;mso-wrap-distance-right:9pt;mso-wrap-distance-bottom:0;mso-position-horizontal:absolute;mso-position-horizontal-relative:text;mso-position-vertical:absolute;mso-position-vertical-relative:text;mso-width-percent:0;mso-height-percent:0;mso-width-relative:margin;mso-height-relative:margin;v-text-anchor:middle" arcsize="10923f" o:gfxdata="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" fillcolor="white [3201]" strokecolor="black [3200]" strokeweight="1pt">
                 <v:stroke joinstyle="miter"/>
                 <v:textbox>
                   <w:txbxContent>
@@ -2005,8 +1752,16 @@
                         <w:spacing w:after="0"/>
                         <w:jc w:val="center"/>
                       </w:pPr>
-                      <w:r>
-                        <w:t>HORA APROX. DE CONSULTA</w:t>
+                      <w:proofErr w:type="spellStart"/>
+                      <w:r>
+                        <w:t>FEC</w:t>
+                      </w:r>
+                      <w:proofErr w:type="spellEnd"/>
+                      <w:r>
+                        <w:t>. NACIMIENT</w:t>
+                      </w:r>
+                      <w:r>
+                        <w:t>O</w:t>
                       </w:r>
                     </w:p>
                   </w:txbxContent>
@@ -2023,18 +1778,18 @@
         <mc:AlternateContent>
           <mc:Choice Requires="wps">
             <w:drawing>
-              <wp:anchor distT="0" distB="0" distL="114300" distR="114300" simplePos="0" relativeHeight="251684864" behindDoc="0" locked="0" layoutInCell="1" allowOverlap="1" wp14:anchorId="1BE12715" wp14:editId="1A493F36">
+              <wp:anchor distT="0" distB="0" distL="114300" distR="114300" simplePos="0" relativeHeight="251736064" behindDoc="0" locked="0" layoutInCell="1" allowOverlap="1" wp14:anchorId="00C559F8" wp14:editId="38A665A5">
                 <wp:simplePos x="0" y="0"/>
-                <wp:positionH relativeFrom="margin">
-                  <wp:posOffset>1736725</wp:posOffset>
+                <wp:positionH relativeFrom="column">
+                  <wp:posOffset>3896360</wp:posOffset>
                 </wp:positionH>
                 <wp:positionV relativeFrom="paragraph">
-                  <wp:posOffset>127635</wp:posOffset>
+                  <wp:posOffset>186690</wp:posOffset>
                 </wp:positionV>
-                <wp:extent cx="2353945" cy="302260"/>
-                <wp:effectExtent l="0" t="0" r="27305" b="21590"/>
+                <wp:extent cx="1189355" cy="302260"/>
+                <wp:effectExtent l="0" t="0" r="10795" b="21590"/>
                 <wp:wrapNone/>
-                <wp:docPr id="40" name="Rectángulo: esquinas redondeadas 40"/>
+                <wp:docPr id="4" name="Rectángulo: esquinas redondeadas 4"/>
                 <wp:cNvGraphicFramePr/>
                 <a:graphic xmlns:a="http://schemas.openxmlformats.org/drawingml/2006/main">
                   <a:graphicData uri="http://schemas.microsoft.com/office/word/2010/wordprocessingShape">
@@ -2043,7 +1798,7 @@
                       <wps:spPr>
                         <a:xfrm>
                           <a:off x="0" y="0"/>
-                          <a:ext cx="2353945" cy="302260"/>
+                          <a:ext cx="1189355" cy="302260"/>
                         </a:xfrm>
                         <a:prstGeom prst="roundRect">
                           <a:avLst/>
@@ -2071,7 +1826,7 @@
                               <w:jc w:val="center"/>
                             </w:pPr>
                             <w:r>
-                              <w:t>CONSULTORIO</w:t>
+                              <w:t>EDAD PACIENTE</w:t>
                             </w:r>
                           </w:p>
                         </w:txbxContent>
@@ -2096,7 +1851,7 @@
           </mc:Choice>
           <mc:Fallback>
             <w:pict>
-              <v:roundrect w14:anchorId="1BE12715" id="Rectángulo: esquinas redondeadas 40" o:spid="_x0000_s1043" style="position:absolute;margin-left:136.75pt;margin-top:10.05pt;width:185.35pt;height:23.8pt;z-index:251684864;visibility:visible;mso-wrap-style:square;mso-width-percent:0;mso-height-percent:0;mso-wrap-distance-left:9pt;mso-wrap-distance-top:0;mso-wrap-distance-right:9pt;mso-wrap-distance-bottom:0;mso-position-horizontal:absolute;mso-position-horizontal-relative:margin;mso-position-vertical:absolute;mso-position-vertical-relative:text;mso-width-percent:0;mso-height-percent:0;mso-width-relative:margin;mso-height-relative:margin;v-text-anchor:middle" arcsize="10923f" o:gfxdata="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" fillcolor="white [3201]" strokecolor="black [3200]" strokeweight="1pt">
+              <v:roundrect w14:anchorId="00C559F8" id="Rectángulo: esquinas redondeadas 4" o:spid="_x0000_s1040" style="position:absolute;margin-left:306.8pt;margin-top:14.7pt;width:93.65pt;height:23.8pt;z-index:251736064;visibility:visible;mso-wrap-style:square;mso-width-percent:0;mso-height-percent:0;mso-wrap-distance-left:9pt;mso-wrap-distance-top:0;mso-wrap-distance-right:9pt;mso-wrap-distance-bottom:0;mso-position-horizontal:absolute;mso-position-horizontal-relative:text;mso-position-vertical:absolute;mso-position-vertical-relative:text;mso-width-percent:0;mso-height-percent:0;mso-width-relative:margin;mso-height-relative:margin;v-text-anchor:middle" arcsize="10923f" o:gfxdata="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" fillcolor="white [3201]" strokecolor="black [3200]" strokeweight="1pt">
                 <v:stroke joinstyle="miter"/>
                 <v:textbox>
                   <w:txbxContent>
@@ -2106,12 +1861,11 @@
                         <w:jc w:val="center"/>
                       </w:pPr>
                       <w:r>
-                        <w:t>CONSULTORIO</w:t>
+                        <w:t>EDAD PACIENTE</w:t>
                       </w:r>
                     </w:p>
                   </w:txbxContent>
                 </v:textbox>
-                <w10:wrap anchorx="margin"/>
               </v:roundrect>
             </w:pict>
           </mc:Fallback>
@@ -2124,18 +1878,18 @@
         <mc:AlternateContent>
           <mc:Choice Requires="wps">
             <w:drawing>
-              <wp:anchor distT="0" distB="0" distL="114300" distR="114300" simplePos="0" relativeHeight="251682816" behindDoc="0" locked="0" layoutInCell="1" allowOverlap="1" wp14:anchorId="6761B5A7" wp14:editId="6E597F43">
+              <wp:anchor distT="0" distB="0" distL="114300" distR="114300" simplePos="0" relativeHeight="251666432" behindDoc="0" locked="0" layoutInCell="1" allowOverlap="1" wp14:anchorId="78798DDB" wp14:editId="5269825A">
                 <wp:simplePos x="0" y="0"/>
                 <wp:positionH relativeFrom="column">
-                  <wp:posOffset>-614680</wp:posOffset>
+                  <wp:posOffset>-617855</wp:posOffset>
                 </wp:positionH>
                 <wp:positionV relativeFrom="paragraph">
-                  <wp:posOffset>128476</wp:posOffset>
+                  <wp:posOffset>186690</wp:posOffset>
                 </wp:positionV>
-                <wp:extent cx="2353945" cy="302260"/>
-                <wp:effectExtent l="0" t="0" r="27305" b="21590"/>
+                <wp:extent cx="4514850" cy="302260"/>
+                <wp:effectExtent l="0" t="0" r="19050" b="21590"/>
                 <wp:wrapNone/>
-                <wp:docPr id="33" name="Rectángulo: esquinas redondeadas 33"/>
+                <wp:docPr id="9" name="Rectángulo: esquinas redondeadas 9"/>
                 <wp:cNvGraphicFramePr/>
                 <a:graphic xmlns:a="http://schemas.openxmlformats.org/drawingml/2006/main">
                   <a:graphicData uri="http://schemas.microsoft.com/office/word/2010/wordprocessingShape">
@@ -2144,7 +1898,7 @@
                       <wps:spPr>
                         <a:xfrm>
                           <a:off x="0" y="0"/>
-                          <a:ext cx="2353945" cy="302260"/>
+                          <a:ext cx="4514850" cy="302260"/>
                         </a:xfrm>
                         <a:prstGeom prst="roundRect">
                           <a:avLst/>
@@ -2172,13 +1926,8 @@
                               <w:jc w:val="center"/>
                             </w:pPr>
                             <w:r>
-                              <w:t xml:space="preserve">FICHA </w:t>
-                            </w:r>
-                            <w:proofErr w:type="spellStart"/>
-                            <w:r>
-                              <w:t>N°</w:t>
-                            </w:r>
-                            <w:proofErr w:type="spellEnd"/>
+                              <w:t>APELLIDO PATERNO                    APELLIDO MATERNO                     NOMBRE PACIENTE</w:t>
+                            </w:r>
                           </w:p>
                         </w:txbxContent>
                       </wps:txbx>
@@ -2202,7 +1951,7 @@
           </mc:Choice>
           <mc:Fallback>
             <w:pict>
-              <v:roundrect w14:anchorId="6761B5A7" id="Rectángulo: esquinas redondeadas 33" o:spid="_x0000_s1044" style="position:absolute;margin-left:-48.4pt;margin-top:10.1pt;width:185.35pt;height:23.8pt;z-index:251682816;visibility:visible;mso-wrap-style:square;mso-width-percent:0;mso-height-percent:0;mso-wrap-distance-left:9pt;mso-wrap-distance-top:0;mso-wrap-distance-right:9pt;mso-wrap-distance-bottom:0;mso-position-horizontal:absolute;mso-position-horizontal-relative:text;mso-position-vertical:absolute;mso-position-vertical-relative:text;mso-width-percent:0;mso-height-percent:0;mso-width-relative:margin;mso-height-relative:margin;v-text-anchor:middle" arcsize="10923f" o:gfxdata="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" fillcolor="white [3201]" strokecolor="black [3200]" strokeweight="1pt">
+              <v:roundrect w14:anchorId="78798DDB" id="Rectángulo: esquinas redondeadas 9" o:spid="_x0000_s1041" style="position:absolute;margin-left:-48.65pt;margin-top:14.7pt;width:355.5pt;height:23.8pt;z-index:251666432;visibility:visible;mso-wrap-style:square;mso-width-percent:0;mso-height-percent:0;mso-wrap-distance-left:9pt;mso-wrap-distance-top:0;mso-wrap-distance-right:9pt;mso-wrap-distance-bottom:0;mso-position-horizontal:absolute;mso-position-horizontal-relative:text;mso-position-vertical:absolute;mso-position-vertical-relative:text;mso-width-percent:0;mso-height-percent:0;mso-width-relative:margin;mso-height-relative:margin;v-text-anchor:middle" arcsize="10923f" o:gfxdata="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" fillcolor="white [3201]" strokecolor="black [3200]" strokeweight="1pt">
                 <v:stroke joinstyle="miter"/>
                 <v:textbox>
                   <w:txbxContent>
@@ -2212,13 +1961,8 @@
                         <w:jc w:val="center"/>
                       </w:pPr>
                       <w:r>
-                        <w:t xml:space="preserve">FICHA </w:t>
-                      </w:r>
-                      <w:proofErr w:type="spellStart"/>
-                      <w:r>
-                        <w:t>N°</w:t>
-                      </w:r>
-                      <w:proofErr w:type="spellEnd"/>
+                        <w:t>APELLIDO PATERNO                    APELLIDO MATERNO                     NOMBRE PACIENTE</w:t>
+                      </w:r>
                     </w:p>
                   </w:txbxContent>
                 </v:textbox>
@@ -2236,18 +1980,18 @@
         <mc:AlternateContent>
           <mc:Choice Requires="wps">
             <w:drawing>
-              <wp:anchor distT="0" distB="0" distL="114300" distR="114300" simplePos="0" relativeHeight="251693056" behindDoc="0" locked="0" layoutInCell="1" allowOverlap="1" wp14:anchorId="61FEE35C" wp14:editId="2DC538F5">
+              <wp:anchor distT="0" distB="0" distL="114300" distR="114300" simplePos="0" relativeHeight="251738112" behindDoc="0" locked="0" layoutInCell="1" allowOverlap="1" wp14:anchorId="44EFA00D" wp14:editId="3FDB9B6E">
                 <wp:simplePos x="0" y="0"/>
                 <wp:positionH relativeFrom="column">
-                  <wp:posOffset>4090035</wp:posOffset>
+                  <wp:posOffset>3899535</wp:posOffset>
                 </wp:positionH>
                 <wp:positionV relativeFrom="paragraph">
-                  <wp:posOffset>139700</wp:posOffset>
+                  <wp:posOffset>193040</wp:posOffset>
                 </wp:positionV>
-                <wp:extent cx="2346960" cy="302260"/>
-                <wp:effectExtent l="0" t="0" r="15240" b="21590"/>
+                <wp:extent cx="1187450" cy="302895"/>
+                <wp:effectExtent l="0" t="0" r="12700" b="20955"/>
                 <wp:wrapNone/>
-                <wp:docPr id="47" name="Rectángulo: esquinas redondeadas 47"/>
+                <wp:docPr id="5" name="Rectángulo: esquinas redondeadas 5"/>
                 <wp:cNvGraphicFramePr/>
                 <a:graphic xmlns:a="http://schemas.openxmlformats.org/drawingml/2006/main">
                   <a:graphicData uri="http://schemas.microsoft.com/office/word/2010/wordprocessingShape">
@@ -2256,7 +2000,7 @@
                       <wps:spPr>
                         <a:xfrm>
                           <a:off x="0" y="0"/>
-                          <a:ext cx="2346960" cy="302260"/>
+                          <a:ext cx="1187450" cy="302895"/>
                         </a:xfrm>
                         <a:prstGeom prst="roundRect">
                           <a:avLst/>
@@ -2284,15 +2028,7 @@
                               <w:jc w:val="center"/>
                             </w:pPr>
                             <w:r>
-                              <w:t>{{</w:t>
-                            </w:r>
-                            <w:proofErr w:type="spellStart"/>
-                            <w:r>
-                              <w:t>hora_consulta</w:t>
-                            </w:r>
-                            <w:proofErr w:type="spellEnd"/>
-                            <w:r>
-                              <w:t>}}</w:t>
+                              <w:t>{{edad}}</w:t>
                             </w:r>
                           </w:p>
                         </w:txbxContent>
@@ -2317,7 +2053,7 @@
           </mc:Choice>
           <mc:Fallback>
             <w:pict>
-              <v:roundrect w14:anchorId="61FEE35C" id="Rectángulo: esquinas redondeadas 47" o:spid="_x0000_s1045" style="position:absolute;margin-left:322.05pt;margin-top:11pt;width:184.8pt;height:23.8pt;z-index:251693056;visibility:visible;mso-wrap-style:square;mso-width-percent:0;mso-height-percent:0;mso-wrap-distance-left:9pt;mso-wrap-distance-top:0;mso-wrap-distance-right:9pt;mso-wrap-distance-bottom:0;mso-position-horizontal:absolute;mso-position-horizontal-relative:text;mso-position-vertical:absolute;mso-position-vertical-relative:text;mso-width-percent:0;mso-height-percent:0;mso-width-relative:margin;mso-height-relative:margin;v-text-anchor:middle" arcsize="10923f" o:gfxdata="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" fillcolor="white [3201]" strokecolor="black [3200]" strokeweight="1pt">
+              <v:roundrect w14:anchorId="44EFA00D" id="Rectángulo: esquinas redondeadas 5" o:spid="_x0000_s1042" style="position:absolute;margin-left:307.05pt;margin-top:15.2pt;width:93.5pt;height:23.85pt;z-index:251738112;visibility:visible;mso-wrap-style:square;mso-width-percent:0;mso-height-percent:0;mso-wrap-distance-left:9pt;mso-wrap-distance-top:0;mso-wrap-distance-right:9pt;mso-wrap-distance-bottom:0;mso-position-horizontal:absolute;mso-position-horizontal-relative:text;mso-position-vertical:absolute;mso-position-vertical-relative:text;mso-width-percent:0;mso-height-percent:0;mso-width-relative:margin;mso-height-relative:margin;v-text-anchor:middle" arcsize="10923f" o:gfxdata="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" fillcolor="white [3201]" strokecolor="black [3200]" strokeweight="1pt">
                 <v:stroke joinstyle="miter"/>
                 <v:textbox>
                   <w:txbxContent>
@@ -2327,15 +2063,7 @@
                         <w:jc w:val="center"/>
                       </w:pPr>
                       <w:r>
-                        <w:t>{{</w:t>
-                      </w:r>
-                      <w:proofErr w:type="spellStart"/>
-                      <w:r>
-                        <w:t>hora_consulta</w:t>
-                      </w:r>
-                      <w:proofErr w:type="spellEnd"/>
-                      <w:r>
-                        <w:t>}}</w:t>
+                        <w:t>{{edad}}</w:t>
                       </w:r>
                     </w:p>
                   </w:txbxContent>
@@ -2345,6 +2073,8 @@
           </mc:Fallback>
         </mc:AlternateContent>
       </w:r>
+    </w:p>
+    <w:p>
       <w:r>
         <w:rPr>
           <w:noProof/>
@@ -2352,18 +2082,18 @@
         <mc:AlternateContent>
           <mc:Choice Requires="wps">
             <w:drawing>
-              <wp:anchor distT="0" distB="0" distL="114300" distR="114300" simplePos="0" relativeHeight="251691008" behindDoc="0" locked="0" layoutInCell="1" allowOverlap="1" wp14:anchorId="113FC64F" wp14:editId="5F5CADC7">
+              <wp:anchor distT="0" distB="0" distL="114300" distR="114300" simplePos="0" relativeHeight="251688960" behindDoc="0" locked="0" layoutInCell="1" allowOverlap="1" wp14:anchorId="4FAE74C8" wp14:editId="1DF75547">
                 <wp:simplePos x="0" y="0"/>
                 <wp:positionH relativeFrom="column">
-                  <wp:posOffset>1734820</wp:posOffset>
+                  <wp:posOffset>-614045</wp:posOffset>
                 </wp:positionH>
                 <wp:positionV relativeFrom="paragraph">
-                  <wp:posOffset>139065</wp:posOffset>
+                  <wp:posOffset>553085</wp:posOffset>
                 </wp:positionV>
                 <wp:extent cx="2353945" cy="302260"/>
                 <wp:effectExtent l="0" t="0" r="27305" b="21590"/>
                 <wp:wrapNone/>
-                <wp:docPr id="46" name="Rectángulo: esquinas redondeadas 46"/>
+                <wp:docPr id="45" name="Rectángulo: esquinas redondeadas 45"/>
                 <wp:cNvGraphicFramePr/>
                 <a:graphic xmlns:a="http://schemas.openxmlformats.org/drawingml/2006/main">
                   <a:graphicData uri="http://schemas.microsoft.com/office/word/2010/wordprocessingShape">
@@ -2400,7 +2130,15 @@
                               <w:jc w:val="center"/>
                             </w:pPr>
                             <w:r>
-                              <w:t>{{consultorio}}</w:t>
+                              <w:t>{{</w:t>
+                            </w:r>
+                            <w:proofErr w:type="spellStart"/>
+                            <w:r>
+                              <w:t>num_ficha</w:t>
+                            </w:r>
+                            <w:proofErr w:type="spellEnd"/>
+                            <w:r>
+                              <w:t>}}</w:t>
                             </w:r>
                           </w:p>
                         </w:txbxContent>
@@ -2425,7 +2163,7 @@
           </mc:Choice>
           <mc:Fallback>
             <w:pict>
-              <v:roundrect w14:anchorId="113FC64F" id="Rectángulo: esquinas redondeadas 46" o:spid="_x0000_s1046" style="position:absolute;margin-left:136.6pt;margin-top:10.95pt;width:185.35pt;height:23.8pt;z-index:251691008;visibility:visible;mso-wrap-style:square;mso-width-percent:0;mso-height-percent:0;mso-wrap-distance-left:9pt;mso-wrap-distance-top:0;mso-wrap-distance-right:9pt;mso-wrap-distance-bottom:0;mso-position-horizontal:absolute;mso-position-horizontal-relative:text;mso-position-vertical:absolute;mso-position-vertical-relative:text;mso-width-percent:0;mso-height-percent:0;mso-width-relative:margin;mso-height-relative:margin;v-text-anchor:middle" arcsize="10923f" o:gfxdata="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" fillcolor="white [3201]" strokecolor="black [3200]" strokeweight="1pt">
+              <v:roundrect w14:anchorId="4FAE74C8" id="Rectángulo: esquinas redondeadas 45" o:spid="_x0000_s1043" style="position:absolute;margin-left:-48.35pt;margin-top:43.55pt;width:185.35pt;height:23.8pt;z-index:251688960;visibility:visible;mso-wrap-style:square;mso-width-percent:0;mso-height-percent:0;mso-wrap-distance-left:9pt;mso-wrap-distance-top:0;mso-wrap-distance-right:9pt;mso-wrap-distance-bottom:0;mso-position-horizontal:absolute;mso-position-horizontal-relative:text;mso-position-vertical:absolute;mso-position-vertical-relative:text;mso-width-percent:0;mso-height-percent:0;mso-width-relative:margin;mso-height-relative:margin;v-text-anchor:middle" arcsize="10923f" o:gfxdata="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" fillcolor="white [3201]" strokecolor="black [3200]" strokeweight="1pt">
                 <v:stroke joinstyle="miter"/>
                 <v:textbox>
                   <w:txbxContent>
@@ -2435,7 +2173,15 @@
                         <w:jc w:val="center"/>
                       </w:pPr>
                       <w:r>
-                        <w:t>{{consultorio}}</w:t>
+                        <w:t>{{</w:t>
+                      </w:r>
+                      <w:proofErr w:type="spellStart"/>
+                      <w:r>
+                        <w:t>num_ficha</w:t>
+                      </w:r>
+                      <w:proofErr w:type="spellEnd"/>
+                      <w:r>
+                        <w:t>}}</w:t>
                       </w:r>
                     </w:p>
                   </w:txbxContent>
@@ -2452,18 +2198,18 @@
         <mc:AlternateContent>
           <mc:Choice Requires="wps">
             <w:drawing>
-              <wp:anchor distT="0" distB="0" distL="114300" distR="114300" simplePos="0" relativeHeight="251688960" behindDoc="0" locked="0" layoutInCell="1" allowOverlap="1" wp14:anchorId="4FAE74C8" wp14:editId="11CEE5E4">
+              <wp:anchor distT="0" distB="0" distL="114300" distR="114300" simplePos="0" relativeHeight="251691008" behindDoc="0" locked="0" layoutInCell="1" allowOverlap="1" wp14:anchorId="113FC64F" wp14:editId="3FE3B72F">
                 <wp:simplePos x="0" y="0"/>
                 <wp:positionH relativeFrom="column">
-                  <wp:posOffset>-614045</wp:posOffset>
+                  <wp:posOffset>1734820</wp:posOffset>
                 </wp:positionH>
                 <wp:positionV relativeFrom="paragraph">
-                  <wp:posOffset>142240</wp:posOffset>
+                  <wp:posOffset>557530</wp:posOffset>
                 </wp:positionV>
                 <wp:extent cx="2353945" cy="302260"/>
                 <wp:effectExtent l="0" t="0" r="27305" b="21590"/>
                 <wp:wrapNone/>
-                <wp:docPr id="45" name="Rectángulo: esquinas redondeadas 45"/>
+                <wp:docPr id="46" name="Rectángulo: esquinas redondeadas 46"/>
                 <wp:cNvGraphicFramePr/>
                 <a:graphic xmlns:a="http://schemas.openxmlformats.org/drawingml/2006/main">
                   <a:graphicData uri="http://schemas.microsoft.com/office/word/2010/wordprocessingShape">
@@ -2500,15 +2246,7 @@
                               <w:jc w:val="center"/>
                             </w:pPr>
                             <w:r>
-                              <w:t>{{</w:t>
-                            </w:r>
-                            <w:proofErr w:type="spellStart"/>
-                            <w:r>
-                              <w:t>num_ficha</w:t>
-                            </w:r>
-                            <w:proofErr w:type="spellEnd"/>
-                            <w:r>
-                              <w:t>}}</w:t>
+                              <w:t>{{consultorio}}</w:t>
                             </w:r>
                           </w:p>
                         </w:txbxContent>
@@ -2533,7 +2271,7 @@
           </mc:Choice>
           <mc:Fallback>
             <w:pict>
-              <v:roundrect w14:anchorId="4FAE74C8" id="Rectángulo: esquinas redondeadas 45" o:spid="_x0000_s1047" style="position:absolute;margin-left:-48.35pt;margin-top:11.2pt;width:185.35pt;height:23.8pt;z-index:251688960;visibility:visible;mso-wrap-style:square;mso-width-percent:0;mso-height-percent:0;mso-wrap-distance-left:9pt;mso-wrap-distance-top:0;mso-wrap-distance-right:9pt;mso-wrap-distance-bottom:0;mso-position-horizontal:absolute;mso-position-horizontal-relative:text;mso-position-vertical:absolute;mso-position-vertical-relative:text;mso-width-percent:0;mso-height-percent:0;mso-width-relative:margin;mso-height-relative:margin;v-text-anchor:middle" arcsize="10923f" o:gfxdata="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" fillcolor="white [3201]" strokecolor="black [3200]" strokeweight="1pt">
+              <v:roundrect w14:anchorId="113FC64F" id="Rectángulo: esquinas redondeadas 46" o:spid="_x0000_s1044" style="position:absolute;margin-left:136.6pt;margin-top:43.9pt;width:185.35pt;height:23.8pt;z-index:251691008;visibility:visible;mso-wrap-style:square;mso-width-percent:0;mso-height-percent:0;mso-wrap-distance-left:9pt;mso-wrap-distance-top:0;mso-wrap-distance-right:9pt;mso-wrap-distance-bottom:0;mso-position-horizontal:absolute;mso-position-horizontal-relative:text;mso-position-vertical:absolute;mso-position-vertical-relative:text;mso-width-percent:0;mso-height-percent:0;mso-width-relative:margin;mso-height-relative:margin;v-text-anchor:middle" arcsize="10923f" o:gfxdata="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" fillcolor="white [3201]" strokecolor="black [3200]" strokeweight="1pt">
                 <v:stroke joinstyle="miter"/>
                 <v:textbox>
                   <w:txbxContent>
@@ -2543,15 +2281,318 @@
                         <w:jc w:val="center"/>
                       </w:pPr>
                       <w:r>
-                        <w:t>{{</w:t>
+                        <w:t>{{consultorio}}</w:t>
+                      </w:r>
+                    </w:p>
+                  </w:txbxContent>
+                </v:textbox>
+              </v:roundrect>
+            </w:pict>
+          </mc:Fallback>
+        </mc:AlternateContent>
+      </w:r>
+      <w:r>
+        <w:rPr>
+          <w:noProof/>
+        </w:rPr>
+        <mc:AlternateContent>
+          <mc:Choice Requires="wps">
+            <w:drawing>
+              <wp:anchor distT="0" distB="0" distL="114300" distR="114300" simplePos="0" relativeHeight="251682816" behindDoc="0" locked="0" layoutInCell="1" allowOverlap="1" wp14:anchorId="6761B5A7" wp14:editId="48A6BE6A">
+                <wp:simplePos x="0" y="0"/>
+                <wp:positionH relativeFrom="column">
+                  <wp:posOffset>-614680</wp:posOffset>
+                </wp:positionH>
+                <wp:positionV relativeFrom="paragraph">
+                  <wp:posOffset>254000</wp:posOffset>
+                </wp:positionV>
+                <wp:extent cx="2353945" cy="302260"/>
+                <wp:effectExtent l="0" t="0" r="27305" b="21590"/>
+                <wp:wrapNone/>
+                <wp:docPr id="33" name="Rectángulo: esquinas redondeadas 33"/>
+                <wp:cNvGraphicFramePr/>
+                <a:graphic xmlns:a="http://schemas.openxmlformats.org/drawingml/2006/main">
+                  <a:graphicData uri="http://schemas.microsoft.com/office/word/2010/wordprocessingShape">
+                    <wps:wsp>
+                      <wps:cNvSpPr/>
+                      <wps:spPr>
+                        <a:xfrm>
+                          <a:off x="0" y="0"/>
+                          <a:ext cx="2353945" cy="302260"/>
+                        </a:xfrm>
+                        <a:prstGeom prst="roundRect">
+                          <a:avLst/>
+                        </a:prstGeom>
+                      </wps:spPr>
+                      <wps:style>
+                        <a:lnRef idx="2">
+                          <a:schemeClr val="dk1"/>
+                        </a:lnRef>
+                        <a:fillRef idx="1">
+                          <a:schemeClr val="lt1"/>
+                        </a:fillRef>
+                        <a:effectRef idx="0">
+                          <a:schemeClr val="dk1"/>
+                        </a:effectRef>
+                        <a:fontRef idx="minor">
+                          <a:schemeClr val="dk1"/>
+                        </a:fontRef>
+                      </wps:style>
+                      <wps:txbx>
+                        <w:txbxContent>
+                          <w:p>
+                            <w:pPr>
+                              <w:spacing w:after="0"/>
+                              <w:jc w:val="center"/>
+                            </w:pPr>
+                            <w:r>
+                              <w:t xml:space="preserve">FICHA </w:t>
+                            </w:r>
+                            <w:proofErr w:type="spellStart"/>
+                            <w:r>
+                              <w:t>N°</w:t>
+                            </w:r>
+                            <w:proofErr w:type="spellEnd"/>
+                          </w:p>
+                        </w:txbxContent>
+                      </wps:txbx>
+                      <wps:bodyPr rot="0" spcFirstLastPara="0" vertOverflow="overflow" horzOverflow="overflow" vert="horz" wrap="square" lIns="91440" tIns="45720" rIns="91440" bIns="45720" numCol="1" spcCol="0" rtlCol="0" fromWordArt="0" anchor="ctr" anchorCtr="0" forceAA="0" compatLnSpc="1">
+                        <a:prstTxWarp prst="textNoShape">
+                          <a:avLst/>
+                        </a:prstTxWarp>
+                        <a:noAutofit/>
+                      </wps:bodyPr>
+                    </wps:wsp>
+                  </a:graphicData>
+                </a:graphic>
+                <wp14:sizeRelH relativeFrom="margin">
+                  <wp14:pctWidth>0</wp14:pctWidth>
+                </wp14:sizeRelH>
+                <wp14:sizeRelV relativeFrom="margin">
+                  <wp14:pctHeight>0</wp14:pctHeight>
+                </wp14:sizeRelV>
+              </wp:anchor>
+            </w:drawing>
+          </mc:Choice>
+          <mc:Fallback>
+            <w:pict>
+              <v:roundrect w14:anchorId="6761B5A7" id="Rectángulo: esquinas redondeadas 33" o:spid="_x0000_s1045" style="position:absolute;margin-left:-48.4pt;margin-top:20pt;width:185.35pt;height:23.8pt;z-index:251682816;visibility:visible;mso-wrap-style:square;mso-width-percent:0;mso-height-percent:0;mso-wrap-distance-left:9pt;mso-wrap-distance-top:0;mso-wrap-distance-right:9pt;mso-wrap-distance-bottom:0;mso-position-horizontal:absolute;mso-position-horizontal-relative:text;mso-position-vertical:absolute;mso-position-vertical-relative:text;mso-width-percent:0;mso-height-percent:0;mso-width-relative:margin;mso-height-relative:margin;v-text-anchor:middle" arcsize="10923f" o:gfxdata="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" fillcolor="white [3201]" strokecolor="black [3200]" strokeweight="1pt">
+                <v:stroke joinstyle="miter"/>
+                <v:textbox>
+                  <w:txbxContent>
+                    <w:p>
+                      <w:pPr>
+                        <w:spacing w:after="0"/>
+                        <w:jc w:val="center"/>
+                      </w:pPr>
+                      <w:r>
+                        <w:t xml:space="preserve">FICHA </w:t>
                       </w:r>
                       <w:proofErr w:type="spellStart"/>
                       <w:r>
-                        <w:t>num_ficha</w:t>
+                        <w:t>N°</w:t>
                       </w:r>
                       <w:proofErr w:type="spellEnd"/>
-                      <w:r>
-                        <w:t>}}</w:t>
+                    </w:p>
+                  </w:txbxContent>
+                </v:textbox>
+              </v:roundrect>
+            </w:pict>
+          </mc:Fallback>
+        </mc:AlternateContent>
+      </w:r>
+      <w:r>
+        <w:rPr>
+          <w:noProof/>
+        </w:rPr>
+        <mc:AlternateContent>
+          <mc:Choice Requires="wps">
+            <w:drawing>
+              <wp:anchor distT="0" distB="0" distL="114300" distR="114300" simplePos="0" relativeHeight="251684864" behindDoc="0" locked="0" layoutInCell="1" allowOverlap="1" wp14:anchorId="1BE12715" wp14:editId="0E400259">
+                <wp:simplePos x="0" y="0"/>
+                <wp:positionH relativeFrom="margin">
+                  <wp:posOffset>1736725</wp:posOffset>
+                </wp:positionH>
+                <wp:positionV relativeFrom="paragraph">
+                  <wp:posOffset>253365</wp:posOffset>
+                </wp:positionV>
+                <wp:extent cx="2353945" cy="302260"/>
+                <wp:effectExtent l="0" t="0" r="27305" b="21590"/>
+                <wp:wrapNone/>
+                <wp:docPr id="40" name="Rectángulo: esquinas redondeadas 40"/>
+                <wp:cNvGraphicFramePr/>
+                <a:graphic xmlns:a="http://schemas.openxmlformats.org/drawingml/2006/main">
+                  <a:graphicData uri="http://schemas.microsoft.com/office/word/2010/wordprocessingShape">
+                    <wps:wsp>
+                      <wps:cNvSpPr/>
+                      <wps:spPr>
+                        <a:xfrm>
+                          <a:off x="0" y="0"/>
+                          <a:ext cx="2353945" cy="302260"/>
+                        </a:xfrm>
+                        <a:prstGeom prst="roundRect">
+                          <a:avLst/>
+                        </a:prstGeom>
+                      </wps:spPr>
+                      <wps:style>
+                        <a:lnRef idx="2">
+                          <a:schemeClr val="dk1"/>
+                        </a:lnRef>
+                        <a:fillRef idx="1">
+                          <a:schemeClr val="lt1"/>
+                        </a:fillRef>
+                        <a:effectRef idx="0">
+                          <a:schemeClr val="dk1"/>
+                        </a:effectRef>
+                        <a:fontRef idx="minor">
+                          <a:schemeClr val="dk1"/>
+                        </a:fontRef>
+                      </wps:style>
+                      <wps:txbx>
+                        <w:txbxContent>
+                          <w:p>
+                            <w:pPr>
+                              <w:spacing w:after="0"/>
+                              <w:jc w:val="center"/>
+                            </w:pPr>
+                            <w:r>
+                              <w:t>CONSULTORIO</w:t>
+                            </w:r>
+                          </w:p>
+                        </w:txbxContent>
+                      </wps:txbx>
+                      <wps:bodyPr rot="0" spcFirstLastPara="0" vertOverflow="overflow" horzOverflow="overflow" vert="horz" wrap="square" lIns="91440" tIns="45720" rIns="91440" bIns="45720" numCol="1" spcCol="0" rtlCol="0" fromWordArt="0" anchor="ctr" anchorCtr="0" forceAA="0" compatLnSpc="1">
+                        <a:prstTxWarp prst="textNoShape">
+                          <a:avLst/>
+                        </a:prstTxWarp>
+                        <a:noAutofit/>
+                      </wps:bodyPr>
+                    </wps:wsp>
+                  </a:graphicData>
+                </a:graphic>
+                <wp14:sizeRelH relativeFrom="margin">
+                  <wp14:pctWidth>0</wp14:pctWidth>
+                </wp14:sizeRelH>
+                <wp14:sizeRelV relativeFrom="margin">
+                  <wp14:pctHeight>0</wp14:pctHeight>
+                </wp14:sizeRelV>
+              </wp:anchor>
+            </w:drawing>
+          </mc:Choice>
+          <mc:Fallback>
+            <w:pict>
+              <v:roundrect w14:anchorId="1BE12715" id="Rectángulo: esquinas redondeadas 40" o:spid="_x0000_s1046" style="position:absolute;margin-left:136.75pt;margin-top:19.95pt;width:185.35pt;height:23.8pt;z-index:251684864;visibility:visible;mso-wrap-style:square;mso-width-percent:0;mso-height-percent:0;mso-wrap-distance-left:9pt;mso-wrap-distance-top:0;mso-wrap-distance-right:9pt;mso-wrap-distance-bottom:0;mso-position-horizontal:absolute;mso-position-horizontal-relative:margin;mso-position-vertical:absolute;mso-position-vertical-relative:text;mso-width-percent:0;mso-height-percent:0;mso-width-relative:margin;mso-height-relative:margin;v-text-anchor:middle" arcsize="10923f" o:gfxdata="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" fillcolor="white [3201]" strokecolor="black [3200]" strokeweight="1pt">
+                <v:stroke joinstyle="miter"/>
+                <v:textbox>
+                  <w:txbxContent>
+                    <w:p>
+                      <w:pPr>
+                        <w:spacing w:after="0"/>
+                        <w:jc w:val="center"/>
+                      </w:pPr>
+                      <w:r>
+                        <w:t>CONSULTORIO</w:t>
+                      </w:r>
+                    </w:p>
+                  </w:txbxContent>
+                </v:textbox>
+                <w10:wrap anchorx="margin"/>
+              </v:roundrect>
+            </w:pict>
+          </mc:Fallback>
+        </mc:AlternateContent>
+      </w:r>
+      <w:r>
+        <w:rPr>
+          <w:noProof/>
+        </w:rPr>
+        <mc:AlternateContent>
+          <mc:Choice Requires="wps">
+            <w:drawing>
+              <wp:anchor distT="0" distB="0" distL="114300" distR="114300" simplePos="0" relativeHeight="251686912" behindDoc="0" locked="0" layoutInCell="1" allowOverlap="1" wp14:anchorId="4E288D58" wp14:editId="0E5D3EA7">
+                <wp:simplePos x="0" y="0"/>
+                <wp:positionH relativeFrom="column">
+                  <wp:posOffset>4089400</wp:posOffset>
+                </wp:positionH>
+                <wp:positionV relativeFrom="paragraph">
+                  <wp:posOffset>256540</wp:posOffset>
+                </wp:positionV>
+                <wp:extent cx="2346960" cy="302260"/>
+                <wp:effectExtent l="0" t="0" r="15240" b="21590"/>
+                <wp:wrapNone/>
+                <wp:docPr id="42" name="Rectángulo: esquinas redondeadas 42"/>
+                <wp:cNvGraphicFramePr/>
+                <a:graphic xmlns:a="http://schemas.openxmlformats.org/drawingml/2006/main">
+                  <a:graphicData uri="http://schemas.microsoft.com/office/word/2010/wordprocessingShape">
+                    <wps:wsp>
+                      <wps:cNvSpPr/>
+                      <wps:spPr>
+                        <a:xfrm>
+                          <a:off x="0" y="0"/>
+                          <a:ext cx="2346960" cy="302260"/>
+                        </a:xfrm>
+                        <a:prstGeom prst="roundRect">
+                          <a:avLst/>
+                        </a:prstGeom>
+                      </wps:spPr>
+                      <wps:style>
+                        <a:lnRef idx="2">
+                          <a:schemeClr val="dk1"/>
+                        </a:lnRef>
+                        <a:fillRef idx="1">
+                          <a:schemeClr val="lt1"/>
+                        </a:fillRef>
+                        <a:effectRef idx="0">
+                          <a:schemeClr val="dk1"/>
+                        </a:effectRef>
+                        <a:fontRef idx="minor">
+                          <a:schemeClr val="dk1"/>
+                        </a:fontRef>
+                      </wps:style>
+                      <wps:txbx>
+                        <w:txbxContent>
+                          <w:p>
+                            <w:pPr>
+                              <w:spacing w:after="0"/>
+                              <w:jc w:val="center"/>
+                            </w:pPr>
+                            <w:r>
+                              <w:t>HORA APROX. DE CONSULTA</w:t>
+                            </w:r>
+                          </w:p>
+                        </w:txbxContent>
+                      </wps:txbx>
+                      <wps:bodyPr rot="0" spcFirstLastPara="0" vertOverflow="overflow" horzOverflow="overflow" vert="horz" wrap="square" lIns="91440" tIns="45720" rIns="91440" bIns="45720" numCol="1" spcCol="0" rtlCol="0" fromWordArt="0" anchor="ctr" anchorCtr="0" forceAA="0" compatLnSpc="1">
+                        <a:prstTxWarp prst="textNoShape">
+                          <a:avLst/>
+                        </a:prstTxWarp>
+                        <a:noAutofit/>
+                      </wps:bodyPr>
+                    </wps:wsp>
+                  </a:graphicData>
+                </a:graphic>
+                <wp14:sizeRelH relativeFrom="margin">
+                  <wp14:pctWidth>0</wp14:pctWidth>
+                </wp14:sizeRelH>
+                <wp14:sizeRelV relativeFrom="margin">
+                  <wp14:pctHeight>0</wp14:pctHeight>
+                </wp14:sizeRelV>
+              </wp:anchor>
+            </w:drawing>
+          </mc:Choice>
+          <mc:Fallback>
+            <w:pict>
+              <v:roundrect w14:anchorId="4E288D58" id="Rectángulo: esquinas redondeadas 42" o:spid="_x0000_s1047" style="position:absolute;margin-left:322pt;margin-top:20.2pt;width:184.8pt;height:23.8pt;z-index:251686912;visibility:visible;mso-wrap-style:square;mso-width-percent:0;mso-height-percent:0;mso-wrap-distance-left:9pt;mso-wrap-distance-top:0;mso-wrap-distance-right:9pt;mso-wrap-distance-bottom:0;mso-position-horizontal:absolute;mso-position-horizontal-relative:text;mso-position-vertical:absolute;mso-position-vertical-relative:text;mso-width-percent:0;mso-height-percent:0;mso-width-relative:margin;mso-height-relative:margin;v-text-anchor:middle" arcsize="10923f" o:gfxdata="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" fillcolor="white [3201]" strokecolor="black [3200]" strokeweight="1pt">
+                <v:stroke joinstyle="miter"/>
+                <v:textbox>
+                  <w:txbxContent>
+                    <w:p>
+                      <w:pPr>
+                        <w:spacing w:after="0"/>
+                        <w:jc w:val="center"/>
+                      </w:pPr>
+                      <w:r>
+                        <w:t>HORA APROX. DE CONSULTA</w:t>
                       </w:r>
                     </w:p>
                   </w:txbxContent>
@@ -2570,18 +2611,18 @@
         <mc:AlternateContent>
           <mc:Choice Requires="wps">
             <w:drawing>
-              <wp:anchor distT="0" distB="0" distL="114300" distR="114300" simplePos="0" relativeHeight="251670528" behindDoc="0" locked="0" layoutInCell="1" allowOverlap="1" wp14:anchorId="758D7BAB" wp14:editId="46DF72E4">
+              <wp:anchor distT="0" distB="0" distL="114300" distR="114300" simplePos="0" relativeHeight="251693056" behindDoc="0" locked="0" layoutInCell="1" allowOverlap="1" wp14:anchorId="61FEE35C" wp14:editId="722D93CD">
                 <wp:simplePos x="0" y="0"/>
-                <wp:positionH relativeFrom="leftMargin">
-                  <wp:posOffset>287020</wp:posOffset>
+                <wp:positionH relativeFrom="column">
+                  <wp:posOffset>4090035</wp:posOffset>
                 </wp:positionH>
                 <wp:positionV relativeFrom="paragraph">
-                  <wp:posOffset>169751</wp:posOffset>
+                  <wp:posOffset>272415</wp:posOffset>
                 </wp:positionV>
-                <wp:extent cx="762635" cy="302260"/>
-                <wp:effectExtent l="0" t="0" r="18415" b="21590"/>
+                <wp:extent cx="2346960" cy="302260"/>
+                <wp:effectExtent l="0" t="0" r="15240" b="21590"/>
                 <wp:wrapNone/>
-                <wp:docPr id="11" name="Rectángulo: esquinas redondeadas 11"/>
+                <wp:docPr id="47" name="Rectángulo: esquinas redondeadas 47"/>
                 <wp:cNvGraphicFramePr/>
                 <a:graphic xmlns:a="http://schemas.openxmlformats.org/drawingml/2006/main">
                   <a:graphicData uri="http://schemas.microsoft.com/office/word/2010/wordprocessingShape">
@@ -2590,7 +2631,7 @@
                       <wps:spPr>
                         <a:xfrm>
                           <a:off x="0" y="0"/>
-                          <a:ext cx="762635" cy="302260"/>
+                          <a:ext cx="2346960" cy="302260"/>
                         </a:xfrm>
                         <a:prstGeom prst="roundRect">
                           <a:avLst/>
@@ -2618,7 +2659,29 @@
                               <w:jc w:val="center"/>
                             </w:pPr>
                             <w:r>
-                              <w:t>DÍA</w:t>
+                              <w:t>{{</w:t>
+                            </w:r>
+                            <w:proofErr w:type="spellStart"/>
+                            <w:r>
+                              <w:t>hora_consulta</w:t>
+                            </w:r>
+                            <w:proofErr w:type="spellEnd"/>
+                            <w:r>
+                              <w:t>}}</w:t>
+                            </w:r>
+                            <w:r>
+                              <w:t xml:space="preserve">         </w:t>
+                            </w:r>
+                            <w:r>
+                              <w:t>{{</w:t>
+                            </w:r>
+                            <w:proofErr w:type="spellStart"/>
+                            <w:r>
+                              <w:t>fecha_consulta</w:t>
+                            </w:r>
+                            <w:proofErr w:type="spellEnd"/>
+                            <w:r>
+                              <w:t>}}</w:t>
                             </w:r>
                           </w:p>
                         </w:txbxContent>
@@ -2643,7 +2706,7 @@
           </mc:Choice>
           <mc:Fallback>
             <w:pict>
-              <v:roundrect w14:anchorId="758D7BAB" id="Rectángulo: esquinas redondeadas 11" o:spid="_x0000_s1048" style="position:absolute;margin-left:22.6pt;margin-top:13.35pt;width:60.05pt;height:23.8pt;z-index:251670528;visibility:visible;mso-wrap-style:square;mso-width-percent:0;mso-height-percent:0;mso-wrap-distance-left:9pt;mso-wrap-distance-top:0;mso-wrap-distance-right:9pt;mso-wrap-distance-bottom:0;mso-position-horizontal:absolute;mso-position-horizontal-relative:left-margin-area;mso-position-vertical:absolute;mso-position-vertical-relative:text;mso-width-percent:0;mso-height-percent:0;mso-width-relative:margin;mso-height-relative:margin;v-text-anchor:middle" arcsize="10923f" o:gfxdata="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" fillcolor="white [3201]" strokecolor="black [3200]" strokeweight="1pt">
+              <v:roundrect w14:anchorId="61FEE35C" id="Rectángulo: esquinas redondeadas 47" o:spid="_x0000_s1048" style="position:absolute;margin-left:322.05pt;margin-top:21.45pt;width:184.8pt;height:23.8pt;z-index:251693056;visibility:visible;mso-wrap-style:square;mso-width-percent:0;mso-height-percent:0;mso-wrap-distance-left:9pt;mso-wrap-distance-top:0;mso-wrap-distance-right:9pt;mso-wrap-distance-bottom:0;mso-position-horizontal:absolute;mso-position-horizontal-relative:text;mso-position-vertical:absolute;mso-position-vertical-relative:text;mso-width-percent:0;mso-height-percent:0;mso-width-relative:margin;mso-height-relative:margin;v-text-anchor:middle" arcsize="10923f" o:gfxdata="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" fillcolor="white [3201]" strokecolor="black [3200]" strokeweight="1pt">
                 <v:stroke joinstyle="miter"/>
                 <v:textbox>
                   <w:txbxContent>
@@ -2653,17 +2716,43 @@
                         <w:jc w:val="center"/>
                       </w:pPr>
                       <w:r>
-                        <w:t>DÍA</w:t>
+                        <w:t>{{</w:t>
+                      </w:r>
+                      <w:proofErr w:type="spellStart"/>
+                      <w:r>
+                        <w:t>hora_consulta</w:t>
+                      </w:r>
+                      <w:proofErr w:type="spellEnd"/>
+                      <w:r>
+                        <w:t>}}</w:t>
+                      </w:r>
+                      <w:r>
+                        <w:t xml:space="preserve">         </w:t>
+                      </w:r>
+                      <w:r>
+                        <w:t>{{</w:t>
+                      </w:r>
+                      <w:proofErr w:type="spellStart"/>
+                      <w:r>
+                        <w:t>fecha_consulta</w:t>
+                      </w:r>
+                      <w:proofErr w:type="spellEnd"/>
+                      <w:r>
+                        <w:t>}}</w:t>
                       </w:r>
                     </w:p>
                   </w:txbxContent>
                 </v:textbox>
-                <w10:wrap anchorx="margin"/>
               </v:roundrect>
             </w:pict>
           </mc:Fallback>
         </mc:AlternateContent>
       </w:r>
+    </w:p>
+    <w:p>
+      <w:pPr>
+        <w:jc w:val="both"/>
+      </w:pPr>
       <w:r>
         <w:rPr>
           <w:noProof/>
@@ -2671,18 +2760,18 @@
         <mc:AlternateContent>
           <mc:Choice Requires="wps">
             <w:drawing>
-              <wp:anchor distT="0" distB="0" distL="114300" distR="114300" simplePos="0" relativeHeight="251674624" behindDoc="0" locked="0" layoutInCell="1" allowOverlap="1" wp14:anchorId="7616BAE5" wp14:editId="51AA9634">
+              <wp:anchor distT="0" distB="0" distL="114300" distR="114300" simplePos="0" relativeHeight="251670528" behindDoc="0" locked="0" layoutInCell="1" allowOverlap="1" wp14:anchorId="758D7BAB" wp14:editId="2FEAA763">
                 <wp:simplePos x="0" y="0"/>
-                <wp:positionH relativeFrom="margin">
-                  <wp:posOffset>144145</wp:posOffset>
+                <wp:positionH relativeFrom="leftMargin">
+                  <wp:posOffset>288925</wp:posOffset>
                 </wp:positionH>
                 <wp:positionV relativeFrom="paragraph">
-                  <wp:posOffset>172926</wp:posOffset>
+                  <wp:posOffset>321945</wp:posOffset>
                 </wp:positionV>
                 <wp:extent cx="762635" cy="302260"/>
                 <wp:effectExtent l="0" t="0" r="18415" b="21590"/>
                 <wp:wrapNone/>
-                <wp:docPr id="15" name="Rectángulo: esquinas redondeadas 15"/>
+                <wp:docPr id="11" name="Rectángulo: esquinas redondeadas 11"/>
                 <wp:cNvGraphicFramePr/>
                 <a:graphic xmlns:a="http://schemas.openxmlformats.org/drawingml/2006/main">
                   <a:graphicData uri="http://schemas.microsoft.com/office/word/2010/wordprocessingShape">
@@ -2719,7 +2808,7 @@
                               <w:jc w:val="center"/>
                             </w:pPr>
                             <w:r>
-                              <w:t>MES</w:t>
+                              <w:t>DÍA</w:t>
                             </w:r>
                           </w:p>
                         </w:txbxContent>
@@ -2744,7 +2833,7 @@
           </mc:Choice>
           <mc:Fallback>
             <w:pict>
-              <v:roundrect w14:anchorId="7616BAE5" id="Rectángulo: esquinas redondeadas 15" o:spid="_x0000_s1049" style="position:absolute;margin-left:11.35pt;margin-top:13.6pt;width:60.05pt;height:23.8pt;z-index:251674624;visibility:visible;mso-wrap-style:square;mso-width-percent:0;mso-height-percent:0;mso-wrap-distance-left:9pt;mso-wrap-distance-top:0;mso-wrap-distance-right:9pt;mso-wrap-distance-bottom:0;mso-position-horizontal:absolute;mso-position-horizontal-relative:margin;mso-position-vertical:absolute;mso-position-vertical-relative:text;mso-width-percent:0;mso-height-percent:0;mso-width-relative:margin;mso-height-relative:margin;v-text-anchor:middle" arcsize="10923f" o:gfxdata="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" fillcolor="white [3201]" strokecolor="black [3200]" strokeweight="1pt">
+              <v:roundrect w14:anchorId="758D7BAB" id="Rectángulo: esquinas redondeadas 11" o:spid="_x0000_s1049" style="position:absolute;left:0;text-align:left;margin-left:22.75pt;margin-top:25.35pt;width:60.05pt;height:23.8pt;z-index:251670528;visibility:visible;mso-wrap-style:square;mso-width-percent:0;mso-height-percent:0;mso-wrap-distance-left:9pt;mso-wrap-distance-top:0;mso-wrap-distance-right:9pt;mso-wrap-distance-bottom:0;mso-position-horizontal:absolute;mso-position-horizontal-relative:left-margin-area;mso-position-vertical:absolute;mso-position-vertical-relative:text;mso-width-percent:0;mso-height-percent:0;mso-width-relative:margin;mso-height-relative:margin;v-text-anchor:middle" arcsize="10923f" o:gfxdata="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" fillcolor="white [3201]" strokecolor="black [3200]" strokeweight="1pt">
                 <v:stroke joinstyle="miter"/>
                 <v:textbox>
                   <w:txbxContent>
@@ -2754,1282 +2843,7 @@
                         <w:jc w:val="center"/>
                       </w:pPr>
                       <w:r>
-                        <w:t>MES</w:t>
-                      </w:r>
-                    </w:p>
-                  </w:txbxContent>
-                </v:textbox>
-                <w10:wrap anchorx="margin"/>
-              </v:roundrect>
-            </w:pict>
-          </mc:Fallback>
-        </mc:AlternateContent>
-      </w:r>
-      <w:r>
-        <w:rPr>
-          <w:noProof/>
-        </w:rPr>
-        <mc:AlternateContent>
-          <mc:Choice Requires="wps">
-            <w:drawing>
-              <wp:anchor distT="0" distB="0" distL="114300" distR="114300" simplePos="0" relativeHeight="251676672" behindDoc="0" locked="0" layoutInCell="1" allowOverlap="1" wp14:anchorId="0F84361E" wp14:editId="00DAED11">
-                <wp:simplePos x="0" y="0"/>
-                <wp:positionH relativeFrom="margin">
-                  <wp:posOffset>906780</wp:posOffset>
-                </wp:positionH>
-                <wp:positionV relativeFrom="paragraph">
-                  <wp:posOffset>169751</wp:posOffset>
-                </wp:positionV>
-                <wp:extent cx="829945" cy="302260"/>
-                <wp:effectExtent l="0" t="0" r="27305" b="21590"/>
-                <wp:wrapNone/>
-                <wp:docPr id="18" name="Rectángulo: esquinas redondeadas 18"/>
-                <wp:cNvGraphicFramePr/>
-                <a:graphic xmlns:a="http://schemas.openxmlformats.org/drawingml/2006/main">
-                  <a:graphicData uri="http://schemas.microsoft.com/office/word/2010/wordprocessingShape">
-                    <wps:wsp>
-                      <wps:cNvSpPr/>
-                      <wps:spPr>
-                        <a:xfrm>
-                          <a:off x="0" y="0"/>
-                          <a:ext cx="829945" cy="302260"/>
-                        </a:xfrm>
-                        <a:prstGeom prst="roundRect">
-                          <a:avLst/>
-                        </a:prstGeom>
-                      </wps:spPr>
-                      <wps:style>
-                        <a:lnRef idx="2">
-                          <a:schemeClr val="dk1"/>
-                        </a:lnRef>
-                        <a:fillRef idx="1">
-                          <a:schemeClr val="lt1"/>
-                        </a:fillRef>
-                        <a:effectRef idx="0">
-                          <a:schemeClr val="dk1"/>
-                        </a:effectRef>
-                        <a:fontRef idx="minor">
-                          <a:schemeClr val="dk1"/>
-                        </a:fontRef>
-                      </wps:style>
-                      <wps:txbx>
-                        <w:txbxContent>
-                          <w:p>
-                            <w:pPr>
-                              <w:spacing w:after="0"/>
-                              <w:jc w:val="center"/>
-                            </w:pPr>
-                            <w:r>
-                              <w:t>AÑO</w:t>
-                            </w:r>
-                          </w:p>
-                        </w:txbxContent>
-                      </wps:txbx>
-                      <wps:bodyPr rot="0" spcFirstLastPara="0" vertOverflow="overflow" horzOverflow="overflow" vert="horz" wrap="square" lIns="91440" tIns="45720" rIns="91440" bIns="45720" numCol="1" spcCol="0" rtlCol="0" fromWordArt="0" anchor="ctr" anchorCtr="0" forceAA="0" compatLnSpc="1">
-                        <a:prstTxWarp prst="textNoShape">
-                          <a:avLst/>
-                        </a:prstTxWarp>
-                        <a:noAutofit/>
-                      </wps:bodyPr>
-                    </wps:wsp>
-                  </a:graphicData>
-                </a:graphic>
-                <wp14:sizeRelH relativeFrom="margin">
-                  <wp14:pctWidth>0</wp14:pctWidth>
-                </wp14:sizeRelH>
-                <wp14:sizeRelV relativeFrom="margin">
-                  <wp14:pctHeight>0</wp14:pctHeight>
-                </wp14:sizeRelV>
-              </wp:anchor>
-            </w:drawing>
-          </mc:Choice>
-          <mc:Fallback>
-            <w:pict>
-              <v:roundrect w14:anchorId="0F84361E" id="Rectángulo: esquinas redondeadas 18" o:spid="_x0000_s1050" style="position:absolute;margin-left:71.4pt;margin-top:13.35pt;width:65.35pt;height:23.8pt;z-index:251676672;visibility:visible;mso-wrap-style:square;mso-width-percent:0;mso-height-percent:0;mso-wrap-distance-left:9pt;mso-wrap-distance-top:0;mso-wrap-distance-right:9pt;mso-wrap-distance-bottom:0;mso-position-horizontal:absolute;mso-position-horizontal-relative:margin;mso-position-vertical:absolute;mso-position-vertical-relative:text;mso-width-percent:0;mso-height-percent:0;mso-width-relative:margin;mso-height-relative:margin;v-text-anchor:middle" arcsize="10923f" o:gfxdata="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" fillcolor="white [3201]" strokecolor="black [3200]" strokeweight="1pt">
-                <v:stroke joinstyle="miter"/>
-                <v:textbox>
-                  <w:txbxContent>
-                    <w:p>
-                      <w:pPr>
-                        <w:spacing w:after="0"/>
-                        <w:jc w:val="center"/>
-                      </w:pPr>
-                      <w:r>
-                        <w:t>AÑO</w:t>
-                      </w:r>
-                    </w:p>
-                  </w:txbxContent>
-                </v:textbox>
-                <w10:wrap anchorx="margin"/>
-              </v:roundrect>
-            </w:pict>
-          </mc:Fallback>
-        </mc:AlternateContent>
-      </w:r>
-      <w:r>
-        <w:rPr>
-          <w:noProof/>
-        </w:rPr>
-        <mc:AlternateContent>
-          <mc:Choice Requires="wps">
-            <w:drawing>
-              <wp:anchor distT="0" distB="0" distL="114300" distR="114300" simplePos="0" relativeHeight="251695104" behindDoc="0" locked="0" layoutInCell="1" allowOverlap="1" wp14:anchorId="72682929" wp14:editId="4ECDF24B">
-                <wp:simplePos x="0" y="0"/>
-                <wp:positionH relativeFrom="column">
-                  <wp:posOffset>1734820</wp:posOffset>
-                </wp:positionH>
-                <wp:positionV relativeFrom="paragraph">
-                  <wp:posOffset>174196</wp:posOffset>
-                </wp:positionV>
-                <wp:extent cx="4697730" cy="302260"/>
-                <wp:effectExtent l="0" t="0" r="26670" b="21590"/>
-                <wp:wrapNone/>
-                <wp:docPr id="48" name="Rectángulo: esquinas redondeadas 48"/>
-                <wp:cNvGraphicFramePr/>
-                <a:graphic xmlns:a="http://schemas.openxmlformats.org/drawingml/2006/main">
-                  <a:graphicData uri="http://schemas.microsoft.com/office/word/2010/wordprocessingShape">
-                    <wps:wsp>
-                      <wps:cNvSpPr/>
-                      <wps:spPr>
-                        <a:xfrm>
-                          <a:off x="0" y="0"/>
-                          <a:ext cx="4697730" cy="302260"/>
-                        </a:xfrm>
-                        <a:prstGeom prst="roundRect">
-                          <a:avLst/>
-                        </a:prstGeom>
-                      </wps:spPr>
-                      <wps:style>
-                        <a:lnRef idx="2">
-                          <a:schemeClr val="dk1"/>
-                        </a:lnRef>
-                        <a:fillRef idx="1">
-                          <a:schemeClr val="lt1"/>
-                        </a:fillRef>
-                        <a:effectRef idx="0">
-                          <a:schemeClr val="dk1"/>
-                        </a:effectRef>
-                        <a:fontRef idx="minor">
-                          <a:schemeClr val="dk1"/>
-                        </a:fontRef>
-                      </wps:style>
-                      <wps:txbx>
-                        <w:txbxContent>
-                          <w:p>
-                            <w:pPr>
-                              <w:spacing w:after="0"/>
-                              <w:jc w:val="center"/>
-                            </w:pPr>
-                            <w:r>
-                              <w:t>NOMBRE DRA. (DR.)</w:t>
-                            </w:r>
-                          </w:p>
-                        </w:txbxContent>
-                      </wps:txbx>
-                      <wps:bodyPr rot="0" spcFirstLastPara="0" vertOverflow="overflow" horzOverflow="overflow" vert="horz" wrap="square" lIns="91440" tIns="45720" rIns="91440" bIns="45720" numCol="1" spcCol="0" rtlCol="0" fromWordArt="0" anchor="ctr" anchorCtr="0" forceAA="0" compatLnSpc="1">
-                        <a:prstTxWarp prst="textNoShape">
-                          <a:avLst/>
-                        </a:prstTxWarp>
-                        <a:noAutofit/>
-                      </wps:bodyPr>
-                    </wps:wsp>
-                  </a:graphicData>
-                </a:graphic>
-                <wp14:sizeRelH relativeFrom="margin">
-                  <wp14:pctWidth>0</wp14:pctWidth>
-                </wp14:sizeRelH>
-                <wp14:sizeRelV relativeFrom="margin">
-                  <wp14:pctHeight>0</wp14:pctHeight>
-                </wp14:sizeRelV>
-              </wp:anchor>
-            </w:drawing>
-          </mc:Choice>
-          <mc:Fallback>
-            <w:pict>
-              <v:roundrect w14:anchorId="72682929" id="Rectángulo: esquinas redondeadas 48" o:spid="_x0000_s1051" style="position:absolute;margin-left:136.6pt;margin-top:13.7pt;width:369.9pt;height:23.8pt;z-index:251695104;visibility:visible;mso-wrap-style:square;mso-width-percent:0;mso-height-percent:0;mso-wrap-distance-left:9pt;mso-wrap-distance-top:0;mso-wrap-distance-right:9pt;mso-wrap-distance-bottom:0;mso-position-horizontal:absolute;mso-position-horizontal-relative:text;mso-position-vertical:absolute;mso-position-vertical-relative:text;mso-width-percent:0;mso-height-percent:0;mso-width-relative:margin;mso-height-relative:margin;v-text-anchor:middle" arcsize="10923f" o:gfxdata="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" fillcolor="white [3201]" strokecolor="black [3200]" strokeweight="1pt">
-                <v:stroke joinstyle="miter"/>
-                <v:textbox>
-                  <w:txbxContent>
-                    <w:p>
-                      <w:pPr>
-                        <w:spacing w:after="0"/>
-                        <w:jc w:val="center"/>
-                      </w:pPr>
-                      <w:r>
-                        <w:t>NOMBRE DRA. (DR.)</w:t>
-                      </w:r>
-                    </w:p>
-                  </w:txbxContent>
-                </v:textbox>
-              </v:roundrect>
-            </w:pict>
-          </mc:Fallback>
-        </mc:AlternateContent>
-      </w:r>
-    </w:p>
-    <w:p>
-      <w:r>
-        <w:rPr>
-          <w:noProof/>
-        </w:rPr>
-        <mc:AlternateContent>
-          <mc:Choice Requires="wps">
-            <w:drawing>
-              <wp:anchor distT="0" distB="0" distL="114300" distR="114300" simplePos="0" relativeHeight="251678720" behindDoc="0" locked="0" layoutInCell="1" allowOverlap="1" wp14:anchorId="03485CEF" wp14:editId="685ADE3E">
-                <wp:simplePos x="0" y="0"/>
-                <wp:positionH relativeFrom="margin">
-                  <wp:posOffset>137160</wp:posOffset>
-                </wp:positionH>
-                <wp:positionV relativeFrom="paragraph">
-                  <wp:posOffset>187754</wp:posOffset>
-                </wp:positionV>
-                <wp:extent cx="762635" cy="302260"/>
-                <wp:effectExtent l="0" t="0" r="18415" b="21590"/>
-                <wp:wrapNone/>
-                <wp:docPr id="21" name="Rectángulo: esquinas redondeadas 21"/>
-                <wp:cNvGraphicFramePr/>
-                <a:graphic xmlns:a="http://schemas.openxmlformats.org/drawingml/2006/main">
-                  <a:graphicData uri="http://schemas.microsoft.com/office/word/2010/wordprocessingShape">
-                    <wps:wsp>
-                      <wps:cNvSpPr/>
-                      <wps:spPr>
-                        <a:xfrm>
-                          <a:off x="0" y="0"/>
-                          <a:ext cx="762635" cy="302260"/>
-                        </a:xfrm>
-                        <a:prstGeom prst="roundRect">
-                          <a:avLst/>
-                        </a:prstGeom>
-                      </wps:spPr>
-                      <wps:style>
-                        <a:lnRef idx="2">
-                          <a:schemeClr val="dk1"/>
-                        </a:lnRef>
-                        <a:fillRef idx="1">
-                          <a:schemeClr val="lt1"/>
-                        </a:fillRef>
-                        <a:effectRef idx="0">
-                          <a:schemeClr val="dk1"/>
-                        </a:effectRef>
-                        <a:fontRef idx="minor">
-                          <a:schemeClr val="dk1"/>
-                        </a:fontRef>
-                      </wps:style>
-                      <wps:txbx>
-                        <w:txbxContent>
-                          <w:p>
-                            <w:pPr>
-                              <w:spacing w:after="0"/>
-                              <w:jc w:val="center"/>
-                            </w:pPr>
-                            <w:r>
-                              <w:t>{{mes}}</w:t>
-                            </w:r>
-                          </w:p>
-                        </w:txbxContent>
-                      </wps:txbx>
-                      <wps:bodyPr rot="0" spcFirstLastPara="0" vertOverflow="overflow" horzOverflow="overflow" vert="horz" wrap="square" lIns="91440" tIns="45720" rIns="91440" bIns="45720" numCol="1" spcCol="0" rtlCol="0" fromWordArt="0" anchor="ctr" anchorCtr="0" forceAA="0" compatLnSpc="1">
-                        <a:prstTxWarp prst="textNoShape">
-                          <a:avLst/>
-                        </a:prstTxWarp>
-                        <a:noAutofit/>
-                      </wps:bodyPr>
-                    </wps:wsp>
-                  </a:graphicData>
-                </a:graphic>
-                <wp14:sizeRelH relativeFrom="margin">
-                  <wp14:pctWidth>0</wp14:pctWidth>
-                </wp14:sizeRelH>
-                <wp14:sizeRelV relativeFrom="margin">
-                  <wp14:pctHeight>0</wp14:pctHeight>
-                </wp14:sizeRelV>
-              </wp:anchor>
-            </w:drawing>
-          </mc:Choice>
-          <mc:Fallback>
-            <w:pict>
-              <v:roundrect w14:anchorId="03485CEF" id="Rectángulo: esquinas redondeadas 21" o:spid="_x0000_s1052" style="position:absolute;margin-left:10.8pt;margin-top:14.8pt;width:60.05pt;height:23.8pt;z-index:251678720;visibility:visible;mso-wrap-style:square;mso-width-percent:0;mso-height-percent:0;mso-wrap-distance-left:9pt;mso-wrap-distance-top:0;mso-wrap-distance-right:9pt;mso-wrap-distance-bottom:0;mso-position-horizontal:absolute;mso-position-horizontal-relative:margin;mso-position-vertical:absolute;mso-position-vertical-relative:text;mso-width-percent:0;mso-height-percent:0;mso-width-relative:margin;mso-height-relative:margin;v-text-anchor:middle" arcsize="10923f" o:gfxdata="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" fillcolor="white [3201]" strokecolor="black [3200]" strokeweight="1pt">
-                <v:stroke joinstyle="miter"/>
-                <v:textbox>
-                  <w:txbxContent>
-                    <w:p>
-                      <w:pPr>
-                        <w:spacing w:after="0"/>
-                        <w:jc w:val="center"/>
-                      </w:pPr>
-                      <w:r>
-                        <w:t>{{mes}}</w:t>
-                      </w:r>
-                    </w:p>
-                  </w:txbxContent>
-                </v:textbox>
-                <w10:wrap anchorx="margin"/>
-              </v:roundrect>
-            </w:pict>
-          </mc:Fallback>
-        </mc:AlternateContent>
-      </w:r>
-      <w:r>
-        <w:rPr>
-          <w:noProof/>
-        </w:rPr>
-        <mc:AlternateContent>
-          <mc:Choice Requires="wps">
-            <w:drawing>
-              <wp:anchor distT="0" distB="0" distL="114300" distR="114300" simplePos="0" relativeHeight="251680768" behindDoc="0" locked="0" layoutInCell="1" allowOverlap="1" wp14:anchorId="73100C3D" wp14:editId="70D666F5">
-                <wp:simplePos x="0" y="0"/>
-                <wp:positionH relativeFrom="margin">
-                  <wp:posOffset>903605</wp:posOffset>
-                </wp:positionH>
-                <wp:positionV relativeFrom="paragraph">
-                  <wp:posOffset>187119</wp:posOffset>
-                </wp:positionV>
-                <wp:extent cx="831215" cy="302260"/>
-                <wp:effectExtent l="0" t="0" r="26035" b="21590"/>
-                <wp:wrapNone/>
-                <wp:docPr id="26" name="Rectángulo: esquinas redondeadas 26"/>
-                <wp:cNvGraphicFramePr/>
-                <a:graphic xmlns:a="http://schemas.openxmlformats.org/drawingml/2006/main">
-                  <a:graphicData uri="http://schemas.microsoft.com/office/word/2010/wordprocessingShape">
-                    <wps:wsp>
-                      <wps:cNvSpPr/>
-                      <wps:spPr>
-                        <a:xfrm>
-                          <a:off x="0" y="0"/>
-                          <a:ext cx="831215" cy="302260"/>
-                        </a:xfrm>
-                        <a:prstGeom prst="roundRect">
-                          <a:avLst/>
-                        </a:prstGeom>
-                      </wps:spPr>
-                      <wps:style>
-                        <a:lnRef idx="2">
-                          <a:schemeClr val="dk1"/>
-                        </a:lnRef>
-                        <a:fillRef idx="1">
-                          <a:schemeClr val="lt1"/>
-                        </a:fillRef>
-                        <a:effectRef idx="0">
-                          <a:schemeClr val="dk1"/>
-                        </a:effectRef>
-                        <a:fontRef idx="minor">
-                          <a:schemeClr val="dk1"/>
-                        </a:fontRef>
-                      </wps:style>
-                      <wps:txbx>
-                        <w:txbxContent>
-                          <w:p>
-                            <w:pPr>
-                              <w:spacing w:after="0"/>
-                              <w:jc w:val="center"/>
-                            </w:pPr>
-                            <w:r>
-                              <w:t>{{</w:t>
-                            </w:r>
-                            <w:proofErr w:type="spellStart"/>
-                            <w:r>
-                              <w:t>anio</w:t>
-                            </w:r>
-                            <w:proofErr w:type="spellEnd"/>
-                            <w:r>
-                              <w:t>}}</w:t>
-                            </w:r>
-                          </w:p>
-                        </w:txbxContent>
-                      </wps:txbx>
-                      <wps:bodyPr rot="0" spcFirstLastPara="0" vertOverflow="overflow" horzOverflow="overflow" vert="horz" wrap="square" lIns="91440" tIns="45720" rIns="91440" bIns="45720" numCol="1" spcCol="0" rtlCol="0" fromWordArt="0" anchor="ctr" anchorCtr="0" forceAA="0" compatLnSpc="1">
-                        <a:prstTxWarp prst="textNoShape">
-                          <a:avLst/>
-                        </a:prstTxWarp>
-                        <a:noAutofit/>
-                      </wps:bodyPr>
-                    </wps:wsp>
-                  </a:graphicData>
-                </a:graphic>
-                <wp14:sizeRelH relativeFrom="margin">
-                  <wp14:pctWidth>0</wp14:pctWidth>
-                </wp14:sizeRelH>
-                <wp14:sizeRelV relativeFrom="margin">
-                  <wp14:pctHeight>0</wp14:pctHeight>
-                </wp14:sizeRelV>
-              </wp:anchor>
-            </w:drawing>
-          </mc:Choice>
-          <mc:Fallback>
-            <w:pict>
-              <v:roundrect w14:anchorId="73100C3D" id="Rectángulo: esquinas redondeadas 26" o:spid="_x0000_s1053" style="position:absolute;margin-left:71.15pt;margin-top:14.75pt;width:65.45pt;height:23.8pt;z-index:251680768;visibility:visible;mso-wrap-style:square;mso-width-percent:0;mso-height-percent:0;mso-wrap-distance-left:9pt;mso-wrap-distance-top:0;mso-wrap-distance-right:9pt;mso-wrap-distance-bottom:0;mso-position-horizontal:absolute;mso-position-horizontal-relative:margin;mso-position-vertical:absolute;mso-position-vertical-relative:text;mso-width-percent:0;mso-height-percent:0;mso-width-relative:margin;mso-height-relative:margin;v-text-anchor:middle" arcsize="10923f" o:gfxdata="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" fillcolor="white [3201]" strokecolor="black [3200]" strokeweight="1pt">
-                <v:stroke joinstyle="miter"/>
-                <v:textbox>
-                  <w:txbxContent>
-                    <w:p>
-                      <w:pPr>
-                        <w:spacing w:after="0"/>
-                        <w:jc w:val="center"/>
-                      </w:pPr>
-                      <w:r>
-                        <w:t>{{</w:t>
-                      </w:r>
-                      <w:proofErr w:type="spellStart"/>
-                      <w:r>
-                        <w:t>anio</w:t>
-                      </w:r>
-                      <w:proofErr w:type="spellEnd"/>
-                      <w:r>
-                        <w:t>}}</w:t>
-                      </w:r>
-                    </w:p>
-                  </w:txbxContent>
-                </v:textbox>
-                <w10:wrap anchorx="margin"/>
-              </v:roundrect>
-            </w:pict>
-          </mc:Fallback>
-        </mc:AlternateContent>
-      </w:r>
-      <w:r>
-        <w:rPr>
-          <w:noProof/>
-        </w:rPr>
-        <mc:AlternateContent>
-          <mc:Choice Requires="wps">
-            <w:drawing>
-              <wp:anchor distT="0" distB="0" distL="114300" distR="114300" simplePos="0" relativeHeight="251697152" behindDoc="0" locked="0" layoutInCell="1" allowOverlap="1" wp14:anchorId="1FFF0672" wp14:editId="5BC33267">
-                <wp:simplePos x="0" y="0"/>
-                <wp:positionH relativeFrom="column">
-                  <wp:posOffset>1732915</wp:posOffset>
-                </wp:positionH>
-                <wp:positionV relativeFrom="paragraph">
-                  <wp:posOffset>193469</wp:posOffset>
-                </wp:positionV>
-                <wp:extent cx="4697730" cy="302260"/>
-                <wp:effectExtent l="0" t="0" r="26670" b="21590"/>
-                <wp:wrapNone/>
-                <wp:docPr id="49" name="Rectángulo: esquinas redondeadas 49"/>
-                <wp:cNvGraphicFramePr/>
-                <a:graphic xmlns:a="http://schemas.openxmlformats.org/drawingml/2006/main">
-                  <a:graphicData uri="http://schemas.microsoft.com/office/word/2010/wordprocessingShape">
-                    <wps:wsp>
-                      <wps:cNvSpPr/>
-                      <wps:spPr>
-                        <a:xfrm>
-                          <a:off x="0" y="0"/>
-                          <a:ext cx="4697730" cy="302260"/>
-                        </a:xfrm>
-                        <a:prstGeom prst="roundRect">
-                          <a:avLst/>
-                        </a:prstGeom>
-                      </wps:spPr>
-                      <wps:style>
-                        <a:lnRef idx="2">
-                          <a:schemeClr val="dk1"/>
-                        </a:lnRef>
-                        <a:fillRef idx="1">
-                          <a:schemeClr val="lt1"/>
-                        </a:fillRef>
-                        <a:effectRef idx="0">
-                          <a:schemeClr val="dk1"/>
-                        </a:effectRef>
-                        <a:fontRef idx="minor">
-                          <a:schemeClr val="dk1"/>
-                        </a:fontRef>
-                      </wps:style>
-                      <wps:txbx>
-                        <w:txbxContent>
-                          <w:p>
-                            <w:pPr>
-                              <w:spacing w:after="0"/>
-                              <w:jc w:val="center"/>
-                            </w:pPr>
-                            <w:r>
-                              <w:t>{{</w:t>
-                            </w:r>
-                            <w:proofErr w:type="spellStart"/>
-                            <w:r>
-                              <w:t>nombre_doctor</w:t>
-                            </w:r>
-                            <w:proofErr w:type="spellEnd"/>
-                            <w:r>
-                              <w:t>}}</w:t>
-                            </w:r>
-                          </w:p>
-                        </w:txbxContent>
-                      </wps:txbx>
-                      <wps:bodyPr rot="0" spcFirstLastPara="0" vertOverflow="overflow" horzOverflow="overflow" vert="horz" wrap="square" lIns="91440" tIns="45720" rIns="91440" bIns="45720" numCol="1" spcCol="0" rtlCol="0" fromWordArt="0" anchor="ctr" anchorCtr="0" forceAA="0" compatLnSpc="1">
-                        <a:prstTxWarp prst="textNoShape">
-                          <a:avLst/>
-                        </a:prstTxWarp>
-                        <a:noAutofit/>
-                      </wps:bodyPr>
-                    </wps:wsp>
-                  </a:graphicData>
-                </a:graphic>
-                <wp14:sizeRelH relativeFrom="margin">
-                  <wp14:pctWidth>0</wp14:pctWidth>
-                </wp14:sizeRelH>
-                <wp14:sizeRelV relativeFrom="margin">
-                  <wp14:pctHeight>0</wp14:pctHeight>
-                </wp14:sizeRelV>
-              </wp:anchor>
-            </w:drawing>
-          </mc:Choice>
-          <mc:Fallback>
-            <w:pict>
-              <v:roundrect w14:anchorId="1FFF0672" id="Rectángulo: esquinas redondeadas 49" o:spid="_x0000_s1054" style="position:absolute;margin-left:136.45pt;margin-top:15.25pt;width:369.9pt;height:23.8pt;z-index:251697152;visibility:visible;mso-wrap-style:square;mso-width-percent:0;mso-height-percent:0;mso-wrap-distance-left:9pt;mso-wrap-distance-top:0;mso-wrap-distance-right:9pt;mso-wrap-distance-bottom:0;mso-position-horizontal:absolute;mso-position-horizontal-relative:text;mso-position-vertical:absolute;mso-position-vertical-relative:text;mso-width-percent:0;mso-height-percent:0;mso-width-relative:margin;mso-height-relative:margin;v-text-anchor:middle" arcsize="10923f" o:gfxdata="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" fillcolor="white [3201]" strokecolor="black [3200]" strokeweight="1pt">
-                <v:stroke joinstyle="miter"/>
-                <v:textbox>
-                  <w:txbxContent>
-                    <w:p>
-                      <w:pPr>
-                        <w:spacing w:after="0"/>
-                        <w:jc w:val="center"/>
-                      </w:pPr>
-                      <w:r>
-                        <w:t>{{</w:t>
-                      </w:r>
-                      <w:proofErr w:type="spellStart"/>
-                      <w:r>
-                        <w:t>nombre_doctor</w:t>
-                      </w:r>
-                      <w:proofErr w:type="spellEnd"/>
-                      <w:r>
-                        <w:t>}}</w:t>
-                      </w:r>
-                    </w:p>
-                  </w:txbxContent>
-                </v:textbox>
-              </v:roundrect>
-            </w:pict>
-          </mc:Fallback>
-        </mc:AlternateContent>
-      </w:r>
-      <w:r>
-        <w:rPr>
-          <w:noProof/>
-        </w:rPr>
-        <mc:AlternateContent>
-          <mc:Choice Requires="wps">
-            <w:drawing>
-              <wp:anchor distT="0" distB="0" distL="114300" distR="114300" simplePos="0" relativeHeight="251672576" behindDoc="0" locked="0" layoutInCell="1" allowOverlap="1" wp14:anchorId="0111CBBD" wp14:editId="42E4DBF9">
-                <wp:simplePos x="0" y="0"/>
-                <wp:positionH relativeFrom="leftMargin">
-                  <wp:posOffset>287655</wp:posOffset>
-                </wp:positionH>
-                <wp:positionV relativeFrom="paragraph">
-                  <wp:posOffset>185214</wp:posOffset>
-                </wp:positionV>
-                <wp:extent cx="762635" cy="302260"/>
-                <wp:effectExtent l="0" t="0" r="18415" b="21590"/>
-                <wp:wrapNone/>
-                <wp:docPr id="12" name="Rectángulo: esquinas redondeadas 12"/>
-                <wp:cNvGraphicFramePr/>
-                <a:graphic xmlns:a="http://schemas.openxmlformats.org/drawingml/2006/main">
-                  <a:graphicData uri="http://schemas.microsoft.com/office/word/2010/wordprocessingShape">
-                    <wps:wsp>
-                      <wps:cNvSpPr/>
-                      <wps:spPr>
-                        <a:xfrm>
-                          <a:off x="0" y="0"/>
-                          <a:ext cx="762635" cy="302260"/>
-                        </a:xfrm>
-                        <a:prstGeom prst="roundRect">
-                          <a:avLst/>
-                        </a:prstGeom>
-                      </wps:spPr>
-                      <wps:style>
-                        <a:lnRef idx="2">
-                          <a:schemeClr val="dk1"/>
-                        </a:lnRef>
-                        <a:fillRef idx="1">
-                          <a:schemeClr val="lt1"/>
-                        </a:fillRef>
-                        <a:effectRef idx="0">
-                          <a:schemeClr val="dk1"/>
-                        </a:effectRef>
-                        <a:fontRef idx="minor">
-                          <a:schemeClr val="dk1"/>
-                        </a:fontRef>
-                      </wps:style>
-                      <wps:txbx>
-                        <w:txbxContent>
-                          <w:p>
-                            <w:pPr>
-                              <w:spacing w:after="0"/>
-                              <w:jc w:val="center"/>
-                            </w:pPr>
-                            <w:r>
-                              <w:t>{{</w:t>
-                            </w:r>
-                            <w:proofErr w:type="spellStart"/>
-                            <w:r>
-                              <w:t>dia</w:t>
-                            </w:r>
-                            <w:proofErr w:type="spellEnd"/>
-                            <w:r>
-                              <w:t>}}</w:t>
-                            </w:r>
-                          </w:p>
-                        </w:txbxContent>
-                      </wps:txbx>
-                      <wps:bodyPr rot="0" spcFirstLastPara="0" vertOverflow="overflow" horzOverflow="overflow" vert="horz" wrap="square" lIns="91440" tIns="45720" rIns="91440" bIns="45720" numCol="1" spcCol="0" rtlCol="0" fromWordArt="0" anchor="ctr" anchorCtr="0" forceAA="0" compatLnSpc="1">
-                        <a:prstTxWarp prst="textNoShape">
-                          <a:avLst/>
-                        </a:prstTxWarp>
-                        <a:noAutofit/>
-                      </wps:bodyPr>
-                    </wps:wsp>
-                  </a:graphicData>
-                </a:graphic>
-                <wp14:sizeRelH relativeFrom="margin">
-                  <wp14:pctWidth>0</wp14:pctWidth>
-                </wp14:sizeRelH>
-                <wp14:sizeRelV relativeFrom="margin">
-                  <wp14:pctHeight>0</wp14:pctHeight>
-                </wp14:sizeRelV>
-              </wp:anchor>
-            </w:drawing>
-          </mc:Choice>
-          <mc:Fallback>
-            <w:pict>
-              <v:roundrect w14:anchorId="0111CBBD" id="Rectángulo: esquinas redondeadas 12" o:spid="_x0000_s1055" style="position:absolute;margin-left:22.65pt;margin-top:14.6pt;width:60.05pt;height:23.8pt;z-index:251672576;visibility:visible;mso-wrap-style:square;mso-width-percent:0;mso-height-percent:0;mso-wrap-distance-left:9pt;mso-wrap-distance-top:0;mso-wrap-distance-right:9pt;mso-wrap-distance-bottom:0;mso-position-horizontal:absolute;mso-position-horizontal-relative:left-margin-area;mso-position-vertical:absolute;mso-position-vertical-relative:text;mso-width-percent:0;mso-height-percent:0;mso-width-relative:margin;mso-height-relative:margin;v-text-anchor:middle" arcsize="10923f" o:gfxdata="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" fillcolor="white [3201]" strokecolor="black [3200]" strokeweight="1pt">
-                <v:stroke joinstyle="miter"/>
-                <v:textbox>
-                  <w:txbxContent>
-                    <w:p>
-                      <w:pPr>
-                        <w:spacing w:after="0"/>
-                        <w:jc w:val="center"/>
-                      </w:pPr>
-                      <w:r>
-                        <w:t>{{</w:t>
-                      </w:r>
-                      <w:proofErr w:type="spellStart"/>
-                      <w:r>
-                        <w:t>dia</w:t>
-                      </w:r>
-                      <w:proofErr w:type="spellEnd"/>
-                      <w:r>
-                        <w:t>}}</w:t>
-                      </w:r>
-                    </w:p>
-                  </w:txbxContent>
-                </v:textbox>
-                <w10:wrap anchorx="margin"/>
-              </v:roundrect>
-            </w:pict>
-          </mc:Fallback>
-        </mc:AlternateContent>
-      </w:r>
-    </w:p>
-    <w:p>
-      <w:pPr>
-        <w:jc w:val="both"/>
-      </w:pPr>
-      <w:r>
-        <w:rPr>
-          <w:noProof/>
-        </w:rPr>
-        <mc:AlternateContent>
-          <mc:Choice Requires="wps">
-            <w:drawing>
-              <wp:anchor distT="0" distB="0" distL="114300" distR="114300" simplePos="0" relativeHeight="251709440" behindDoc="0" locked="0" layoutInCell="1" allowOverlap="1" wp14:anchorId="4D216A8D" wp14:editId="6247ACCA">
-                <wp:simplePos x="0" y="0"/>
-                <wp:positionH relativeFrom="leftMargin">
-                  <wp:posOffset>5534025</wp:posOffset>
-                </wp:positionH>
-                <wp:positionV relativeFrom="paragraph">
-                  <wp:posOffset>222456</wp:posOffset>
-                </wp:positionV>
-                <wp:extent cx="1799590" cy="302260"/>
-                <wp:effectExtent l="0" t="0" r="10160" b="21590"/>
-                <wp:wrapNone/>
-                <wp:docPr id="70" name="Rectángulo: esquinas redondeadas 70"/>
-                <wp:cNvGraphicFramePr/>
-                <a:graphic xmlns:a="http://schemas.openxmlformats.org/drawingml/2006/main">
-                  <a:graphicData uri="http://schemas.microsoft.com/office/word/2010/wordprocessingShape">
-                    <wps:wsp>
-                      <wps:cNvSpPr/>
-                      <wps:spPr>
-                        <a:xfrm>
-                          <a:off x="0" y="0"/>
-                          <a:ext cx="1799590" cy="302260"/>
-                        </a:xfrm>
-                        <a:prstGeom prst="roundRect">
-                          <a:avLst/>
-                        </a:prstGeom>
-                      </wps:spPr>
-                      <wps:style>
-                        <a:lnRef idx="2">
-                          <a:schemeClr val="dk1"/>
-                        </a:lnRef>
-                        <a:fillRef idx="1">
-                          <a:schemeClr val="lt1"/>
-                        </a:fillRef>
-                        <a:effectRef idx="0">
-                          <a:schemeClr val="dk1"/>
-                        </a:effectRef>
-                        <a:fontRef idx="minor">
-                          <a:schemeClr val="dk1"/>
-                        </a:fontRef>
-                      </wps:style>
-                      <wps:txbx>
-                        <w:txbxContent>
-                          <w:p>
-                            <w:pPr>
-                              <w:spacing w:after="0"/>
-                              <w:jc w:val="center"/>
-                            </w:pPr>
-                            <w:r>
-                              <w:t>FRECUENCIA RESPIRATORIA</w:t>
-                            </w:r>
-                          </w:p>
-                        </w:txbxContent>
-                      </wps:txbx>
-                      <wps:bodyPr rot="0" spcFirstLastPara="0" vertOverflow="overflow" horzOverflow="overflow" vert="horz" wrap="square" lIns="91440" tIns="45720" rIns="91440" bIns="45720" numCol="1" spcCol="0" rtlCol="0" fromWordArt="0" anchor="ctr" anchorCtr="0" forceAA="0" compatLnSpc="1">
-                        <a:prstTxWarp prst="textNoShape">
-                          <a:avLst/>
-                        </a:prstTxWarp>
-                        <a:noAutofit/>
-                      </wps:bodyPr>
-                    </wps:wsp>
-                  </a:graphicData>
-                </a:graphic>
-                <wp14:sizeRelH relativeFrom="margin">
-                  <wp14:pctWidth>0</wp14:pctWidth>
-                </wp14:sizeRelH>
-                <wp14:sizeRelV relativeFrom="margin">
-                  <wp14:pctHeight>0</wp14:pctHeight>
-                </wp14:sizeRelV>
-              </wp:anchor>
-            </w:drawing>
-          </mc:Choice>
-          <mc:Fallback>
-            <w:pict>
-              <v:roundrect w14:anchorId="4D216A8D" id="Rectángulo: esquinas redondeadas 70" o:spid="_x0000_s1056" style="position:absolute;left:0;text-align:left;margin-left:435.75pt;margin-top:17.5pt;width:141.7pt;height:23.8pt;z-index:251709440;visibility:visible;mso-wrap-style:square;mso-width-percent:0;mso-height-percent:0;mso-wrap-distance-left:9pt;mso-wrap-distance-top:0;mso-wrap-distance-right:9pt;mso-wrap-distance-bottom:0;mso-position-horizontal:absolute;mso-position-horizontal-relative:left-margin-area;mso-position-vertical:absolute;mso-position-vertical-relative:text;mso-width-percent:0;mso-height-percent:0;mso-width-relative:margin;mso-height-relative:margin;v-text-anchor:middle" arcsize="10923f" o:gfxdata="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" fillcolor="white [3201]" strokecolor="black [3200]" strokeweight="1pt">
-                <v:stroke joinstyle="miter"/>
-                <v:textbox>
-                  <w:txbxContent>
-                    <w:p>
-                      <w:pPr>
-                        <w:spacing w:after="0"/>
-                        <w:jc w:val="center"/>
-                      </w:pPr>
-                      <w:r>
-                        <w:t>FRECUENCIA RESPIRATORIA</w:t>
-                      </w:r>
-                    </w:p>
-                  </w:txbxContent>
-                </v:textbox>
-                <w10:wrap anchorx="margin"/>
-              </v:roundrect>
-            </w:pict>
-          </mc:Fallback>
-        </mc:AlternateContent>
-      </w:r>
-      <w:r>
-        <w:rPr>
-          <w:noProof/>
-        </w:rPr>
-        <mc:AlternateContent>
-          <mc:Choice Requires="wps">
-            <w:drawing>
-              <wp:anchor distT="0" distB="0" distL="114300" distR="114300" simplePos="0" relativeHeight="251711488" behindDoc="0" locked="0" layoutInCell="1" allowOverlap="1" wp14:anchorId="4B4AB016" wp14:editId="261264B0">
-                <wp:simplePos x="0" y="0"/>
-                <wp:positionH relativeFrom="margin">
-                  <wp:posOffset>140764</wp:posOffset>
-                </wp:positionH>
-                <wp:positionV relativeFrom="paragraph">
-                  <wp:posOffset>217170</wp:posOffset>
-                </wp:positionV>
-                <wp:extent cx="762635" cy="302260"/>
-                <wp:effectExtent l="0" t="0" r="18415" b="21590"/>
-                <wp:wrapNone/>
-                <wp:docPr id="97" name="Rectángulo: esquinas redondeadas 97"/>
-                <wp:cNvGraphicFramePr/>
-                <a:graphic xmlns:a="http://schemas.openxmlformats.org/drawingml/2006/main">
-                  <a:graphicData uri="http://schemas.microsoft.com/office/word/2010/wordprocessingShape">
-                    <wps:wsp>
-                      <wps:cNvSpPr/>
-                      <wps:spPr>
-                        <a:xfrm>
-                          <a:off x="0" y="0"/>
-                          <a:ext cx="762635" cy="302260"/>
-                        </a:xfrm>
-                        <a:prstGeom prst="roundRect">
-                          <a:avLst/>
-                        </a:prstGeom>
-                      </wps:spPr>
-                      <wps:style>
-                        <a:lnRef idx="2">
-                          <a:schemeClr val="dk1"/>
-                        </a:lnRef>
-                        <a:fillRef idx="1">
-                          <a:schemeClr val="lt1"/>
-                        </a:fillRef>
-                        <a:effectRef idx="0">
-                          <a:schemeClr val="dk1"/>
-                        </a:effectRef>
-                        <a:fontRef idx="minor">
-                          <a:schemeClr val="dk1"/>
-                        </a:fontRef>
-                      </wps:style>
-                      <wps:txbx>
-                        <w:txbxContent>
-                          <w:p>
-                            <w:pPr>
-                              <w:spacing w:after="0"/>
-                              <w:jc w:val="center"/>
-                            </w:pPr>
-                            <w:r>
-                              <w:t>PESO</w:t>
-                            </w:r>
-                          </w:p>
-                        </w:txbxContent>
-                      </wps:txbx>
-                      <wps:bodyPr rot="0" spcFirstLastPara="0" vertOverflow="overflow" horzOverflow="overflow" vert="horz" wrap="square" lIns="91440" tIns="45720" rIns="91440" bIns="45720" numCol="1" spcCol="0" rtlCol="0" fromWordArt="0" anchor="ctr" anchorCtr="0" forceAA="0" compatLnSpc="1">
-                        <a:prstTxWarp prst="textNoShape">
-                          <a:avLst/>
-                        </a:prstTxWarp>
-                        <a:noAutofit/>
-                      </wps:bodyPr>
-                    </wps:wsp>
-                  </a:graphicData>
-                </a:graphic>
-                <wp14:sizeRelH relativeFrom="margin">
-                  <wp14:pctWidth>0</wp14:pctWidth>
-                </wp14:sizeRelH>
-                <wp14:sizeRelV relativeFrom="margin">
-                  <wp14:pctHeight>0</wp14:pctHeight>
-                </wp14:sizeRelV>
-              </wp:anchor>
-            </w:drawing>
-          </mc:Choice>
-          <mc:Fallback>
-            <w:pict>
-              <v:roundrect w14:anchorId="4B4AB016" id="Rectángulo: esquinas redondeadas 97" o:spid="_x0000_s1057" style="position:absolute;left:0;text-align:left;margin-left:11.1pt;margin-top:17.1pt;width:60.05pt;height:23.8pt;z-index:251711488;visibility:visible;mso-wrap-style:square;mso-width-percent:0;mso-height-percent:0;mso-wrap-distance-left:9pt;mso-wrap-distance-top:0;mso-wrap-distance-right:9pt;mso-wrap-distance-bottom:0;mso-position-horizontal:absolute;mso-position-horizontal-relative:margin;mso-position-vertical:absolute;mso-position-vertical-relative:text;mso-width-percent:0;mso-height-percent:0;mso-width-relative:margin;mso-height-relative:margin;v-text-anchor:middle" arcsize="10923f" o:gfxdata="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" fillcolor="white [3201]" strokecolor="black [3200]" strokeweight="1pt">
-                <v:stroke joinstyle="miter"/>
-                <v:textbox>
-                  <w:txbxContent>
-                    <w:p>
-                      <w:pPr>
-                        <w:spacing w:after="0"/>
-                        <w:jc w:val="center"/>
-                      </w:pPr>
-                      <w:r>
-                        <w:t>PESO</w:t>
-                      </w:r>
-                    </w:p>
-                  </w:txbxContent>
-                </v:textbox>
-                <w10:wrap anchorx="margin"/>
-              </v:roundrect>
-            </w:pict>
-          </mc:Fallback>
-        </mc:AlternateContent>
-      </w:r>
-      <w:r>
-        <w:rPr>
-          <w:noProof/>
-        </w:rPr>
-        <mc:AlternateContent>
-          <mc:Choice Requires="wps">
-            <w:drawing>
-              <wp:anchor distT="0" distB="0" distL="114300" distR="114300" simplePos="0" relativeHeight="251703296" behindDoc="0" locked="0" layoutInCell="1" allowOverlap="1" wp14:anchorId="40225D58" wp14:editId="5B22AE7D">
-                <wp:simplePos x="0" y="0"/>
-                <wp:positionH relativeFrom="leftMargin">
-                  <wp:posOffset>1802336</wp:posOffset>
-                </wp:positionH>
-                <wp:positionV relativeFrom="paragraph">
-                  <wp:posOffset>218440</wp:posOffset>
-                </wp:positionV>
-                <wp:extent cx="831215" cy="302260"/>
-                <wp:effectExtent l="0" t="0" r="26035" b="21590"/>
-                <wp:wrapNone/>
-                <wp:docPr id="61" name="Rectángulo: esquinas redondeadas 61"/>
-                <wp:cNvGraphicFramePr/>
-                <a:graphic xmlns:a="http://schemas.openxmlformats.org/drawingml/2006/main">
-                  <a:graphicData uri="http://schemas.microsoft.com/office/word/2010/wordprocessingShape">
-                    <wps:wsp>
-                      <wps:cNvSpPr/>
-                      <wps:spPr>
-                        <a:xfrm>
-                          <a:off x="0" y="0"/>
-                          <a:ext cx="831215" cy="302260"/>
-                        </a:xfrm>
-                        <a:prstGeom prst="roundRect">
-                          <a:avLst/>
-                        </a:prstGeom>
-                      </wps:spPr>
-                      <wps:style>
-                        <a:lnRef idx="2">
-                          <a:schemeClr val="dk1"/>
-                        </a:lnRef>
-                        <a:fillRef idx="1">
-                          <a:schemeClr val="lt1"/>
-                        </a:fillRef>
-                        <a:effectRef idx="0">
-                          <a:schemeClr val="dk1"/>
-                        </a:effectRef>
-                        <a:fontRef idx="minor">
-                          <a:schemeClr val="dk1"/>
-                        </a:fontRef>
-                      </wps:style>
-                      <wps:txbx>
-                        <w:txbxContent>
-                          <w:p>
-                            <w:pPr>
-                              <w:spacing w:after="0"/>
-                              <w:jc w:val="center"/>
-                            </w:pPr>
-                            <w:proofErr w:type="spellStart"/>
-                            <w:r>
-                              <w:t>T.A</w:t>
-                            </w:r>
-                            <w:proofErr w:type="spellEnd"/>
-                            <w:r>
-                              <w:t>.</w:t>
-                            </w:r>
-                          </w:p>
-                        </w:txbxContent>
-                      </wps:txbx>
-                      <wps:bodyPr rot="0" spcFirstLastPara="0" vertOverflow="overflow" horzOverflow="overflow" vert="horz" wrap="square" lIns="91440" tIns="45720" rIns="91440" bIns="45720" numCol="1" spcCol="0" rtlCol="0" fromWordArt="0" anchor="ctr" anchorCtr="0" forceAA="0" compatLnSpc="1">
-                        <a:prstTxWarp prst="textNoShape">
-                          <a:avLst/>
-                        </a:prstTxWarp>
-                        <a:noAutofit/>
-                      </wps:bodyPr>
-                    </wps:wsp>
-                  </a:graphicData>
-                </a:graphic>
-                <wp14:sizeRelH relativeFrom="margin">
-                  <wp14:pctWidth>0</wp14:pctWidth>
-                </wp14:sizeRelH>
-                <wp14:sizeRelV relativeFrom="margin">
-                  <wp14:pctHeight>0</wp14:pctHeight>
-                </wp14:sizeRelV>
-              </wp:anchor>
-            </w:drawing>
-          </mc:Choice>
-          <mc:Fallback>
-            <w:pict>
-              <v:roundrect w14:anchorId="40225D58" id="Rectángulo: esquinas redondeadas 61" o:spid="_x0000_s1058" style="position:absolute;left:0;text-align:left;margin-left:141.9pt;margin-top:17.2pt;width:65.45pt;height:23.8pt;z-index:251703296;visibility:visible;mso-wrap-style:square;mso-width-percent:0;mso-height-percent:0;mso-wrap-distance-left:9pt;mso-wrap-distance-top:0;mso-wrap-distance-right:9pt;mso-wrap-distance-bottom:0;mso-position-horizontal:absolute;mso-position-horizontal-relative:left-margin-area;mso-position-vertical:absolute;mso-position-vertical-relative:text;mso-width-percent:0;mso-height-percent:0;mso-width-relative:margin;mso-height-relative:margin;v-text-anchor:middle" arcsize="10923f" o:gfxdata="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" fillcolor="white [3201]" strokecolor="black [3200]" strokeweight="1pt">
-                <v:stroke joinstyle="miter"/>
-                <v:textbox>
-                  <w:txbxContent>
-                    <w:p>
-                      <w:pPr>
-                        <w:spacing w:after="0"/>
-                        <w:jc w:val="center"/>
-                      </w:pPr>
-                      <w:proofErr w:type="spellStart"/>
-                      <w:r>
-                        <w:t>T.A</w:t>
-                      </w:r>
-                      <w:proofErr w:type="spellEnd"/>
-                      <w:r>
-                        <w:t>.</w:t>
-                      </w:r>
-                    </w:p>
-                  </w:txbxContent>
-                </v:textbox>
-                <w10:wrap anchorx="margin"/>
-              </v:roundrect>
-            </w:pict>
-          </mc:Fallback>
-        </mc:AlternateContent>
-      </w:r>
-      <w:r>
-        <w:rPr>
-          <w:noProof/>
-        </w:rPr>
-        <mc:AlternateContent>
-          <mc:Choice Requires="wps">
-            <w:drawing>
-              <wp:anchor distT="0" distB="0" distL="114300" distR="114300" simplePos="0" relativeHeight="251705344" behindDoc="0" locked="0" layoutInCell="1" allowOverlap="1" wp14:anchorId="1B7ECC35" wp14:editId="1E4ACCA9">
-                <wp:simplePos x="0" y="0"/>
-                <wp:positionH relativeFrom="leftMargin">
-                  <wp:posOffset>2634821</wp:posOffset>
-                </wp:positionH>
-                <wp:positionV relativeFrom="paragraph">
-                  <wp:posOffset>222885</wp:posOffset>
-                </wp:positionV>
-                <wp:extent cx="1170940" cy="302260"/>
-                <wp:effectExtent l="0" t="0" r="10160" b="21590"/>
-                <wp:wrapNone/>
-                <wp:docPr id="64" name="Rectángulo: esquinas redondeadas 64"/>
-                <wp:cNvGraphicFramePr/>
-                <a:graphic xmlns:a="http://schemas.openxmlformats.org/drawingml/2006/main">
-                  <a:graphicData uri="http://schemas.microsoft.com/office/word/2010/wordprocessingShape">
-                    <wps:wsp>
-                      <wps:cNvSpPr/>
-                      <wps:spPr>
-                        <a:xfrm>
-                          <a:off x="0" y="0"/>
-                          <a:ext cx="1170940" cy="302260"/>
-                        </a:xfrm>
-                        <a:prstGeom prst="roundRect">
-                          <a:avLst/>
-                        </a:prstGeom>
-                      </wps:spPr>
-                      <wps:style>
-                        <a:lnRef idx="2">
-                          <a:schemeClr val="dk1"/>
-                        </a:lnRef>
-                        <a:fillRef idx="1">
-                          <a:schemeClr val="lt1"/>
-                        </a:fillRef>
-                        <a:effectRef idx="0">
-                          <a:schemeClr val="dk1"/>
-                        </a:effectRef>
-                        <a:fontRef idx="minor">
-                          <a:schemeClr val="dk1"/>
-                        </a:fontRef>
-                      </wps:style>
-                      <wps:txbx>
-                        <w:txbxContent>
-                          <w:p>
-                            <w:pPr>
-                              <w:spacing w:after="0"/>
-                              <w:jc w:val="center"/>
-                            </w:pPr>
-                            <w:r>
-                              <w:t>TEMPERATURA</w:t>
-                            </w:r>
-                          </w:p>
-                        </w:txbxContent>
-                      </wps:txbx>
-                      <wps:bodyPr rot="0" spcFirstLastPara="0" vertOverflow="overflow" horzOverflow="overflow" vert="horz" wrap="square" lIns="91440" tIns="45720" rIns="91440" bIns="45720" numCol="1" spcCol="0" rtlCol="0" fromWordArt="0" anchor="ctr" anchorCtr="0" forceAA="0" compatLnSpc="1">
-                        <a:prstTxWarp prst="textNoShape">
-                          <a:avLst/>
-                        </a:prstTxWarp>
-                        <a:noAutofit/>
-                      </wps:bodyPr>
-                    </wps:wsp>
-                  </a:graphicData>
-                </a:graphic>
-                <wp14:sizeRelH relativeFrom="margin">
-                  <wp14:pctWidth>0</wp14:pctWidth>
-                </wp14:sizeRelH>
-                <wp14:sizeRelV relativeFrom="margin">
-                  <wp14:pctHeight>0</wp14:pctHeight>
-                </wp14:sizeRelV>
-              </wp:anchor>
-            </w:drawing>
-          </mc:Choice>
-          <mc:Fallback>
-            <w:pict>
-              <v:roundrect w14:anchorId="1B7ECC35" id="Rectángulo: esquinas redondeadas 64" o:spid="_x0000_s1059" style="position:absolute;left:0;text-align:left;margin-left:207.45pt;margin-top:17.55pt;width:92.2pt;height:23.8pt;z-index:251705344;visibility:visible;mso-wrap-style:square;mso-width-percent:0;mso-height-percent:0;mso-wrap-distance-left:9pt;mso-wrap-distance-top:0;mso-wrap-distance-right:9pt;mso-wrap-distance-bottom:0;mso-position-horizontal:absolute;mso-position-horizontal-relative:left-margin-area;mso-position-vertical:absolute;mso-position-vertical-relative:text;mso-width-percent:0;mso-height-percent:0;mso-width-relative:margin;mso-height-relative:margin;v-text-anchor:middle" arcsize="10923f" o:gfxdata="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" fillcolor="white [3201]" strokecolor="black [3200]" strokeweight="1pt">
-                <v:stroke joinstyle="miter"/>
-                <v:textbox>
-                  <w:txbxContent>
-                    <w:p>
-                      <w:pPr>
-                        <w:spacing w:after="0"/>
-                        <w:jc w:val="center"/>
-                      </w:pPr>
-                      <w:r>
-                        <w:t>TEMPERATURA</w:t>
-                      </w:r>
-                    </w:p>
-                  </w:txbxContent>
-                </v:textbox>
-                <w10:wrap anchorx="margin"/>
-              </v:roundrect>
-            </w:pict>
-          </mc:Fallback>
-        </mc:AlternateContent>
-      </w:r>
-      <w:r>
-        <w:rPr>
-          <w:noProof/>
-        </w:rPr>
-        <mc:AlternateContent>
-          <mc:Choice Requires="wps">
-            <w:drawing>
-              <wp:anchor distT="0" distB="0" distL="114300" distR="114300" simplePos="0" relativeHeight="251707392" behindDoc="0" locked="0" layoutInCell="1" allowOverlap="1" wp14:anchorId="5E944AAB" wp14:editId="7D3A9286">
-                <wp:simplePos x="0" y="0"/>
-                <wp:positionH relativeFrom="leftMargin">
-                  <wp:posOffset>3806396</wp:posOffset>
-                </wp:positionH>
-                <wp:positionV relativeFrom="paragraph">
-                  <wp:posOffset>222250</wp:posOffset>
-                </wp:positionV>
-                <wp:extent cx="1727835" cy="302260"/>
-                <wp:effectExtent l="0" t="0" r="24765" b="21590"/>
-                <wp:wrapNone/>
-                <wp:docPr id="67" name="Rectángulo: esquinas redondeadas 67"/>
-                <wp:cNvGraphicFramePr/>
-                <a:graphic xmlns:a="http://schemas.openxmlformats.org/drawingml/2006/main">
-                  <a:graphicData uri="http://schemas.microsoft.com/office/word/2010/wordprocessingShape">
-                    <wps:wsp>
-                      <wps:cNvSpPr/>
-                      <wps:spPr>
-                        <a:xfrm>
-                          <a:off x="0" y="0"/>
-                          <a:ext cx="1727835" cy="302260"/>
-                        </a:xfrm>
-                        <a:prstGeom prst="roundRect">
-                          <a:avLst/>
-                        </a:prstGeom>
-                      </wps:spPr>
-                      <wps:style>
-                        <a:lnRef idx="2">
-                          <a:schemeClr val="dk1"/>
-                        </a:lnRef>
-                        <a:fillRef idx="1">
-                          <a:schemeClr val="lt1"/>
-                        </a:fillRef>
-                        <a:effectRef idx="0">
-                          <a:schemeClr val="dk1"/>
-                        </a:effectRef>
-                        <a:fontRef idx="minor">
-                          <a:schemeClr val="dk1"/>
-                        </a:fontRef>
-                      </wps:style>
-                      <wps:txbx>
-                        <w:txbxContent>
-                          <w:p>
-                            <w:pPr>
-                              <w:spacing w:after="0"/>
-                              <w:jc w:val="center"/>
-                            </w:pPr>
-                            <w:r>
-                              <w:t>FRECUENCIA CARDIACA</w:t>
-                            </w:r>
-                          </w:p>
-                        </w:txbxContent>
-                      </wps:txbx>
-                      <wps:bodyPr rot="0" spcFirstLastPara="0" vertOverflow="overflow" horzOverflow="overflow" vert="horz" wrap="square" lIns="91440" tIns="45720" rIns="91440" bIns="45720" numCol="1" spcCol="0" rtlCol="0" fromWordArt="0" anchor="ctr" anchorCtr="0" forceAA="0" compatLnSpc="1">
-                        <a:prstTxWarp prst="textNoShape">
-                          <a:avLst/>
-                        </a:prstTxWarp>
-                        <a:noAutofit/>
-                      </wps:bodyPr>
-                    </wps:wsp>
-                  </a:graphicData>
-                </a:graphic>
-                <wp14:sizeRelH relativeFrom="margin">
-                  <wp14:pctWidth>0</wp14:pctWidth>
-                </wp14:sizeRelH>
-                <wp14:sizeRelV relativeFrom="margin">
-                  <wp14:pctHeight>0</wp14:pctHeight>
-                </wp14:sizeRelV>
-              </wp:anchor>
-            </w:drawing>
-          </mc:Choice>
-          <mc:Fallback>
-            <w:pict>
-              <v:roundrect w14:anchorId="5E944AAB" id="Rectángulo: esquinas redondeadas 67" o:spid="_x0000_s1060" style="position:absolute;left:0;text-align:left;margin-left:299.7pt;margin-top:17.5pt;width:136.05pt;height:23.8pt;z-index:251707392;visibility:visible;mso-wrap-style:square;mso-width-percent:0;mso-height-percent:0;mso-wrap-distance-left:9pt;mso-wrap-distance-top:0;mso-wrap-distance-right:9pt;mso-wrap-distance-bottom:0;mso-position-horizontal:absolute;mso-position-horizontal-relative:left-margin-area;mso-position-vertical:absolute;mso-position-vertical-relative:text;mso-width-percent:0;mso-height-percent:0;mso-width-relative:margin;mso-height-relative:margin;v-text-anchor:middle" arcsize="10923f" o:gfxdata="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" fillcolor="white [3201]" strokecolor="black [3200]" strokeweight="1pt">
-                <v:stroke joinstyle="miter"/>
-                <v:textbox>
-                  <w:txbxContent>
-                    <w:p>
-                      <w:pPr>
-                        <w:spacing w:after="0"/>
-                        <w:jc w:val="center"/>
-                      </w:pPr>
-                      <w:r>
-                        <w:t>FRECUENCIA CARDIACA</w:t>
-                      </w:r>
-                    </w:p>
-                  </w:txbxContent>
-                </v:textbox>
-                <w10:wrap anchorx="margin"/>
-              </v:roundrect>
-            </w:pict>
-          </mc:Fallback>
-        </mc:AlternateContent>
-      </w:r>
-      <w:r>
-        <w:rPr>
-          <w:noProof/>
-        </w:rPr>
-        <mc:AlternateContent>
-          <mc:Choice Requires="wps">
-            <w:drawing>
-              <wp:anchor distT="0" distB="0" distL="114300" distR="114300" simplePos="0" relativeHeight="251713536" behindDoc="0" locked="0" layoutInCell="1" allowOverlap="1" wp14:anchorId="2C17527E" wp14:editId="68F7A58D">
-                <wp:simplePos x="0" y="0"/>
-                <wp:positionH relativeFrom="leftMargin">
-                  <wp:posOffset>284480</wp:posOffset>
-                </wp:positionH>
-                <wp:positionV relativeFrom="paragraph">
-                  <wp:posOffset>217376</wp:posOffset>
-                </wp:positionV>
-                <wp:extent cx="762635" cy="302260"/>
-                <wp:effectExtent l="0" t="0" r="18415" b="21590"/>
-                <wp:wrapNone/>
-                <wp:docPr id="98" name="Rectángulo: esquinas redondeadas 98"/>
-                <wp:cNvGraphicFramePr/>
-                <a:graphic xmlns:a="http://schemas.openxmlformats.org/drawingml/2006/main">
-                  <a:graphicData uri="http://schemas.microsoft.com/office/word/2010/wordprocessingShape">
-                    <wps:wsp>
-                      <wps:cNvSpPr/>
-                      <wps:spPr>
-                        <a:xfrm>
-                          <a:off x="0" y="0"/>
-                          <a:ext cx="762635" cy="302260"/>
-                        </a:xfrm>
-                        <a:prstGeom prst="roundRect">
-                          <a:avLst/>
-                        </a:prstGeom>
-                      </wps:spPr>
-                      <wps:style>
-                        <a:lnRef idx="2">
-                          <a:schemeClr val="dk1"/>
-                        </a:lnRef>
-                        <a:fillRef idx="1">
-                          <a:schemeClr val="lt1"/>
-                        </a:fillRef>
-                        <a:effectRef idx="0">
-                          <a:schemeClr val="dk1"/>
-                        </a:effectRef>
-                        <a:fontRef idx="minor">
-                          <a:schemeClr val="dk1"/>
-                        </a:fontRef>
-                      </wps:style>
-                      <wps:txbx>
-                        <w:txbxContent>
-                          <w:p>
-                            <w:pPr>
-                              <w:spacing w:after="0"/>
-                              <w:jc w:val="center"/>
-                            </w:pPr>
-                            <w:r>
-                              <w:t>TALLA</w:t>
-                            </w:r>
-                          </w:p>
-                        </w:txbxContent>
-                      </wps:txbx>
-                      <wps:bodyPr rot="0" spcFirstLastPara="0" vertOverflow="overflow" horzOverflow="overflow" vert="horz" wrap="square" lIns="91440" tIns="45720" rIns="91440" bIns="45720" numCol="1" spcCol="0" rtlCol="0" fromWordArt="0" anchor="ctr" anchorCtr="0" forceAA="0" compatLnSpc="1">
-                        <a:prstTxWarp prst="textNoShape">
-                          <a:avLst/>
-                        </a:prstTxWarp>
-                        <a:noAutofit/>
-                      </wps:bodyPr>
-                    </wps:wsp>
-                  </a:graphicData>
-                </a:graphic>
-                <wp14:sizeRelH relativeFrom="margin">
-                  <wp14:pctWidth>0</wp14:pctWidth>
-                </wp14:sizeRelH>
-                <wp14:sizeRelV relativeFrom="margin">
-                  <wp14:pctHeight>0</wp14:pctHeight>
-                </wp14:sizeRelV>
-              </wp:anchor>
-            </w:drawing>
-          </mc:Choice>
-          <mc:Fallback>
-            <w:pict>
-              <v:roundrect w14:anchorId="2C17527E" id="Rectángulo: esquinas redondeadas 98" o:spid="_x0000_s1061" style="position:absolute;left:0;text-align:left;margin-left:22.4pt;margin-top:17.1pt;width:60.05pt;height:23.8pt;z-index:251713536;visibility:visible;mso-wrap-style:square;mso-width-percent:0;mso-height-percent:0;mso-wrap-distance-left:9pt;mso-wrap-distance-top:0;mso-wrap-distance-right:9pt;mso-wrap-distance-bottom:0;mso-position-horizontal:absolute;mso-position-horizontal-relative:left-margin-area;mso-position-vertical:absolute;mso-position-vertical-relative:text;mso-width-percent:0;mso-height-percent:0;mso-width-relative:margin;mso-height-relative:margin;v-text-anchor:middle" arcsize="10923f" o:gfxdata="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" fillcolor="white [3201]" strokecolor="black [3200]" strokeweight="1pt">
-                <v:stroke joinstyle="miter"/>
-                <v:textbox>
-                  <w:txbxContent>
-                    <w:p>
-                      <w:pPr>
-                        <w:spacing w:after="0"/>
-                        <w:jc w:val="center"/>
-                      </w:pPr>
-                      <w:r>
-                        <w:t>TALLA</w:t>
+                        <w:t>DÍA</w:t>
                       </w:r>
                     </w:p>
                   </w:txbxContent>
@@ -4052,18 +2866,18 @@
         <mc:AlternateContent>
           <mc:Choice Requires="wps">
             <w:drawing>
-              <wp:anchor distT="0" distB="0" distL="114300" distR="114300" simplePos="0" relativeHeight="251715584" behindDoc="0" locked="0" layoutInCell="1" allowOverlap="1" wp14:anchorId="4E9FCEF4" wp14:editId="24149EA8">
+              <wp:anchor distT="0" distB="0" distL="114300" distR="114300" simplePos="0" relativeHeight="251709440" behindDoc="0" locked="0" layoutInCell="1" allowOverlap="1" wp14:anchorId="4D216A8D" wp14:editId="3481AB37">
                 <wp:simplePos x="0" y="0"/>
                 <wp:positionH relativeFrom="leftMargin">
-                  <wp:posOffset>288925</wp:posOffset>
+                  <wp:posOffset>6100445</wp:posOffset>
                 </wp:positionH>
                 <wp:positionV relativeFrom="paragraph">
-                  <wp:posOffset>234744</wp:posOffset>
+                  <wp:posOffset>686435</wp:posOffset>
                 </wp:positionV>
-                <wp:extent cx="762635" cy="302260"/>
-                <wp:effectExtent l="0" t="0" r="18415" b="21590"/>
+                <wp:extent cx="1230630" cy="302260"/>
+                <wp:effectExtent l="0" t="0" r="26670" b="21590"/>
                 <wp:wrapNone/>
-                <wp:docPr id="99" name="Rectángulo: esquinas redondeadas 99"/>
+                <wp:docPr id="70" name="Rectángulo: esquinas redondeadas 70"/>
                 <wp:cNvGraphicFramePr/>
                 <a:graphic xmlns:a="http://schemas.openxmlformats.org/drawingml/2006/main">
                   <a:graphicData uri="http://schemas.microsoft.com/office/word/2010/wordprocessingShape">
@@ -4072,7 +2886,7 @@
                       <wps:spPr>
                         <a:xfrm>
                           <a:off x="0" y="0"/>
-                          <a:ext cx="762635" cy="302260"/>
+                          <a:ext cx="1230630" cy="302260"/>
                         </a:xfrm>
                         <a:prstGeom prst="roundRect">
                           <a:avLst/>
@@ -4099,8 +2913,19 @@
                               <w:spacing w:after="0"/>
                               <w:jc w:val="center"/>
                             </w:pPr>
-                            <w:r>
-                              <w:t>{{talla}}</w:t>
+                            <w:proofErr w:type="spellStart"/>
+                            <w:r>
+                              <w:t>FRE</w:t>
+                            </w:r>
+                            <w:r>
+                              <w:t>C</w:t>
+                            </w:r>
+                            <w:proofErr w:type="spellEnd"/>
+                            <w:r>
+                              <w:t>. RESP</w:t>
+                            </w:r>
+                            <w:r>
+                              <w:t xml:space="preserve"> RESPIRATORIA</w:t>
                             </w:r>
                           </w:p>
                         </w:txbxContent>
@@ -4125,7 +2950,7 @@
           </mc:Choice>
           <mc:Fallback>
             <w:pict>
-              <v:roundrect w14:anchorId="4E9FCEF4" id="Rectángulo: esquinas redondeadas 99" o:spid="_x0000_s1062" style="position:absolute;margin-left:22.75pt;margin-top:18.5pt;width:60.05pt;height:23.8pt;z-index:251715584;visibility:visible;mso-wrap-style:square;mso-width-percent:0;mso-height-percent:0;mso-wrap-distance-left:9pt;mso-wrap-distance-top:0;mso-wrap-distance-right:9pt;mso-wrap-distance-bottom:0;mso-position-horizontal:absolute;mso-position-horizontal-relative:left-margin-area;mso-position-vertical:absolute;mso-position-vertical-relative:text;mso-width-percent:0;mso-height-percent:0;mso-width-relative:margin;mso-height-relative:margin;v-text-anchor:middle" arcsize="10923f" o:gfxdata="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" fillcolor="white [3201]" strokecolor="black [3200]" strokeweight="1pt">
+              <v:roundrect w14:anchorId="4D216A8D" id="Rectángulo: esquinas redondeadas 70" o:spid="_x0000_s1050" style="position:absolute;margin-left:480.35pt;margin-top:54.05pt;width:96.9pt;height:23.8pt;z-index:251709440;visibility:visible;mso-wrap-style:square;mso-width-percent:0;mso-height-percent:0;mso-wrap-distance-left:9pt;mso-wrap-distance-top:0;mso-wrap-distance-right:9pt;mso-wrap-distance-bottom:0;mso-position-horizontal:absolute;mso-position-horizontal-relative:left-margin-area;mso-position-vertical:absolute;mso-position-vertical-relative:text;mso-width-percent:0;mso-height-percent:0;mso-width-relative:margin;mso-height-relative:margin;v-text-anchor:middle" arcsize="10923f" o:gfxdata="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" fillcolor="white [3201]" strokecolor="black [3200]" strokeweight="1pt">
                 <v:stroke joinstyle="miter"/>
                 <v:textbox>
                   <w:txbxContent>
@@ -4134,8 +2959,19 @@
                         <w:spacing w:after="0"/>
                         <w:jc w:val="center"/>
                       </w:pPr>
-                      <w:r>
-                        <w:t>{{talla}}</w:t>
+                      <w:proofErr w:type="spellStart"/>
+                      <w:r>
+                        <w:t>FRE</w:t>
+                      </w:r>
+                      <w:r>
+                        <w:t>C</w:t>
+                      </w:r>
+                      <w:proofErr w:type="spellEnd"/>
+                      <w:r>
+                        <w:t>. RESP</w:t>
+                      </w:r>
+                      <w:r>
+                        <w:t xml:space="preserve"> RESPIRATORIA</w:t>
                       </w:r>
                     </w:p>
                   </w:txbxContent>
@@ -4153,16 +2989,16 @@
         <mc:AlternateContent>
           <mc:Choice Requires="wps">
             <w:drawing>
-              <wp:anchor distT="0" distB="0" distL="114300" distR="114300" simplePos="0" relativeHeight="251725824" behindDoc="0" locked="0" layoutInCell="1" allowOverlap="1" wp14:anchorId="7EAE2C5C" wp14:editId="6081DC2F">
+              <wp:anchor distT="0" distB="0" distL="114300" distR="114300" simplePos="0" relativeHeight="251725824" behindDoc="0" locked="0" layoutInCell="1" allowOverlap="1" wp14:anchorId="7EAE2C5C" wp14:editId="3934AA9A">
                 <wp:simplePos x="0" y="0"/>
                 <wp:positionH relativeFrom="margin">
-                  <wp:posOffset>4635500</wp:posOffset>
+                  <wp:posOffset>5198745</wp:posOffset>
                 </wp:positionH>
                 <wp:positionV relativeFrom="paragraph">
-                  <wp:posOffset>237919</wp:posOffset>
+                  <wp:posOffset>991235</wp:posOffset>
                 </wp:positionV>
-                <wp:extent cx="1799590" cy="302260"/>
-                <wp:effectExtent l="0" t="0" r="10160" b="21590"/>
+                <wp:extent cx="1230630" cy="302260"/>
+                <wp:effectExtent l="0" t="0" r="26670" b="21590"/>
                 <wp:wrapNone/>
                 <wp:docPr id="104" name="Rectángulo: esquinas redondeadas 104"/>
                 <wp:cNvGraphicFramePr/>
@@ -4173,7 +3009,7 @@
                       <wps:spPr>
                         <a:xfrm>
                           <a:off x="0" y="0"/>
-                          <a:ext cx="1799590" cy="302260"/>
+                          <a:ext cx="1230630" cy="302260"/>
                         </a:xfrm>
                         <a:prstGeom prst="roundRect">
                           <a:avLst/>
@@ -4211,6 +3047,15 @@
                             <w:r>
                               <w:t>}}</w:t>
                             </w:r>
+                            <w:r>
+                              <w:t>2.91</w:t>
+                            </w:r>
+                          </w:p>
+                          <w:p>
+                            <w:pPr>
+                              <w:spacing w:after="0"/>
+                              <w:jc w:val="center"/>
+                            </w:pPr>
                           </w:p>
                         </w:txbxContent>
                       </wps:txbx>
@@ -4234,7 +3079,7 @@
           </mc:Choice>
           <mc:Fallback>
             <w:pict>
-              <v:roundrect w14:anchorId="7EAE2C5C" id="Rectángulo: esquinas redondeadas 104" o:spid="_x0000_s1063" style="position:absolute;margin-left:365pt;margin-top:18.75pt;width:141.7pt;height:23.8pt;z-index:251725824;visibility:visible;mso-wrap-style:square;mso-width-percent:0;mso-height-percent:0;mso-wrap-distance-left:9pt;mso-wrap-distance-top:0;mso-wrap-distance-right:9pt;mso-wrap-distance-bottom:0;mso-position-horizontal:absolute;mso-position-horizontal-relative:margin;mso-position-vertical:absolute;mso-position-vertical-relative:text;mso-width-percent:0;mso-height-percent:0;mso-width-relative:margin;mso-height-relative:margin;v-text-anchor:middle" arcsize="10923f" o:gfxdata="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" fillcolor="white [3201]" strokecolor="black [3200]" strokeweight="1pt">
+              <v:roundrect w14:anchorId="7EAE2C5C" id="Rectángulo: esquinas redondeadas 104" o:spid="_x0000_s1051" style="position:absolute;margin-left:409.35pt;margin-top:78.05pt;width:96.9pt;height:23.8pt;z-index:251725824;visibility:visible;mso-wrap-style:square;mso-width-percent:0;mso-height-percent:0;mso-wrap-distance-left:9pt;mso-wrap-distance-top:0;mso-wrap-distance-right:9pt;mso-wrap-distance-bottom:0;mso-position-horizontal:absolute;mso-position-horizontal-relative:margin;mso-position-vertical:absolute;mso-position-vertical-relative:text;mso-width-percent:0;mso-height-percent:0;mso-width-relative:margin;mso-height-relative:margin;v-text-anchor:middle" arcsize="10923f" o:gfxdata="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" fillcolor="white [3201]" strokecolor="black [3200]" strokeweight="1pt">
                 <v:stroke joinstyle="miter"/>
                 <v:textbox>
                   <w:txbxContent>
@@ -4254,6 +3099,15 @@
                       <w:r>
                         <w:t>}}</w:t>
                       </w:r>
+                      <w:r>
+                        <w:t>2.91</w:t>
+                      </w:r>
+                    </w:p>
+                    <w:p>
+                      <w:pPr>
+                        <w:spacing w:after="0"/>
+                        <w:jc w:val="center"/>
+                      </w:pPr>
                     </w:p>
                   </w:txbxContent>
                 </v:textbox>
@@ -4270,18 +3124,18 @@
         <mc:AlternateContent>
           <mc:Choice Requires="wps">
             <w:drawing>
-              <wp:anchor distT="0" distB="0" distL="114300" distR="114300" simplePos="0" relativeHeight="251717632" behindDoc="0" locked="0" layoutInCell="1" allowOverlap="1" wp14:anchorId="1B4EBA36" wp14:editId="26658BC2">
+              <wp:anchor distT="0" distB="0" distL="114300" distR="114300" simplePos="0" relativeHeight="251723776" behindDoc="0" locked="0" layoutInCell="1" allowOverlap="1" wp14:anchorId="1392BD64" wp14:editId="07934E6F">
                 <wp:simplePos x="0" y="0"/>
-                <wp:positionH relativeFrom="margin">
-                  <wp:posOffset>144574</wp:posOffset>
+                <wp:positionH relativeFrom="leftMargin">
+                  <wp:posOffset>4373245</wp:posOffset>
                 </wp:positionH>
                 <wp:positionV relativeFrom="paragraph">
-                  <wp:posOffset>233045</wp:posOffset>
+                  <wp:posOffset>989330</wp:posOffset>
                 </wp:positionV>
-                <wp:extent cx="762635" cy="302260"/>
-                <wp:effectExtent l="0" t="0" r="18415" b="21590"/>
+                <wp:extent cx="1727835" cy="302260"/>
+                <wp:effectExtent l="0" t="0" r="24765" b="21590"/>
                 <wp:wrapNone/>
-                <wp:docPr id="100" name="Rectángulo: esquinas redondeadas 100"/>
+                <wp:docPr id="103" name="Rectángulo: esquinas redondeadas 103"/>
                 <wp:cNvGraphicFramePr/>
                 <a:graphic xmlns:a="http://schemas.openxmlformats.org/drawingml/2006/main">
                   <a:graphicData uri="http://schemas.microsoft.com/office/word/2010/wordprocessingShape">
@@ -4290,7 +3144,7 @@
                       <wps:spPr>
                         <a:xfrm>
                           <a:off x="0" y="0"/>
-                          <a:ext cx="762635" cy="302260"/>
+                          <a:ext cx="1727835" cy="302260"/>
                         </a:xfrm>
                         <a:prstGeom prst="roundRect">
                           <a:avLst/>
@@ -4318,7 +3172,15 @@
                               <w:jc w:val="center"/>
                             </w:pPr>
                             <w:r>
-                              <w:t>{{peso}}</w:t>
+                              <w:t>{{</w:t>
+                            </w:r>
+                            <w:proofErr w:type="spellStart"/>
+                            <w:r>
+                              <w:t>frecuencia_cardiaca</w:t>
+                            </w:r>
+                            <w:proofErr w:type="spellEnd"/>
+                            <w:r>
+                              <w:t>}}</w:t>
                             </w:r>
                           </w:p>
                         </w:txbxContent>
@@ -4343,7 +3205,7 @@
           </mc:Choice>
           <mc:Fallback>
             <w:pict>
-              <v:roundrect w14:anchorId="1B4EBA36" id="Rectángulo: esquinas redondeadas 100" o:spid="_x0000_s1064" style="position:absolute;margin-left:11.4pt;margin-top:18.35pt;width:60.05pt;height:23.8pt;z-index:251717632;visibility:visible;mso-wrap-style:square;mso-width-percent:0;mso-height-percent:0;mso-wrap-distance-left:9pt;mso-wrap-distance-top:0;mso-wrap-distance-right:9pt;mso-wrap-distance-bottom:0;mso-position-horizontal:absolute;mso-position-horizontal-relative:margin;mso-position-vertical:absolute;mso-position-vertical-relative:text;mso-width-percent:0;mso-height-percent:0;mso-width-relative:margin;mso-height-relative:margin;v-text-anchor:middle" arcsize="10923f" o:gfxdata="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" fillcolor="white [3201]" strokecolor="black [3200]" strokeweight="1pt">
+              <v:roundrect w14:anchorId="1392BD64" id="Rectángulo: esquinas redondeadas 103" o:spid="_x0000_s1052" style="position:absolute;margin-left:344.35pt;margin-top:77.9pt;width:136.05pt;height:23.8pt;z-index:251723776;visibility:visible;mso-wrap-style:square;mso-width-percent:0;mso-height-percent:0;mso-wrap-distance-left:9pt;mso-wrap-distance-top:0;mso-wrap-distance-right:9pt;mso-wrap-distance-bottom:0;mso-position-horizontal:absolute;mso-position-horizontal-relative:left-margin-area;mso-position-vertical:absolute;mso-position-vertical-relative:text;mso-width-percent:0;mso-height-percent:0;mso-width-relative:margin;mso-height-relative:margin;v-text-anchor:middle" arcsize="10923f" o:gfxdata="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" fillcolor="white [3201]" strokecolor="black [3200]" strokeweight="1pt">
                 <v:stroke joinstyle="miter"/>
                 <v:textbox>
                   <w:txbxContent>
@@ -4353,7 +3215,15 @@
                         <w:jc w:val="center"/>
                       </w:pPr>
                       <w:r>
-                        <w:t>{{peso}}</w:t>
+                        <w:t>{{</w:t>
+                      </w:r>
+                      <w:proofErr w:type="spellStart"/>
+                      <w:r>
+                        <w:t>frecuencia_cardiaca</w:t>
+                      </w:r>
+                      <w:proofErr w:type="spellEnd"/>
+                      <w:r>
+                        <w:t>}}</w:t>
                       </w:r>
                     </w:p>
                   </w:txbxContent>
@@ -4371,18 +3241,18 @@
         <mc:AlternateContent>
           <mc:Choice Requires="wps">
             <w:drawing>
-              <wp:anchor distT="0" distB="0" distL="114300" distR="114300" simplePos="0" relativeHeight="251719680" behindDoc="0" locked="0" layoutInCell="1" allowOverlap="1" wp14:anchorId="6BC155A3" wp14:editId="394B0B52">
+              <wp:anchor distT="0" distB="0" distL="114300" distR="114300" simplePos="0" relativeHeight="251707392" behindDoc="0" locked="0" layoutInCell="1" allowOverlap="1" wp14:anchorId="5E944AAB" wp14:editId="23477655">
                 <wp:simplePos x="0" y="0"/>
                 <wp:positionH relativeFrom="leftMargin">
-                  <wp:posOffset>1807845</wp:posOffset>
+                  <wp:posOffset>4374515</wp:posOffset>
                 </wp:positionH>
                 <wp:positionV relativeFrom="paragraph">
-                  <wp:posOffset>234315</wp:posOffset>
+                  <wp:posOffset>687070</wp:posOffset>
                 </wp:positionV>
-                <wp:extent cx="831215" cy="302260"/>
-                <wp:effectExtent l="0" t="0" r="26035" b="21590"/>
+                <wp:extent cx="1727835" cy="302260"/>
+                <wp:effectExtent l="0" t="0" r="24765" b="21590"/>
                 <wp:wrapNone/>
-                <wp:docPr id="101" name="Rectángulo: esquinas redondeadas 101"/>
+                <wp:docPr id="67" name="Rectángulo: esquinas redondeadas 67"/>
                 <wp:cNvGraphicFramePr/>
                 <a:graphic xmlns:a="http://schemas.openxmlformats.org/drawingml/2006/main">
                   <a:graphicData uri="http://schemas.microsoft.com/office/word/2010/wordprocessingShape">
@@ -4391,7 +3261,7 @@
                       <wps:spPr>
                         <a:xfrm>
                           <a:off x="0" y="0"/>
-                          <a:ext cx="831215" cy="302260"/>
+                          <a:ext cx="1727835" cy="302260"/>
                         </a:xfrm>
                         <a:prstGeom prst="roundRect">
                           <a:avLst/>
@@ -4419,15 +3289,7 @@
                               <w:jc w:val="center"/>
                             </w:pPr>
                             <w:r>
-                              <w:t>{{</w:t>
-                            </w:r>
-                            <w:proofErr w:type="spellStart"/>
-                            <w:r>
-                              <w:t>t.a</w:t>
-                            </w:r>
-                            <w:proofErr w:type="spellEnd"/>
-                            <w:r>
-                              <w:t>}}</w:t>
+                              <w:t>FRECUENCIA CARDIACA</w:t>
                             </w:r>
                           </w:p>
                         </w:txbxContent>
@@ -4452,7 +3314,7 @@
           </mc:Choice>
           <mc:Fallback>
             <w:pict>
-              <v:roundrect w14:anchorId="6BC155A3" id="Rectángulo: esquinas redondeadas 101" o:spid="_x0000_s1065" style="position:absolute;margin-left:142.35pt;margin-top:18.45pt;width:65.45pt;height:23.8pt;z-index:251719680;visibility:visible;mso-wrap-style:square;mso-width-percent:0;mso-height-percent:0;mso-wrap-distance-left:9pt;mso-wrap-distance-top:0;mso-wrap-distance-right:9pt;mso-wrap-distance-bottom:0;mso-position-horizontal:absolute;mso-position-horizontal-relative:left-margin-area;mso-position-vertical:absolute;mso-position-vertical-relative:text;mso-width-percent:0;mso-height-percent:0;mso-width-relative:margin;mso-height-relative:margin;v-text-anchor:middle" arcsize="10923f" o:gfxdata="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" fillcolor="white [3201]" strokecolor="black [3200]" strokeweight="1pt">
+              <v:roundrect w14:anchorId="5E944AAB" id="Rectángulo: esquinas redondeadas 67" o:spid="_x0000_s1053" style="position:absolute;margin-left:344.45pt;margin-top:54.1pt;width:136.05pt;height:23.8pt;z-index:251707392;visibility:visible;mso-wrap-style:square;mso-width-percent:0;mso-height-percent:0;mso-wrap-distance-left:9pt;mso-wrap-distance-top:0;mso-wrap-distance-right:9pt;mso-wrap-distance-bottom:0;mso-position-horizontal:absolute;mso-position-horizontal-relative:left-margin-area;mso-position-vertical:absolute;mso-position-vertical-relative:text;mso-width-percent:0;mso-height-percent:0;mso-width-relative:margin;mso-height-relative:margin;v-text-anchor:middle" arcsize="10923f" o:gfxdata="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" fillcolor="white [3201]" strokecolor="black [3200]" strokeweight="1pt">
                 <v:stroke joinstyle="miter"/>
                 <v:textbox>
                   <w:txbxContent>
@@ -4462,15 +3324,7 @@
                         <w:jc w:val="center"/>
                       </w:pPr>
                       <w:r>
-                        <w:t>{{</w:t>
-                      </w:r>
-                      <w:proofErr w:type="spellStart"/>
-                      <w:r>
-                        <w:t>t.a</w:t>
-                      </w:r>
-                      <w:proofErr w:type="spellEnd"/>
-                      <w:r>
-                        <w:t>}}</w:t>
+                        <w:t>FRECUENCIA CARDIACA</w:t>
                       </w:r>
                     </w:p>
                   </w:txbxContent>
@@ -4488,18 +3342,18 @@
         <mc:AlternateContent>
           <mc:Choice Requires="wps">
             <w:drawing>
-              <wp:anchor distT="0" distB="0" distL="114300" distR="114300" simplePos="0" relativeHeight="251721728" behindDoc="0" locked="0" layoutInCell="1" allowOverlap="1" wp14:anchorId="1979BBFF" wp14:editId="6703D754">
+              <wp:anchor distT="0" distB="0" distL="114300" distR="114300" simplePos="0" relativeHeight="251705344" behindDoc="0" locked="0" layoutInCell="1" allowOverlap="1" wp14:anchorId="1B7ECC35" wp14:editId="26123351">
                 <wp:simplePos x="0" y="0"/>
                 <wp:positionH relativeFrom="leftMargin">
-                  <wp:posOffset>2637361</wp:posOffset>
+                  <wp:posOffset>3245485</wp:posOffset>
                 </wp:positionH>
                 <wp:positionV relativeFrom="paragraph">
-                  <wp:posOffset>238125</wp:posOffset>
+                  <wp:posOffset>687070</wp:posOffset>
                 </wp:positionV>
-                <wp:extent cx="1169670" cy="302260"/>
-                <wp:effectExtent l="0" t="0" r="11430" b="21590"/>
+                <wp:extent cx="1126490" cy="302260"/>
+                <wp:effectExtent l="0" t="0" r="16510" b="21590"/>
                 <wp:wrapNone/>
-                <wp:docPr id="102" name="Rectángulo: esquinas redondeadas 102"/>
+                <wp:docPr id="64" name="Rectángulo: esquinas redondeadas 64"/>
                 <wp:cNvGraphicFramePr/>
                 <a:graphic xmlns:a="http://schemas.openxmlformats.org/drawingml/2006/main">
                   <a:graphicData uri="http://schemas.microsoft.com/office/word/2010/wordprocessingShape">
@@ -4508,7 +3362,7 @@
                       <wps:spPr>
                         <a:xfrm>
                           <a:off x="0" y="0"/>
-                          <a:ext cx="1169670" cy="302260"/>
+                          <a:ext cx="1126490" cy="302260"/>
                         </a:xfrm>
                         <a:prstGeom prst="roundRect">
                           <a:avLst/>
@@ -4536,7 +3390,7 @@
                               <w:jc w:val="center"/>
                             </w:pPr>
                             <w:r>
-                              <w:t>{{temperatura}}</w:t>
+                              <w:t>TEMPERATURA</w:t>
                             </w:r>
                           </w:p>
                         </w:txbxContent>
@@ -4561,7 +3415,7 @@
           </mc:Choice>
           <mc:Fallback>
             <w:pict>
-              <v:roundrect w14:anchorId="1979BBFF" id="Rectángulo: esquinas redondeadas 102" o:spid="_x0000_s1066" style="position:absolute;margin-left:207.65pt;margin-top:18.75pt;width:92.1pt;height:23.8pt;z-index:251721728;visibility:visible;mso-wrap-style:square;mso-width-percent:0;mso-height-percent:0;mso-wrap-distance-left:9pt;mso-wrap-distance-top:0;mso-wrap-distance-right:9pt;mso-wrap-distance-bottom:0;mso-position-horizontal:absolute;mso-position-horizontal-relative:left-margin-area;mso-position-vertical:absolute;mso-position-vertical-relative:text;mso-width-percent:0;mso-height-percent:0;mso-width-relative:margin;mso-height-relative:margin;v-text-anchor:middle" arcsize="10923f" o:gfxdata="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" fillcolor="white [3201]" strokecolor="black [3200]" strokeweight="1pt">
+              <v:roundrect w14:anchorId="1B7ECC35" id="Rectángulo: esquinas redondeadas 64" o:spid="_x0000_s1054" style="position:absolute;margin-left:255.55pt;margin-top:54.1pt;width:88.7pt;height:23.8pt;z-index:251705344;visibility:visible;mso-wrap-style:square;mso-width-percent:0;mso-height-percent:0;mso-wrap-distance-left:9pt;mso-wrap-distance-top:0;mso-wrap-distance-right:9pt;mso-wrap-distance-bottom:0;mso-position-horizontal:absolute;mso-position-horizontal-relative:left-margin-area;mso-position-vertical:absolute;mso-position-vertical-relative:text;mso-width-percent:0;mso-height-percent:0;mso-width-relative:margin;mso-height-relative:margin;v-text-anchor:middle" arcsize="10923f" o:gfxdata="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" fillcolor="white [3201]" strokecolor="black [3200]" strokeweight="1pt">
                 <v:stroke joinstyle="miter"/>
                 <v:textbox>
                   <w:txbxContent>
@@ -4571,7 +3425,7 @@
                         <w:jc w:val="center"/>
                       </w:pPr>
                       <w:r>
-                        <w:t>{{temperatura}}</w:t>
+                        <w:t>TEMPERATURA</w:t>
                       </w:r>
                     </w:p>
                   </w:txbxContent>
@@ -4589,18 +3443,18 @@
         <mc:AlternateContent>
           <mc:Choice Requires="wps">
             <w:drawing>
-              <wp:anchor distT="0" distB="0" distL="114300" distR="114300" simplePos="0" relativeHeight="251723776" behindDoc="0" locked="0" layoutInCell="1" allowOverlap="1" wp14:anchorId="1392BD64" wp14:editId="4895FD1C">
+              <wp:anchor distT="0" distB="0" distL="114300" distR="114300" simplePos="0" relativeHeight="251721728" behindDoc="0" locked="0" layoutInCell="1" allowOverlap="1" wp14:anchorId="1979BBFF" wp14:editId="48F97BE1">
                 <wp:simplePos x="0" y="0"/>
                 <wp:positionH relativeFrom="leftMargin">
-                  <wp:posOffset>3807031</wp:posOffset>
+                  <wp:posOffset>3251200</wp:posOffset>
                 </wp:positionH>
                 <wp:positionV relativeFrom="paragraph">
-                  <wp:posOffset>238125</wp:posOffset>
+                  <wp:posOffset>987425</wp:posOffset>
                 </wp:positionV>
-                <wp:extent cx="1727835" cy="302260"/>
-                <wp:effectExtent l="0" t="0" r="24765" b="21590"/>
+                <wp:extent cx="1125855" cy="302260"/>
+                <wp:effectExtent l="0" t="0" r="17145" b="21590"/>
                 <wp:wrapNone/>
-                <wp:docPr id="103" name="Rectángulo: esquinas redondeadas 103"/>
+                <wp:docPr id="102" name="Rectángulo: esquinas redondeadas 102"/>
                 <wp:cNvGraphicFramePr/>
                 <a:graphic xmlns:a="http://schemas.openxmlformats.org/drawingml/2006/main">
                   <a:graphicData uri="http://schemas.microsoft.com/office/word/2010/wordprocessingShape">
@@ -4609,7 +3463,7 @@
                       <wps:spPr>
                         <a:xfrm>
                           <a:off x="0" y="0"/>
-                          <a:ext cx="1727835" cy="302260"/>
+                          <a:ext cx="1125855" cy="302260"/>
                         </a:xfrm>
                         <a:prstGeom prst="roundRect">
                           <a:avLst/>
@@ -4637,15 +3491,7 @@
                               <w:jc w:val="center"/>
                             </w:pPr>
                             <w:r>
-                              <w:t>{{</w:t>
-                            </w:r>
-                            <w:proofErr w:type="spellStart"/>
-                            <w:r>
-                              <w:t>frecuencia_cardiaca</w:t>
-                            </w:r>
-                            <w:proofErr w:type="spellEnd"/>
-                            <w:r>
-                              <w:t>}}</w:t>
+                              <w:t>{{temperatura}}</w:t>
                             </w:r>
                           </w:p>
                         </w:txbxContent>
@@ -4670,7 +3516,7 @@
           </mc:Choice>
           <mc:Fallback>
             <w:pict>
-              <v:roundrect w14:anchorId="1392BD64" id="Rectángulo: esquinas redondeadas 103" o:spid="_x0000_s1067" style="position:absolute;margin-left:299.75pt;margin-top:18.75pt;width:136.05pt;height:23.8pt;z-index:251723776;visibility:visible;mso-wrap-style:square;mso-width-percent:0;mso-height-percent:0;mso-wrap-distance-left:9pt;mso-wrap-distance-top:0;mso-wrap-distance-right:9pt;mso-wrap-distance-bottom:0;mso-position-horizontal:absolute;mso-position-horizontal-relative:left-margin-area;mso-position-vertical:absolute;mso-position-vertical-relative:text;mso-width-percent:0;mso-height-percent:0;mso-width-relative:margin;mso-height-relative:margin;v-text-anchor:middle" arcsize="10923f" o:gfxdata="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" fillcolor="white [3201]" strokecolor="black [3200]" strokeweight="1pt">
+              <v:roundrect w14:anchorId="1979BBFF" id="Rectángulo: esquinas redondeadas 102" o:spid="_x0000_s1055" style="position:absolute;margin-left:256pt;margin-top:77.75pt;width:88.65pt;height:23.8pt;z-index:251721728;visibility:visible;mso-wrap-style:square;mso-width-percent:0;mso-height-percent:0;mso-wrap-distance-left:9pt;mso-wrap-distance-top:0;mso-wrap-distance-right:9pt;mso-wrap-distance-bottom:0;mso-position-horizontal:absolute;mso-position-horizontal-relative:left-margin-area;mso-position-vertical:absolute;mso-position-vertical-relative:text;mso-width-percent:0;mso-height-percent:0;mso-width-relative:margin;mso-height-relative:margin;v-text-anchor:middle" arcsize="10923f" o:gfxdata="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" fillcolor="white [3201]" strokecolor="black [3200]" strokeweight="1pt">
                 <v:stroke joinstyle="miter"/>
                 <v:textbox>
                   <w:txbxContent>
@@ -4680,15 +3526,7 @@
                         <w:jc w:val="center"/>
                       </w:pPr>
                       <w:r>
-                        <w:t>{{</w:t>
-                      </w:r>
-                      <w:proofErr w:type="spellStart"/>
-                      <w:r>
-                        <w:t>frecuencia_cardiaca</w:t>
-                      </w:r>
-                      <w:proofErr w:type="spellEnd"/>
-                      <w:r>
-                        <w:t>}}</w:t>
+                        <w:t>{{temperatura}}</w:t>
                       </w:r>
                     </w:p>
                   </w:txbxContent>
@@ -4706,15 +3544,781 @@
         <mc:AlternateContent>
           <mc:Choice Requires="wps">
             <w:drawing>
-              <wp:anchor distT="45720" distB="45720" distL="114300" distR="114300" simplePos="0" relativeHeight="251727872" behindDoc="1" locked="0" layoutInCell="1" allowOverlap="1" wp14:anchorId="3FE70440" wp14:editId="7CBB7457">
+              <wp:anchor distT="0" distB="0" distL="114300" distR="114300" simplePos="0" relativeHeight="251703296" behindDoc="0" locked="0" layoutInCell="1" allowOverlap="1" wp14:anchorId="40225D58" wp14:editId="0CFFB618">
+                <wp:simplePos x="0" y="0"/>
+                <wp:positionH relativeFrom="leftMargin">
+                  <wp:posOffset>1633220</wp:posOffset>
+                </wp:positionH>
+                <wp:positionV relativeFrom="paragraph">
+                  <wp:posOffset>687070</wp:posOffset>
+                </wp:positionV>
+                <wp:extent cx="1619885" cy="302260"/>
+                <wp:effectExtent l="0" t="0" r="18415" b="21590"/>
+                <wp:wrapNone/>
+                <wp:docPr id="61" name="Rectángulo: esquinas redondeadas 61"/>
+                <wp:cNvGraphicFramePr/>
+                <a:graphic xmlns:a="http://schemas.openxmlformats.org/drawingml/2006/main">
+                  <a:graphicData uri="http://schemas.microsoft.com/office/word/2010/wordprocessingShape">
+                    <wps:wsp>
+                      <wps:cNvSpPr/>
+                      <wps:spPr>
+                        <a:xfrm>
+                          <a:off x="0" y="0"/>
+                          <a:ext cx="1619885" cy="302260"/>
+                        </a:xfrm>
+                        <a:prstGeom prst="roundRect">
+                          <a:avLst/>
+                        </a:prstGeom>
+                      </wps:spPr>
+                      <wps:style>
+                        <a:lnRef idx="2">
+                          <a:schemeClr val="dk1"/>
+                        </a:lnRef>
+                        <a:fillRef idx="1">
+                          <a:schemeClr val="lt1"/>
+                        </a:fillRef>
+                        <a:effectRef idx="0">
+                          <a:schemeClr val="dk1"/>
+                        </a:effectRef>
+                        <a:fontRef idx="minor">
+                          <a:schemeClr val="dk1"/>
+                        </a:fontRef>
+                      </wps:style>
+                      <wps:txbx>
+                        <w:txbxContent>
+                          <w:p>
+                            <w:pPr>
+                              <w:spacing w:after="0"/>
+                              <w:jc w:val="center"/>
+                              <w:rPr>
+                                <w:sz w:val="18"/>
+                                <w:szCs w:val="18"/>
+                              </w:rPr>
+                            </w:pPr>
+                            <w:r>
+                              <w:t>T.A</w:t>
+                            </w:r>
+                            <w:r>
+                              <w:rPr>
+                                <w:sz w:val="18"/>
+                                <w:szCs w:val="18"/>
+                              </w:rPr>
+                              <w:t>. (</w:t>
+                            </w:r>
+                            <w:r>
+                              <w:rPr>
+                                <w:rFonts w:ascii="Arial" w:hAnsi="Arial" w:cs="Arial"/>
+                                <w:color w:val="0A0A0A"/>
+                                <w:sz w:val="18"/>
+                                <w:szCs w:val="18"/>
+                                <w:shd w:val="clear" w:color="auto" w:fill="FFFFFF"/>
+                              </w:rPr>
+                              <w:t>Sistólica</w:t>
+                            </w:r>
+                            <w:r>
+                              <w:rPr>
+                                <w:sz w:val="18"/>
+                                <w:szCs w:val="18"/>
+                              </w:rPr>
+                              <w:t> /</w:t>
+                            </w:r>
+                            <w:r>
+                              <w:rPr>
+                                <w:sz w:val="18"/>
+                                <w:szCs w:val="18"/>
+                              </w:rPr>
+                              <w:t xml:space="preserve"> </w:t>
+                            </w:r>
+                            <w:r>
+                              <w:rPr>
+                                <w:sz w:val="18"/>
+                                <w:szCs w:val="18"/>
+                              </w:rPr>
+                              <w:t>Diastólica</w:t>
+                            </w:r>
+                            <w:r>
+                              <w:rPr>
+                                <w:sz w:val="18"/>
+                                <w:szCs w:val="18"/>
+                              </w:rPr>
+                              <w:t>)</w:t>
+                            </w:r>
+                          </w:p>
+                        </w:txbxContent>
+                      </wps:txbx>
+                      <wps:bodyPr rot="0" spcFirstLastPara="0" vertOverflow="overflow" horzOverflow="overflow" vert="horz" wrap="square" lIns="91440" tIns="45720" rIns="91440" bIns="45720" numCol="1" spcCol="0" rtlCol="0" fromWordArt="0" anchor="ctr" anchorCtr="0" forceAA="0" compatLnSpc="1">
+                        <a:prstTxWarp prst="textNoShape">
+                          <a:avLst/>
+                        </a:prstTxWarp>
+                        <a:noAutofit/>
+                      </wps:bodyPr>
+                    </wps:wsp>
+                  </a:graphicData>
+                </a:graphic>
+                <wp14:sizeRelH relativeFrom="margin">
+                  <wp14:pctWidth>0</wp14:pctWidth>
+                </wp14:sizeRelH>
+                <wp14:sizeRelV relativeFrom="margin">
+                  <wp14:pctHeight>0</wp14:pctHeight>
+                </wp14:sizeRelV>
+              </wp:anchor>
+            </w:drawing>
+          </mc:Choice>
+          <mc:Fallback>
+            <w:pict>
+              <v:roundrect w14:anchorId="40225D58" id="Rectángulo: esquinas redondeadas 61" o:spid="_x0000_s1056" style="position:absolute;margin-left:128.6pt;margin-top:54.1pt;width:127.55pt;height:23.8pt;z-index:251703296;visibility:visible;mso-wrap-style:square;mso-width-percent:0;mso-height-percent:0;mso-wrap-distance-left:9pt;mso-wrap-distance-top:0;mso-wrap-distance-right:9pt;mso-wrap-distance-bottom:0;mso-position-horizontal:absolute;mso-position-horizontal-relative:left-margin-area;mso-position-vertical:absolute;mso-position-vertical-relative:text;mso-width-percent:0;mso-height-percent:0;mso-width-relative:margin;mso-height-relative:margin;v-text-anchor:middle" arcsize="10923f" o:gfxdata="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" fillcolor="white [3201]" strokecolor="black [3200]" strokeweight="1pt">
+                <v:stroke joinstyle="miter"/>
+                <v:textbox>
+                  <w:txbxContent>
+                    <w:p>
+                      <w:pPr>
+                        <w:spacing w:after="0"/>
+                        <w:jc w:val="center"/>
+                        <w:rPr>
+                          <w:sz w:val="18"/>
+                          <w:szCs w:val="18"/>
+                        </w:rPr>
+                      </w:pPr>
+                      <w:r>
+                        <w:t>T.A</w:t>
+                      </w:r>
+                      <w:r>
+                        <w:rPr>
+                          <w:sz w:val="18"/>
+                          <w:szCs w:val="18"/>
+                        </w:rPr>
+                        <w:t>. (</w:t>
+                      </w:r>
+                      <w:r>
+                        <w:rPr>
+                          <w:rFonts w:ascii="Arial" w:hAnsi="Arial" w:cs="Arial"/>
+                          <w:color w:val="0A0A0A"/>
+                          <w:sz w:val="18"/>
+                          <w:szCs w:val="18"/>
+                          <w:shd w:val="clear" w:color="auto" w:fill="FFFFFF"/>
+                        </w:rPr>
+                        <w:t>Sistólica</w:t>
+                      </w:r>
+                      <w:r>
+                        <w:rPr>
+                          <w:sz w:val="18"/>
+                          <w:szCs w:val="18"/>
+                        </w:rPr>
+                        <w:t> /</w:t>
+                      </w:r>
+                      <w:r>
+                        <w:rPr>
+                          <w:sz w:val="18"/>
+                          <w:szCs w:val="18"/>
+                        </w:rPr>
+                        <w:t xml:space="preserve"> </w:t>
+                      </w:r>
+                      <w:r>
+                        <w:rPr>
+                          <w:sz w:val="18"/>
+                          <w:szCs w:val="18"/>
+                        </w:rPr>
+                        <w:t>Diastólica</w:t>
+                      </w:r>
+                      <w:r>
+                        <w:rPr>
+                          <w:sz w:val="18"/>
+                          <w:szCs w:val="18"/>
+                        </w:rPr>
+                        <w:t>)</w:t>
+                      </w:r>
+                    </w:p>
+                  </w:txbxContent>
+                </v:textbox>
+                <w10:wrap anchorx="margin"/>
+              </v:roundrect>
+            </w:pict>
+          </mc:Fallback>
+        </mc:AlternateContent>
+      </w:r>
+      <w:r>
+        <w:rPr>
+          <w:noProof/>
+        </w:rPr>
+        <mc:AlternateContent>
+          <mc:Choice Requires="wps">
+            <w:drawing>
+              <wp:anchor distT="0" distB="0" distL="114300" distR="114300" simplePos="0" relativeHeight="251711488" behindDoc="0" locked="0" layoutInCell="1" allowOverlap="1" wp14:anchorId="4B4AB016" wp14:editId="6D55BB4F">
                 <wp:simplePos x="0" y="0"/>
                 <wp:positionH relativeFrom="margin">
-                  <wp:align>left</wp:align>
+                  <wp:posOffset>41910</wp:posOffset>
                 </wp:positionH>
                 <wp:positionV relativeFrom="paragraph">
-                  <wp:posOffset>673567</wp:posOffset>
+                  <wp:posOffset>686435</wp:posOffset>
                 </wp:positionV>
-                <wp:extent cx="6153968" cy="196344"/>
+                <wp:extent cx="687070" cy="302260"/>
+                <wp:effectExtent l="0" t="0" r="17780" b="21590"/>
+                <wp:wrapNone/>
+                <wp:docPr id="97" name="Rectángulo: esquinas redondeadas 97"/>
+                <wp:cNvGraphicFramePr/>
+                <a:graphic xmlns:a="http://schemas.openxmlformats.org/drawingml/2006/main">
+                  <a:graphicData uri="http://schemas.microsoft.com/office/word/2010/wordprocessingShape">
+                    <wps:wsp>
+                      <wps:cNvSpPr/>
+                      <wps:spPr>
+                        <a:xfrm>
+                          <a:off x="0" y="0"/>
+                          <a:ext cx="687070" cy="302260"/>
+                        </a:xfrm>
+                        <a:prstGeom prst="roundRect">
+                          <a:avLst/>
+                        </a:prstGeom>
+                      </wps:spPr>
+                      <wps:style>
+                        <a:lnRef idx="2">
+                          <a:schemeClr val="dk1"/>
+                        </a:lnRef>
+                        <a:fillRef idx="1">
+                          <a:schemeClr val="lt1"/>
+                        </a:fillRef>
+                        <a:effectRef idx="0">
+                          <a:schemeClr val="dk1"/>
+                        </a:effectRef>
+                        <a:fontRef idx="minor">
+                          <a:schemeClr val="dk1"/>
+                        </a:fontRef>
+                      </wps:style>
+                      <wps:txbx>
+                        <w:txbxContent>
+                          <w:p>
+                            <w:pPr>
+                              <w:spacing w:after="0"/>
+                              <w:jc w:val="center"/>
+                            </w:pPr>
+                            <w:r>
+                              <w:t>PESO</w:t>
+                            </w:r>
+                            <w:r>
+                              <w:t>1.91</w:t>
+                            </w:r>
+                          </w:p>
+                          <w:p>
+                            <w:pPr>
+                              <w:spacing w:after="0"/>
+                              <w:jc w:val="center"/>
+                            </w:pPr>
+                          </w:p>
+                        </w:txbxContent>
+                      </wps:txbx>
+                      <wps:bodyPr rot="0" spcFirstLastPara="0" vertOverflow="overflow" horzOverflow="overflow" vert="horz" wrap="square" lIns="91440" tIns="45720" rIns="91440" bIns="45720" numCol="1" spcCol="0" rtlCol="0" fromWordArt="0" anchor="ctr" anchorCtr="0" forceAA="0" compatLnSpc="1">
+                        <a:prstTxWarp prst="textNoShape">
+                          <a:avLst/>
+                        </a:prstTxWarp>
+                        <a:noAutofit/>
+                      </wps:bodyPr>
+                    </wps:wsp>
+                  </a:graphicData>
+                </a:graphic>
+                <wp14:sizeRelH relativeFrom="margin">
+                  <wp14:pctWidth>0</wp14:pctWidth>
+                </wp14:sizeRelH>
+                <wp14:sizeRelV relativeFrom="margin">
+                  <wp14:pctHeight>0</wp14:pctHeight>
+                </wp14:sizeRelV>
+              </wp:anchor>
+            </w:drawing>
+          </mc:Choice>
+          <mc:Fallback>
+            <w:pict>
+              <v:roundrect w14:anchorId="4B4AB016" id="Rectángulo: esquinas redondeadas 97" o:spid="_x0000_s1057" style="position:absolute;margin-left:3.3pt;margin-top:54.05pt;width:54.1pt;height:23.8pt;z-index:251711488;visibility:visible;mso-wrap-style:square;mso-width-percent:0;mso-height-percent:0;mso-wrap-distance-left:9pt;mso-wrap-distance-top:0;mso-wrap-distance-right:9pt;mso-wrap-distance-bottom:0;mso-position-horizontal:absolute;mso-position-horizontal-relative:margin;mso-position-vertical:absolute;mso-position-vertical-relative:text;mso-width-percent:0;mso-height-percent:0;mso-width-relative:margin;mso-height-relative:margin;v-text-anchor:middle" arcsize="10923f" o:gfxdata="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" fillcolor="white [3201]" strokecolor="black [3200]" strokeweight="1pt">
+                <v:stroke joinstyle="miter"/>
+                <v:textbox>
+                  <w:txbxContent>
+                    <w:p>
+                      <w:pPr>
+                        <w:spacing w:after="0"/>
+                        <w:jc w:val="center"/>
+                      </w:pPr>
+                      <w:r>
+                        <w:t>PESO</w:t>
+                      </w:r>
+                      <w:r>
+                        <w:t>1.91</w:t>
+                      </w:r>
+                    </w:p>
+                    <w:p>
+                      <w:pPr>
+                        <w:spacing w:after="0"/>
+                        <w:jc w:val="center"/>
+                      </w:pPr>
+                    </w:p>
+                  </w:txbxContent>
+                </v:textbox>
+                <w10:wrap anchorx="margin"/>
+              </v:roundrect>
+            </w:pict>
+          </mc:Fallback>
+        </mc:AlternateContent>
+      </w:r>
+      <w:r>
+        <w:rPr>
+          <w:noProof/>
+        </w:rPr>
+        <mc:AlternateContent>
+          <mc:Choice Requires="wps">
+            <w:drawing>
+              <wp:anchor distT="0" distB="0" distL="114300" distR="114300" simplePos="0" relativeHeight="251719680" behindDoc="0" locked="0" layoutInCell="1" allowOverlap="1" wp14:anchorId="6BC155A3" wp14:editId="0E083E96">
+                <wp:simplePos x="0" y="0"/>
+                <wp:positionH relativeFrom="leftMargin">
+                  <wp:posOffset>1631950</wp:posOffset>
+                </wp:positionH>
+                <wp:positionV relativeFrom="paragraph">
+                  <wp:posOffset>986155</wp:posOffset>
+                </wp:positionV>
+                <wp:extent cx="1619885" cy="302260"/>
+                <wp:effectExtent l="0" t="0" r="18415" b="21590"/>
+                <wp:wrapNone/>
+                <wp:docPr id="101" name="Rectángulo: esquinas redondeadas 101"/>
+                <wp:cNvGraphicFramePr/>
+                <a:graphic xmlns:a="http://schemas.openxmlformats.org/drawingml/2006/main">
+                  <a:graphicData uri="http://schemas.microsoft.com/office/word/2010/wordprocessingShape">
+                    <wps:wsp>
+                      <wps:cNvSpPr/>
+                      <wps:spPr>
+                        <a:xfrm>
+                          <a:off x="0" y="0"/>
+                          <a:ext cx="1619885" cy="302260"/>
+                        </a:xfrm>
+                        <a:prstGeom prst="roundRect">
+                          <a:avLst/>
+                        </a:prstGeom>
+                      </wps:spPr>
+                      <wps:style>
+                        <a:lnRef idx="2">
+                          <a:schemeClr val="dk1"/>
+                        </a:lnRef>
+                        <a:fillRef idx="1">
+                          <a:schemeClr val="lt1"/>
+                        </a:fillRef>
+                        <a:effectRef idx="0">
+                          <a:schemeClr val="dk1"/>
+                        </a:effectRef>
+                        <a:fontRef idx="minor">
+                          <a:schemeClr val="dk1"/>
+                        </a:fontRef>
+                      </wps:style>
+                      <wps:txbx>
+                        <w:txbxContent>
+                          <w:p>
+                            <w:pPr>
+                              <w:spacing w:after="0"/>
+                              <w:jc w:val="center"/>
+                            </w:pPr>
+                            <w:r>
+                              <w:t>{{</w:t>
+                            </w:r>
+                            <w:proofErr w:type="spellStart"/>
+                            <w:r>
+                              <w:t>sistolica</w:t>
+                            </w:r>
+                            <w:proofErr w:type="spellEnd"/>
+                            <w:r>
+                              <w:t>}}/{{</w:t>
+                            </w:r>
+                            <w:proofErr w:type="spellStart"/>
+                            <w:r>
+                              <w:t>diastolica</w:t>
+                            </w:r>
+                            <w:proofErr w:type="spellEnd"/>
+                            <w:r>
+                              <w:t>}}</w:t>
+                            </w:r>
+                          </w:p>
+                          <w:p>
+                            <w:pPr>
+                              <w:spacing w:after="0"/>
+                              <w:jc w:val="center"/>
+                            </w:pPr>
+                          </w:p>
+                        </w:txbxContent>
+                      </wps:txbx>
+                      <wps:bodyPr rot="0" spcFirstLastPara="0" vertOverflow="overflow" horzOverflow="overflow" vert="horz" wrap="square" lIns="91440" tIns="45720" rIns="91440" bIns="45720" numCol="1" spcCol="0" rtlCol="0" fromWordArt="0" anchor="ctr" anchorCtr="0" forceAA="0" compatLnSpc="1">
+                        <a:prstTxWarp prst="textNoShape">
+                          <a:avLst/>
+                        </a:prstTxWarp>
+                        <a:noAutofit/>
+                      </wps:bodyPr>
+                    </wps:wsp>
+                  </a:graphicData>
+                </a:graphic>
+                <wp14:sizeRelH relativeFrom="margin">
+                  <wp14:pctWidth>0</wp14:pctWidth>
+                </wp14:sizeRelH>
+                <wp14:sizeRelV relativeFrom="margin">
+                  <wp14:pctHeight>0</wp14:pctHeight>
+                </wp14:sizeRelV>
+              </wp:anchor>
+            </w:drawing>
+          </mc:Choice>
+          <mc:Fallback>
+            <w:pict>
+              <v:roundrect w14:anchorId="6BC155A3" id="Rectángulo: esquinas redondeadas 101" o:spid="_x0000_s1058" style="position:absolute;margin-left:128.5pt;margin-top:77.65pt;width:127.55pt;height:23.8pt;z-index:251719680;visibility:visible;mso-wrap-style:square;mso-width-percent:0;mso-height-percent:0;mso-wrap-distance-left:9pt;mso-wrap-distance-top:0;mso-wrap-distance-right:9pt;mso-wrap-distance-bottom:0;mso-position-horizontal:absolute;mso-position-horizontal-relative:left-margin-area;mso-position-vertical:absolute;mso-position-vertical-relative:text;mso-width-percent:0;mso-height-percent:0;mso-width-relative:margin;mso-height-relative:margin;v-text-anchor:middle" arcsize="10923f" o:gfxdata="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" fillcolor="white [3201]" strokecolor="black [3200]" strokeweight="1pt">
+                <v:stroke joinstyle="miter"/>
+                <v:textbox>
+                  <w:txbxContent>
+                    <w:p>
+                      <w:pPr>
+                        <w:spacing w:after="0"/>
+                        <w:jc w:val="center"/>
+                      </w:pPr>
+                      <w:r>
+                        <w:t>{{</w:t>
+                      </w:r>
+                      <w:proofErr w:type="spellStart"/>
+                      <w:r>
+                        <w:t>sistolica</w:t>
+                      </w:r>
+                      <w:proofErr w:type="spellEnd"/>
+                      <w:r>
+                        <w:t>}}/{{</w:t>
+                      </w:r>
+                      <w:proofErr w:type="spellStart"/>
+                      <w:r>
+                        <w:t>diastolica</w:t>
+                      </w:r>
+                      <w:proofErr w:type="spellEnd"/>
+                      <w:r>
+                        <w:t>}}</w:t>
+                      </w:r>
+                    </w:p>
+                    <w:p>
+                      <w:pPr>
+                        <w:spacing w:after="0"/>
+                        <w:jc w:val="center"/>
+                      </w:pPr>
+                    </w:p>
+                  </w:txbxContent>
+                </v:textbox>
+                <w10:wrap anchorx="margin"/>
+              </v:roundrect>
+            </w:pict>
+          </mc:Fallback>
+        </mc:AlternateContent>
+      </w:r>
+      <w:r>
+        <w:rPr>
+          <w:noProof/>
+        </w:rPr>
+        <mc:AlternateContent>
+          <mc:Choice Requires="wps">
+            <w:drawing>
+              <wp:anchor distT="0" distB="0" distL="114300" distR="114300" simplePos="0" relativeHeight="251717632" behindDoc="0" locked="0" layoutInCell="1" allowOverlap="1" wp14:anchorId="1B4EBA36" wp14:editId="24774113">
+                <wp:simplePos x="0" y="0"/>
+                <wp:positionH relativeFrom="margin">
+                  <wp:posOffset>38735</wp:posOffset>
+                </wp:positionH>
+                <wp:positionV relativeFrom="paragraph">
+                  <wp:posOffset>987425</wp:posOffset>
+                </wp:positionV>
+                <wp:extent cx="688975" cy="302260"/>
+                <wp:effectExtent l="0" t="0" r="15875" b="21590"/>
+                <wp:wrapNone/>
+                <wp:docPr id="100" name="Rectángulo: esquinas redondeadas 100"/>
+                <wp:cNvGraphicFramePr/>
+                <a:graphic xmlns:a="http://schemas.openxmlformats.org/drawingml/2006/main">
+                  <a:graphicData uri="http://schemas.microsoft.com/office/word/2010/wordprocessingShape">
+                    <wps:wsp>
+                      <wps:cNvSpPr/>
+                      <wps:spPr>
+                        <a:xfrm>
+                          <a:off x="0" y="0"/>
+                          <a:ext cx="688975" cy="302260"/>
+                        </a:xfrm>
+                        <a:prstGeom prst="roundRect">
+                          <a:avLst/>
+                        </a:prstGeom>
+                      </wps:spPr>
+                      <wps:style>
+                        <a:lnRef idx="2">
+                          <a:schemeClr val="dk1"/>
+                        </a:lnRef>
+                        <a:fillRef idx="1">
+                          <a:schemeClr val="lt1"/>
+                        </a:fillRef>
+                        <a:effectRef idx="0">
+                          <a:schemeClr val="dk1"/>
+                        </a:effectRef>
+                        <a:fontRef idx="minor">
+                          <a:schemeClr val="dk1"/>
+                        </a:fontRef>
+                      </wps:style>
+                      <wps:txbx>
+                        <w:txbxContent>
+                          <w:p>
+                            <w:pPr>
+                              <w:spacing w:after="0"/>
+                              <w:jc w:val="center"/>
+                            </w:pPr>
+                            <w:r>
+                              <w:t>{{peso}}</w:t>
+                            </w:r>
+                          </w:p>
+                        </w:txbxContent>
+                      </wps:txbx>
+                      <wps:bodyPr rot="0" spcFirstLastPara="0" vertOverflow="overflow" horzOverflow="overflow" vert="horz" wrap="square" lIns="91440" tIns="45720" rIns="91440" bIns="45720" numCol="1" spcCol="0" rtlCol="0" fromWordArt="0" anchor="ctr" anchorCtr="0" forceAA="0" compatLnSpc="1">
+                        <a:prstTxWarp prst="textNoShape">
+                          <a:avLst/>
+                        </a:prstTxWarp>
+                        <a:noAutofit/>
+                      </wps:bodyPr>
+                    </wps:wsp>
+                  </a:graphicData>
+                </a:graphic>
+                <wp14:sizeRelH relativeFrom="margin">
+                  <wp14:pctWidth>0</wp14:pctWidth>
+                </wp14:sizeRelH>
+                <wp14:sizeRelV relativeFrom="margin">
+                  <wp14:pctHeight>0</wp14:pctHeight>
+                </wp14:sizeRelV>
+              </wp:anchor>
+            </w:drawing>
+          </mc:Choice>
+          <mc:Fallback>
+            <w:pict>
+              <v:roundrect w14:anchorId="1B4EBA36" id="Rectángulo: esquinas redondeadas 100" o:spid="_x0000_s1059" style="position:absolute;margin-left:3.05pt;margin-top:77.75pt;width:54.25pt;height:23.8pt;z-index:251717632;visibility:visible;mso-wrap-style:square;mso-width-percent:0;mso-height-percent:0;mso-wrap-distance-left:9pt;mso-wrap-distance-top:0;mso-wrap-distance-right:9pt;mso-wrap-distance-bottom:0;mso-position-horizontal:absolute;mso-position-horizontal-relative:margin;mso-position-vertical:absolute;mso-position-vertical-relative:text;mso-width-percent:0;mso-height-percent:0;mso-width-relative:margin;mso-height-relative:margin;v-text-anchor:middle" arcsize="10923f" o:gfxdata="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" fillcolor="white [3201]" strokecolor="black [3200]" strokeweight="1pt">
+                <v:stroke joinstyle="miter"/>
+                <v:textbox>
+                  <w:txbxContent>
+                    <w:p>
+                      <w:pPr>
+                        <w:spacing w:after="0"/>
+                        <w:jc w:val="center"/>
+                      </w:pPr>
+                      <w:r>
+                        <w:t>{{peso}}</w:t>
+                      </w:r>
+                    </w:p>
+                  </w:txbxContent>
+                </v:textbox>
+                <w10:wrap anchorx="margin"/>
+              </v:roundrect>
+            </w:pict>
+          </mc:Fallback>
+        </mc:AlternateContent>
+      </w:r>
+      <w:r>
+        <w:rPr>
+          <w:noProof/>
+        </w:rPr>
+        <mc:AlternateContent>
+          <mc:Choice Requires="wps">
+            <w:drawing>
+              <wp:anchor distT="0" distB="0" distL="114300" distR="114300" simplePos="0" relativeHeight="251715584" behindDoc="0" locked="0" layoutInCell="1" allowOverlap="1" wp14:anchorId="4E9FCEF4" wp14:editId="1206A867">
+                <wp:simplePos x="0" y="0"/>
+                <wp:positionH relativeFrom="leftMargin">
+                  <wp:posOffset>279400</wp:posOffset>
+                </wp:positionH>
+                <wp:positionV relativeFrom="paragraph">
+                  <wp:posOffset>987425</wp:posOffset>
+                </wp:positionV>
+                <wp:extent cx="661670" cy="302260"/>
+                <wp:effectExtent l="0" t="0" r="24130" b="21590"/>
+                <wp:wrapNone/>
+                <wp:docPr id="99" name="Rectángulo: esquinas redondeadas 99"/>
+                <wp:cNvGraphicFramePr/>
+                <a:graphic xmlns:a="http://schemas.openxmlformats.org/drawingml/2006/main">
+                  <a:graphicData uri="http://schemas.microsoft.com/office/word/2010/wordprocessingShape">
+                    <wps:wsp>
+                      <wps:cNvSpPr/>
+                      <wps:spPr>
+                        <a:xfrm>
+                          <a:off x="0" y="0"/>
+                          <a:ext cx="661670" cy="302260"/>
+                        </a:xfrm>
+                        <a:prstGeom prst="roundRect">
+                          <a:avLst/>
+                        </a:prstGeom>
+                      </wps:spPr>
+                      <wps:style>
+                        <a:lnRef idx="2">
+                          <a:schemeClr val="dk1"/>
+                        </a:lnRef>
+                        <a:fillRef idx="1">
+                          <a:schemeClr val="lt1"/>
+                        </a:fillRef>
+                        <a:effectRef idx="0">
+                          <a:schemeClr val="dk1"/>
+                        </a:effectRef>
+                        <a:fontRef idx="minor">
+                          <a:schemeClr val="dk1"/>
+                        </a:fontRef>
+                      </wps:style>
+                      <wps:txbx>
+                        <w:txbxContent>
+                          <w:p>
+                            <w:pPr>
+                              <w:spacing w:after="0"/>
+                              <w:jc w:val="center"/>
+                            </w:pPr>
+                            <w:r>
+                              <w:t>{{talla}}</w:t>
+                            </w:r>
+                          </w:p>
+                        </w:txbxContent>
+                      </wps:txbx>
+                      <wps:bodyPr rot="0" spcFirstLastPara="0" vertOverflow="overflow" horzOverflow="overflow" vert="horz" wrap="square" lIns="91440" tIns="45720" rIns="91440" bIns="45720" numCol="1" spcCol="0" rtlCol="0" fromWordArt="0" anchor="ctr" anchorCtr="0" forceAA="0" compatLnSpc="1">
+                        <a:prstTxWarp prst="textNoShape">
+                          <a:avLst/>
+                        </a:prstTxWarp>
+                        <a:noAutofit/>
+                      </wps:bodyPr>
+                    </wps:wsp>
+                  </a:graphicData>
+                </a:graphic>
+                <wp14:sizeRelH relativeFrom="margin">
+                  <wp14:pctWidth>0</wp14:pctWidth>
+                </wp14:sizeRelH>
+                <wp14:sizeRelV relativeFrom="margin">
+                  <wp14:pctHeight>0</wp14:pctHeight>
+                </wp14:sizeRelV>
+              </wp:anchor>
+            </w:drawing>
+          </mc:Choice>
+          <mc:Fallback>
+            <w:pict>
+              <v:roundrect w14:anchorId="4E9FCEF4" id="Rectángulo: esquinas redondeadas 99" o:spid="_x0000_s1060" style="position:absolute;margin-left:22pt;margin-top:77.75pt;width:52.1pt;height:23.8pt;z-index:251715584;visibility:visible;mso-wrap-style:square;mso-width-percent:0;mso-height-percent:0;mso-wrap-distance-left:9pt;mso-wrap-distance-top:0;mso-wrap-distance-right:9pt;mso-wrap-distance-bottom:0;mso-position-horizontal:absolute;mso-position-horizontal-relative:left-margin-area;mso-position-vertical:absolute;mso-position-vertical-relative:text;mso-width-percent:0;mso-height-percent:0;mso-width-relative:margin;mso-height-relative:margin;v-text-anchor:middle" arcsize="10923f" o:gfxdata="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" fillcolor="white [3201]" strokecolor="black [3200]" strokeweight="1pt">
+                <v:stroke joinstyle="miter"/>
+                <v:textbox>
+                  <w:txbxContent>
+                    <w:p>
+                      <w:pPr>
+                        <w:spacing w:after="0"/>
+                        <w:jc w:val="center"/>
+                      </w:pPr>
+                      <w:r>
+                        <w:t>{{talla}}</w:t>
+                      </w:r>
+                    </w:p>
+                  </w:txbxContent>
+                </v:textbox>
+                <w10:wrap anchorx="margin"/>
+              </v:roundrect>
+            </w:pict>
+          </mc:Fallback>
+        </mc:AlternateContent>
+      </w:r>
+      <w:r>
+        <w:rPr>
+          <w:noProof/>
+        </w:rPr>
+        <mc:AlternateContent>
+          <mc:Choice Requires="wps">
+            <w:drawing>
+              <wp:anchor distT="0" distB="0" distL="114300" distR="114300" simplePos="0" relativeHeight="251713536" behindDoc="0" locked="0" layoutInCell="1" allowOverlap="1" wp14:anchorId="2C17527E" wp14:editId="0E6D4BEE">
+                <wp:simplePos x="0" y="0"/>
+                <wp:positionH relativeFrom="leftMargin">
+                  <wp:posOffset>280035</wp:posOffset>
+                </wp:positionH>
+                <wp:positionV relativeFrom="paragraph">
+                  <wp:posOffset>686435</wp:posOffset>
+                </wp:positionV>
+                <wp:extent cx="662305" cy="302260"/>
+                <wp:effectExtent l="0" t="0" r="23495" b="21590"/>
+                <wp:wrapNone/>
+                <wp:docPr id="98" name="Rectángulo: esquinas redondeadas 98"/>
+                <wp:cNvGraphicFramePr/>
+                <a:graphic xmlns:a="http://schemas.openxmlformats.org/drawingml/2006/main">
+                  <a:graphicData uri="http://schemas.microsoft.com/office/word/2010/wordprocessingShape">
+                    <wps:wsp>
+                      <wps:cNvSpPr/>
+                      <wps:spPr>
+                        <a:xfrm>
+                          <a:off x="0" y="0"/>
+                          <a:ext cx="662305" cy="302260"/>
+                        </a:xfrm>
+                        <a:prstGeom prst="roundRect">
+                          <a:avLst/>
+                        </a:prstGeom>
+                      </wps:spPr>
+                      <wps:style>
+                        <a:lnRef idx="2">
+                          <a:schemeClr val="dk1"/>
+                        </a:lnRef>
+                        <a:fillRef idx="1">
+                          <a:schemeClr val="lt1"/>
+                        </a:fillRef>
+                        <a:effectRef idx="0">
+                          <a:schemeClr val="dk1"/>
+                        </a:effectRef>
+                        <a:fontRef idx="minor">
+                          <a:schemeClr val="dk1"/>
+                        </a:fontRef>
+                      </wps:style>
+                      <wps:txbx>
+                        <w:txbxContent>
+                          <w:p>
+                            <w:pPr>
+                              <w:spacing w:after="0"/>
+                              <w:jc w:val="center"/>
+                            </w:pPr>
+                            <w:r>
+                              <w:t>TALLA</w:t>
+                            </w:r>
+                          </w:p>
+                        </w:txbxContent>
+                      </wps:txbx>
+                      <wps:bodyPr rot="0" spcFirstLastPara="0" vertOverflow="overflow" horzOverflow="overflow" vert="horz" wrap="square" lIns="91440" tIns="45720" rIns="91440" bIns="45720" numCol="1" spcCol="0" rtlCol="0" fromWordArt="0" anchor="ctr" anchorCtr="0" forceAA="0" compatLnSpc="1">
+                        <a:prstTxWarp prst="textNoShape">
+                          <a:avLst/>
+                        </a:prstTxWarp>
+                        <a:noAutofit/>
+                      </wps:bodyPr>
+                    </wps:wsp>
+                  </a:graphicData>
+                </a:graphic>
+                <wp14:sizeRelH relativeFrom="margin">
+                  <wp14:pctWidth>0</wp14:pctWidth>
+                </wp14:sizeRelH>
+                <wp14:sizeRelV relativeFrom="margin">
+                  <wp14:pctHeight>0</wp14:pctHeight>
+                </wp14:sizeRelV>
+              </wp:anchor>
+            </w:drawing>
+          </mc:Choice>
+          <mc:Fallback>
+            <w:pict>
+              <v:roundrect w14:anchorId="2C17527E" id="Rectángulo: esquinas redondeadas 98" o:spid="_x0000_s1061" style="position:absolute;margin-left:22.05pt;margin-top:54.05pt;width:52.15pt;height:23.8pt;z-index:251713536;visibility:visible;mso-wrap-style:square;mso-width-percent:0;mso-height-percent:0;mso-wrap-distance-left:9pt;mso-wrap-distance-top:0;mso-wrap-distance-right:9pt;mso-wrap-distance-bottom:0;mso-position-horizontal:absolute;mso-position-horizontal-relative:left-margin-area;mso-position-vertical:absolute;mso-position-vertical-relative:text;mso-width-percent:0;mso-height-percent:0;mso-width-relative:margin;mso-height-relative:margin;v-text-anchor:middle" arcsize="10923f" o:gfxdata="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" fillcolor="white [3201]" strokecolor="black [3200]" strokeweight="1pt">
+                <v:stroke joinstyle="miter"/>
+                <v:textbox>
+                  <w:txbxContent>
+                    <w:p>
+                      <w:pPr>
+                        <w:spacing w:after="0"/>
+                        <w:jc w:val="center"/>
+                      </w:pPr>
+                      <w:r>
+                        <w:t>TALLA</w:t>
+                      </w:r>
+                    </w:p>
+                  </w:txbxContent>
+                </v:textbox>
+                <w10:wrap anchorx="margin"/>
+              </v:roundrect>
+            </w:pict>
+          </mc:Fallback>
+        </mc:AlternateContent>
+      </w:r>
+      <w:r>
+        <w:rPr>
+          <w:noProof/>
+        </w:rPr>
+        <mc:AlternateContent>
+          <mc:Choice Requires="wps">
+            <w:drawing>
+              <wp:anchor distT="45720" distB="45720" distL="114300" distR="114300" simplePos="0" relativeHeight="251727872" behindDoc="1" locked="0" layoutInCell="1" allowOverlap="1" wp14:anchorId="3FE70440" wp14:editId="120CC1A3">
+                <wp:simplePos x="0" y="0"/>
+                <wp:positionH relativeFrom="margin">
+                  <wp:posOffset>0</wp:posOffset>
+                </wp:positionH>
+                <wp:positionV relativeFrom="paragraph">
+                  <wp:posOffset>1407160</wp:posOffset>
+                </wp:positionV>
+                <wp:extent cx="6153785" cy="196215"/>
                 <wp:effectExtent l="0" t="0" r="0" b="0"/>
                 <wp:wrapNone/>
                 <wp:docPr id="217" name="Cuadro de texto 2"/>
@@ -4730,7 +4334,7 @@
                       <wps:spPr bwMode="auto">
                         <a:xfrm>
                           <a:off x="0" y="0"/>
-                          <a:ext cx="6153968" cy="196344"/>
+                          <a:ext cx="6153785" cy="196215"/>
                         </a:xfrm>
                         <a:prstGeom prst="rect">
                           <a:avLst/>
@@ -4795,7 +4399,7 @@
                 <v:stroke joinstyle="miter"/>
                 <v:path gradientshapeok="t" o:connecttype="rect"/>
               </v:shapetype>
-              <v:shape id="Cuadro de texto 2" o:spid="_x0000_s1068" type="#_x0000_t202" style="position:absolute;margin-left:0;margin-top:53.05pt;width:484.55pt;height:15.45pt;z-index:-251588608;visibility:visible;mso-wrap-style:square;mso-width-percent:0;mso-height-percent:0;mso-wrap-distance-left:9pt;mso-wrap-distance-top:3.6pt;mso-wrap-distance-right:9pt;mso-wrap-distance-bottom:3.6pt;mso-position-horizontal:left;mso-position-horizontal-relative:margin;mso-position-vertical:absolute;mso-position-vertical-relative:text;mso-width-percent:0;mso-height-percent:0;mso-width-relative:margin;mso-height-relative:margin;v-text-anchor:top" o:gfxdata="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" stroked="f">
+              <v:shape id="Cuadro de texto 2" o:spid="_x0000_s1062" type="#_x0000_t202" style="position:absolute;margin-left:0;margin-top:110.8pt;width:484.55pt;height:15.45pt;z-index:-251588608;visibility:visible;mso-wrap-style:square;mso-width-percent:0;mso-height-percent:0;mso-wrap-distance-left:9pt;mso-wrap-distance-top:3.6pt;mso-wrap-distance-right:9pt;mso-wrap-distance-bottom:3.6pt;mso-position-horizontal:absolute;mso-position-horizontal-relative:margin;mso-position-vertical:absolute;mso-position-vertical-relative:text;mso-width-percent:0;mso-height-percent:0;mso-width-relative:margin;mso-height-relative:margin;v-text-anchor:top" o:gfxdata="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" stroked="f">
                 <v:textbox>
                   <w:txbxContent>
                     <w:p>
@@ -4827,6 +4431,759 @@
                 </v:textbox>
                 <w10:wrap anchorx="margin"/>
               </v:shape>
+            </w:pict>
+          </mc:Fallback>
+        </mc:AlternateContent>
+      </w:r>
+      <w:r>
+        <w:rPr>
+          <w:noProof/>
+        </w:rPr>
+        <mc:AlternateContent>
+          <mc:Choice Requires="wps">
+            <w:drawing>
+              <wp:anchor distT="0" distB="0" distL="114300" distR="114300" simplePos="0" relativeHeight="251680768" behindDoc="0" locked="0" layoutInCell="1" allowOverlap="1" wp14:anchorId="73100C3D" wp14:editId="38E685D2">
+                <wp:simplePos x="0" y="0"/>
+                <wp:positionH relativeFrom="margin">
+                  <wp:posOffset>909955</wp:posOffset>
+                </wp:positionH>
+                <wp:positionV relativeFrom="paragraph">
+                  <wp:posOffset>339725</wp:posOffset>
+                </wp:positionV>
+                <wp:extent cx="831215" cy="302260"/>
+                <wp:effectExtent l="0" t="0" r="26035" b="21590"/>
+                <wp:wrapNone/>
+                <wp:docPr id="26" name="Rectángulo: esquinas redondeadas 26"/>
+                <wp:cNvGraphicFramePr/>
+                <a:graphic xmlns:a="http://schemas.openxmlformats.org/drawingml/2006/main">
+                  <a:graphicData uri="http://schemas.microsoft.com/office/word/2010/wordprocessingShape">
+                    <wps:wsp>
+                      <wps:cNvSpPr/>
+                      <wps:spPr>
+                        <a:xfrm>
+                          <a:off x="0" y="0"/>
+                          <a:ext cx="831215" cy="302260"/>
+                        </a:xfrm>
+                        <a:prstGeom prst="roundRect">
+                          <a:avLst/>
+                        </a:prstGeom>
+                      </wps:spPr>
+                      <wps:style>
+                        <a:lnRef idx="2">
+                          <a:schemeClr val="dk1"/>
+                        </a:lnRef>
+                        <a:fillRef idx="1">
+                          <a:schemeClr val="lt1"/>
+                        </a:fillRef>
+                        <a:effectRef idx="0">
+                          <a:schemeClr val="dk1"/>
+                        </a:effectRef>
+                        <a:fontRef idx="minor">
+                          <a:schemeClr val="dk1"/>
+                        </a:fontRef>
+                      </wps:style>
+                      <wps:txbx>
+                        <w:txbxContent>
+                          <w:p>
+                            <w:pPr>
+                              <w:spacing w:after="0"/>
+                              <w:jc w:val="center"/>
+                            </w:pPr>
+                            <w:r>
+                              <w:t>{{</w:t>
+                            </w:r>
+                            <w:proofErr w:type="spellStart"/>
+                            <w:r>
+                              <w:t>anio</w:t>
+                            </w:r>
+                            <w:proofErr w:type="spellEnd"/>
+                            <w:r>
+                              <w:t>}}</w:t>
+                            </w:r>
+                          </w:p>
+                        </w:txbxContent>
+                      </wps:txbx>
+                      <wps:bodyPr rot="0" spcFirstLastPara="0" vertOverflow="overflow" horzOverflow="overflow" vert="horz" wrap="square" lIns="91440" tIns="45720" rIns="91440" bIns="45720" numCol="1" spcCol="0" rtlCol="0" fromWordArt="0" anchor="ctr" anchorCtr="0" forceAA="0" compatLnSpc="1">
+                        <a:prstTxWarp prst="textNoShape">
+                          <a:avLst/>
+                        </a:prstTxWarp>
+                        <a:noAutofit/>
+                      </wps:bodyPr>
+                    </wps:wsp>
+                  </a:graphicData>
+                </a:graphic>
+                <wp14:sizeRelH relativeFrom="margin">
+                  <wp14:pctWidth>0</wp14:pctWidth>
+                </wp14:sizeRelH>
+                <wp14:sizeRelV relativeFrom="margin">
+                  <wp14:pctHeight>0</wp14:pctHeight>
+                </wp14:sizeRelV>
+              </wp:anchor>
+            </w:drawing>
+          </mc:Choice>
+          <mc:Fallback>
+            <w:pict>
+              <v:roundrect w14:anchorId="73100C3D" id="Rectángulo: esquinas redondeadas 26" o:spid="_x0000_s1063" style="position:absolute;margin-left:71.65pt;margin-top:26.75pt;width:65.45pt;height:23.8pt;z-index:251680768;visibility:visible;mso-wrap-style:square;mso-width-percent:0;mso-height-percent:0;mso-wrap-distance-left:9pt;mso-wrap-distance-top:0;mso-wrap-distance-right:9pt;mso-wrap-distance-bottom:0;mso-position-horizontal:absolute;mso-position-horizontal-relative:margin;mso-position-vertical:absolute;mso-position-vertical-relative:text;mso-width-percent:0;mso-height-percent:0;mso-width-relative:margin;mso-height-relative:margin;v-text-anchor:middle" arcsize="10923f" o:gfxdata="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" fillcolor="white [3201]" strokecolor="black [3200]" strokeweight="1pt">
+                <v:stroke joinstyle="miter"/>
+                <v:textbox>
+                  <w:txbxContent>
+                    <w:p>
+                      <w:pPr>
+                        <w:spacing w:after="0"/>
+                        <w:jc w:val="center"/>
+                      </w:pPr>
+                      <w:r>
+                        <w:t>{{</w:t>
+                      </w:r>
+                      <w:proofErr w:type="spellStart"/>
+                      <w:r>
+                        <w:t>anio</w:t>
+                      </w:r>
+                      <w:proofErr w:type="spellEnd"/>
+                      <w:r>
+                        <w:t>}}</w:t>
+                      </w:r>
+                    </w:p>
+                  </w:txbxContent>
+                </v:textbox>
+                <w10:wrap anchorx="margin"/>
+              </v:roundrect>
+            </w:pict>
+          </mc:Fallback>
+        </mc:AlternateContent>
+      </w:r>
+      <w:r>
+        <w:rPr>
+          <w:noProof/>
+        </w:rPr>
+        <mc:AlternateContent>
+          <mc:Choice Requires="wps">
+            <w:drawing>
+              <wp:anchor distT="0" distB="0" distL="114300" distR="114300" simplePos="0" relativeHeight="251678720" behindDoc="0" locked="0" layoutInCell="1" allowOverlap="1" wp14:anchorId="03485CEF" wp14:editId="7EA8951D">
+                <wp:simplePos x="0" y="0"/>
+                <wp:positionH relativeFrom="margin">
+                  <wp:posOffset>143510</wp:posOffset>
+                </wp:positionH>
+                <wp:positionV relativeFrom="paragraph">
+                  <wp:posOffset>340995</wp:posOffset>
+                </wp:positionV>
+                <wp:extent cx="762635" cy="302260"/>
+                <wp:effectExtent l="0" t="0" r="18415" b="21590"/>
+                <wp:wrapNone/>
+                <wp:docPr id="21" name="Rectángulo: esquinas redondeadas 21"/>
+                <wp:cNvGraphicFramePr/>
+                <a:graphic xmlns:a="http://schemas.openxmlformats.org/drawingml/2006/main">
+                  <a:graphicData uri="http://schemas.microsoft.com/office/word/2010/wordprocessingShape">
+                    <wps:wsp>
+                      <wps:cNvSpPr/>
+                      <wps:spPr>
+                        <a:xfrm>
+                          <a:off x="0" y="0"/>
+                          <a:ext cx="762635" cy="302260"/>
+                        </a:xfrm>
+                        <a:prstGeom prst="roundRect">
+                          <a:avLst/>
+                        </a:prstGeom>
+                      </wps:spPr>
+                      <wps:style>
+                        <a:lnRef idx="2">
+                          <a:schemeClr val="dk1"/>
+                        </a:lnRef>
+                        <a:fillRef idx="1">
+                          <a:schemeClr val="lt1"/>
+                        </a:fillRef>
+                        <a:effectRef idx="0">
+                          <a:schemeClr val="dk1"/>
+                        </a:effectRef>
+                        <a:fontRef idx="minor">
+                          <a:schemeClr val="dk1"/>
+                        </a:fontRef>
+                      </wps:style>
+                      <wps:txbx>
+                        <w:txbxContent>
+                          <w:p>
+                            <w:pPr>
+                              <w:spacing w:after="0"/>
+                              <w:jc w:val="center"/>
+                            </w:pPr>
+                            <w:r>
+                              <w:t>{{mes}}</w:t>
+                            </w:r>
+                          </w:p>
+                        </w:txbxContent>
+                      </wps:txbx>
+                      <wps:bodyPr rot="0" spcFirstLastPara="0" vertOverflow="overflow" horzOverflow="overflow" vert="horz" wrap="square" lIns="91440" tIns="45720" rIns="91440" bIns="45720" numCol="1" spcCol="0" rtlCol="0" fromWordArt="0" anchor="ctr" anchorCtr="0" forceAA="0" compatLnSpc="1">
+                        <a:prstTxWarp prst="textNoShape">
+                          <a:avLst/>
+                        </a:prstTxWarp>
+                        <a:noAutofit/>
+                      </wps:bodyPr>
+                    </wps:wsp>
+                  </a:graphicData>
+                </a:graphic>
+                <wp14:sizeRelH relativeFrom="margin">
+                  <wp14:pctWidth>0</wp14:pctWidth>
+                </wp14:sizeRelH>
+                <wp14:sizeRelV relativeFrom="margin">
+                  <wp14:pctHeight>0</wp14:pctHeight>
+                </wp14:sizeRelV>
+              </wp:anchor>
+            </w:drawing>
+          </mc:Choice>
+          <mc:Fallback>
+            <w:pict>
+              <v:roundrect w14:anchorId="03485CEF" id="Rectángulo: esquinas redondeadas 21" o:spid="_x0000_s1064" style="position:absolute;margin-left:11.3pt;margin-top:26.85pt;width:60.05pt;height:23.8pt;z-index:251678720;visibility:visible;mso-wrap-style:square;mso-width-percent:0;mso-height-percent:0;mso-wrap-distance-left:9pt;mso-wrap-distance-top:0;mso-wrap-distance-right:9pt;mso-wrap-distance-bottom:0;mso-position-horizontal:absolute;mso-position-horizontal-relative:margin;mso-position-vertical:absolute;mso-position-vertical-relative:text;mso-width-percent:0;mso-height-percent:0;mso-width-relative:margin;mso-height-relative:margin;v-text-anchor:middle" arcsize="10923f" o:gfxdata="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" fillcolor="white [3201]" strokecolor="black [3200]" strokeweight="1pt">
+                <v:stroke joinstyle="miter"/>
+                <v:textbox>
+                  <w:txbxContent>
+                    <w:p>
+                      <w:pPr>
+                        <w:spacing w:after="0"/>
+                        <w:jc w:val="center"/>
+                      </w:pPr>
+                      <w:r>
+                        <w:t>{{mes}}</w:t>
+                      </w:r>
+                    </w:p>
+                  </w:txbxContent>
+                </v:textbox>
+                <w10:wrap anchorx="margin"/>
+              </v:roundrect>
+            </w:pict>
+          </mc:Fallback>
+        </mc:AlternateContent>
+      </w:r>
+      <w:r>
+        <w:rPr>
+          <w:noProof/>
+        </w:rPr>
+        <mc:AlternateContent>
+          <mc:Choice Requires="wps">
+            <w:drawing>
+              <wp:anchor distT="0" distB="0" distL="114300" distR="114300" simplePos="0" relativeHeight="251697152" behindDoc="0" locked="0" layoutInCell="1" allowOverlap="1" wp14:anchorId="1FFF0672" wp14:editId="246D72D9">
+                <wp:simplePos x="0" y="0"/>
+                <wp:positionH relativeFrom="column">
+                  <wp:posOffset>1737995</wp:posOffset>
+                </wp:positionH>
+                <wp:positionV relativeFrom="paragraph">
+                  <wp:posOffset>337820</wp:posOffset>
+                </wp:positionV>
+                <wp:extent cx="4697730" cy="302260"/>
+                <wp:effectExtent l="0" t="0" r="26670" b="21590"/>
+                <wp:wrapNone/>
+                <wp:docPr id="49" name="Rectángulo: esquinas redondeadas 49"/>
+                <wp:cNvGraphicFramePr/>
+                <a:graphic xmlns:a="http://schemas.openxmlformats.org/drawingml/2006/main">
+                  <a:graphicData uri="http://schemas.microsoft.com/office/word/2010/wordprocessingShape">
+                    <wps:wsp>
+                      <wps:cNvSpPr/>
+                      <wps:spPr>
+                        <a:xfrm>
+                          <a:off x="0" y="0"/>
+                          <a:ext cx="4697730" cy="302260"/>
+                        </a:xfrm>
+                        <a:prstGeom prst="roundRect">
+                          <a:avLst/>
+                        </a:prstGeom>
+                      </wps:spPr>
+                      <wps:style>
+                        <a:lnRef idx="2">
+                          <a:schemeClr val="dk1"/>
+                        </a:lnRef>
+                        <a:fillRef idx="1">
+                          <a:schemeClr val="lt1"/>
+                        </a:fillRef>
+                        <a:effectRef idx="0">
+                          <a:schemeClr val="dk1"/>
+                        </a:effectRef>
+                        <a:fontRef idx="minor">
+                          <a:schemeClr val="dk1"/>
+                        </a:fontRef>
+                      </wps:style>
+                      <wps:txbx>
+                        <w:txbxContent>
+                          <w:p>
+                            <w:pPr>
+                              <w:spacing w:after="0"/>
+                              <w:jc w:val="center"/>
+                            </w:pPr>
+                            <w:r>
+                              <w:t>{{</w:t>
+                            </w:r>
+                            <w:proofErr w:type="spellStart"/>
+                            <w:r>
+                              <w:t>nombre_doctor</w:t>
+                            </w:r>
+                            <w:proofErr w:type="spellEnd"/>
+                            <w:r>
+                              <w:t>}}</w:t>
+                            </w:r>
+                          </w:p>
+                        </w:txbxContent>
+                      </wps:txbx>
+                      <wps:bodyPr rot="0" spcFirstLastPara="0" vertOverflow="overflow" horzOverflow="overflow" vert="horz" wrap="square" lIns="91440" tIns="45720" rIns="91440" bIns="45720" numCol="1" spcCol="0" rtlCol="0" fromWordArt="0" anchor="ctr" anchorCtr="0" forceAA="0" compatLnSpc="1">
+                        <a:prstTxWarp prst="textNoShape">
+                          <a:avLst/>
+                        </a:prstTxWarp>
+                        <a:noAutofit/>
+                      </wps:bodyPr>
+                    </wps:wsp>
+                  </a:graphicData>
+                </a:graphic>
+                <wp14:sizeRelH relativeFrom="margin">
+                  <wp14:pctWidth>0</wp14:pctWidth>
+                </wp14:sizeRelH>
+                <wp14:sizeRelV relativeFrom="margin">
+                  <wp14:pctHeight>0</wp14:pctHeight>
+                </wp14:sizeRelV>
+              </wp:anchor>
+            </w:drawing>
+          </mc:Choice>
+          <mc:Fallback>
+            <w:pict>
+              <v:roundrect w14:anchorId="1FFF0672" id="Rectángulo: esquinas redondeadas 49" o:spid="_x0000_s1065" style="position:absolute;margin-left:136.85pt;margin-top:26.6pt;width:369.9pt;height:23.8pt;z-index:251697152;visibility:visible;mso-wrap-style:square;mso-width-percent:0;mso-height-percent:0;mso-wrap-distance-left:9pt;mso-wrap-distance-top:0;mso-wrap-distance-right:9pt;mso-wrap-distance-bottom:0;mso-position-horizontal:absolute;mso-position-horizontal-relative:text;mso-position-vertical:absolute;mso-position-vertical-relative:text;mso-width-percent:0;mso-height-percent:0;mso-width-relative:margin;mso-height-relative:margin;v-text-anchor:middle" arcsize="10923f" o:gfxdata="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" fillcolor="white [3201]" strokecolor="black [3200]" strokeweight="1pt">
+                <v:stroke joinstyle="miter"/>
+                <v:textbox>
+                  <w:txbxContent>
+                    <w:p>
+                      <w:pPr>
+                        <w:spacing w:after="0"/>
+                        <w:jc w:val="center"/>
+                      </w:pPr>
+                      <w:r>
+                        <w:t>{{</w:t>
+                      </w:r>
+                      <w:proofErr w:type="spellStart"/>
+                      <w:r>
+                        <w:t>nombre_doctor</w:t>
+                      </w:r>
+                      <w:proofErr w:type="spellEnd"/>
+                      <w:r>
+                        <w:t>}}</w:t>
+                      </w:r>
+                    </w:p>
+                  </w:txbxContent>
+                </v:textbox>
+              </v:roundrect>
+            </w:pict>
+          </mc:Fallback>
+        </mc:AlternateContent>
+      </w:r>
+      <w:r>
+        <w:rPr>
+          <w:noProof/>
+        </w:rPr>
+        <mc:AlternateContent>
+          <mc:Choice Requires="wps">
+            <w:drawing>
+              <wp:anchor distT="0" distB="0" distL="114300" distR="114300" simplePos="0" relativeHeight="251676672" behindDoc="0" locked="0" layoutInCell="1" allowOverlap="1" wp14:anchorId="0F84361E" wp14:editId="15DBA54F">
+                <wp:simplePos x="0" y="0"/>
+                <wp:positionH relativeFrom="margin">
+                  <wp:posOffset>906780</wp:posOffset>
+                </wp:positionH>
+                <wp:positionV relativeFrom="paragraph">
+                  <wp:posOffset>36830</wp:posOffset>
+                </wp:positionV>
+                <wp:extent cx="829945" cy="302260"/>
+                <wp:effectExtent l="0" t="0" r="27305" b="21590"/>
+                <wp:wrapNone/>
+                <wp:docPr id="18" name="Rectángulo: esquinas redondeadas 18"/>
+                <wp:cNvGraphicFramePr/>
+                <a:graphic xmlns:a="http://schemas.openxmlformats.org/drawingml/2006/main">
+                  <a:graphicData uri="http://schemas.microsoft.com/office/word/2010/wordprocessingShape">
+                    <wps:wsp>
+                      <wps:cNvSpPr/>
+                      <wps:spPr>
+                        <a:xfrm>
+                          <a:off x="0" y="0"/>
+                          <a:ext cx="829945" cy="302260"/>
+                        </a:xfrm>
+                        <a:prstGeom prst="roundRect">
+                          <a:avLst/>
+                        </a:prstGeom>
+                      </wps:spPr>
+                      <wps:style>
+                        <a:lnRef idx="2">
+                          <a:schemeClr val="dk1"/>
+                        </a:lnRef>
+                        <a:fillRef idx="1">
+                          <a:schemeClr val="lt1"/>
+                        </a:fillRef>
+                        <a:effectRef idx="0">
+                          <a:schemeClr val="dk1"/>
+                        </a:effectRef>
+                        <a:fontRef idx="minor">
+                          <a:schemeClr val="dk1"/>
+                        </a:fontRef>
+                      </wps:style>
+                      <wps:txbx>
+                        <w:txbxContent>
+                          <w:p>
+                            <w:pPr>
+                              <w:spacing w:after="0"/>
+                              <w:jc w:val="center"/>
+                            </w:pPr>
+                            <w:r>
+                              <w:t>AÑO</w:t>
+                            </w:r>
+                          </w:p>
+                        </w:txbxContent>
+                      </wps:txbx>
+                      <wps:bodyPr rot="0" spcFirstLastPara="0" vertOverflow="overflow" horzOverflow="overflow" vert="horz" wrap="square" lIns="91440" tIns="45720" rIns="91440" bIns="45720" numCol="1" spcCol="0" rtlCol="0" fromWordArt="0" anchor="ctr" anchorCtr="0" forceAA="0" compatLnSpc="1">
+                        <a:prstTxWarp prst="textNoShape">
+                          <a:avLst/>
+                        </a:prstTxWarp>
+                        <a:noAutofit/>
+                      </wps:bodyPr>
+                    </wps:wsp>
+                  </a:graphicData>
+                </a:graphic>
+                <wp14:sizeRelH relativeFrom="margin">
+                  <wp14:pctWidth>0</wp14:pctWidth>
+                </wp14:sizeRelH>
+                <wp14:sizeRelV relativeFrom="margin">
+                  <wp14:pctHeight>0</wp14:pctHeight>
+                </wp14:sizeRelV>
+              </wp:anchor>
+            </w:drawing>
+          </mc:Choice>
+          <mc:Fallback>
+            <w:pict>
+              <v:roundrect w14:anchorId="0F84361E" id="Rectángulo: esquinas redondeadas 18" o:spid="_x0000_s1066" style="position:absolute;margin-left:71.4pt;margin-top:2.9pt;width:65.35pt;height:23.8pt;z-index:251676672;visibility:visible;mso-wrap-style:square;mso-width-percent:0;mso-height-percent:0;mso-wrap-distance-left:9pt;mso-wrap-distance-top:0;mso-wrap-distance-right:9pt;mso-wrap-distance-bottom:0;mso-position-horizontal:absolute;mso-position-horizontal-relative:margin;mso-position-vertical:absolute;mso-position-vertical-relative:text;mso-width-percent:0;mso-height-percent:0;mso-width-relative:margin;mso-height-relative:margin;v-text-anchor:middle" arcsize="10923f" o:gfxdata="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" fillcolor="white [3201]" strokecolor="black [3200]" strokeweight="1pt">
+                <v:stroke joinstyle="miter"/>
+                <v:textbox>
+                  <w:txbxContent>
+                    <w:p>
+                      <w:pPr>
+                        <w:spacing w:after="0"/>
+                        <w:jc w:val="center"/>
+                      </w:pPr>
+                      <w:r>
+                        <w:t>AÑO</w:t>
+                      </w:r>
+                    </w:p>
+                  </w:txbxContent>
+                </v:textbox>
+                <w10:wrap anchorx="margin"/>
+              </v:roundrect>
+            </w:pict>
+          </mc:Fallback>
+        </mc:AlternateContent>
+      </w:r>
+      <w:r>
+        <w:rPr>
+          <w:noProof/>
+        </w:rPr>
+        <mc:AlternateContent>
+          <mc:Choice Requires="wps">
+            <w:drawing>
+              <wp:anchor distT="0" distB="0" distL="114300" distR="114300" simplePos="0" relativeHeight="251674624" behindDoc="0" locked="0" layoutInCell="1" allowOverlap="1" wp14:anchorId="7616BAE5" wp14:editId="26617D33">
+                <wp:simplePos x="0" y="0"/>
+                <wp:positionH relativeFrom="margin">
+                  <wp:posOffset>144145</wp:posOffset>
+                </wp:positionH>
+                <wp:positionV relativeFrom="paragraph">
+                  <wp:posOffset>39370</wp:posOffset>
+                </wp:positionV>
+                <wp:extent cx="762635" cy="302260"/>
+                <wp:effectExtent l="0" t="0" r="18415" b="21590"/>
+                <wp:wrapNone/>
+                <wp:docPr id="15" name="Rectángulo: esquinas redondeadas 15"/>
+                <wp:cNvGraphicFramePr/>
+                <a:graphic xmlns:a="http://schemas.openxmlformats.org/drawingml/2006/main">
+                  <a:graphicData uri="http://schemas.microsoft.com/office/word/2010/wordprocessingShape">
+                    <wps:wsp>
+                      <wps:cNvSpPr/>
+                      <wps:spPr>
+                        <a:xfrm>
+                          <a:off x="0" y="0"/>
+                          <a:ext cx="762635" cy="302260"/>
+                        </a:xfrm>
+                        <a:prstGeom prst="roundRect">
+                          <a:avLst/>
+                        </a:prstGeom>
+                      </wps:spPr>
+                      <wps:style>
+                        <a:lnRef idx="2">
+                          <a:schemeClr val="dk1"/>
+                        </a:lnRef>
+                        <a:fillRef idx="1">
+                          <a:schemeClr val="lt1"/>
+                        </a:fillRef>
+                        <a:effectRef idx="0">
+                          <a:schemeClr val="dk1"/>
+                        </a:effectRef>
+                        <a:fontRef idx="minor">
+                          <a:schemeClr val="dk1"/>
+                        </a:fontRef>
+                      </wps:style>
+                      <wps:txbx>
+                        <w:txbxContent>
+                          <w:p>
+                            <w:pPr>
+                              <w:spacing w:after="0"/>
+                              <w:jc w:val="center"/>
+                            </w:pPr>
+                            <w:r>
+                              <w:t>MES</w:t>
+                            </w:r>
+                          </w:p>
+                        </w:txbxContent>
+                      </wps:txbx>
+                      <wps:bodyPr rot="0" spcFirstLastPara="0" vertOverflow="overflow" horzOverflow="overflow" vert="horz" wrap="square" lIns="91440" tIns="45720" rIns="91440" bIns="45720" numCol="1" spcCol="0" rtlCol="0" fromWordArt="0" anchor="ctr" anchorCtr="0" forceAA="0" compatLnSpc="1">
+                        <a:prstTxWarp prst="textNoShape">
+                          <a:avLst/>
+                        </a:prstTxWarp>
+                        <a:noAutofit/>
+                      </wps:bodyPr>
+                    </wps:wsp>
+                  </a:graphicData>
+                </a:graphic>
+                <wp14:sizeRelH relativeFrom="margin">
+                  <wp14:pctWidth>0</wp14:pctWidth>
+                </wp14:sizeRelH>
+                <wp14:sizeRelV relativeFrom="margin">
+                  <wp14:pctHeight>0</wp14:pctHeight>
+                </wp14:sizeRelV>
+              </wp:anchor>
+            </w:drawing>
+          </mc:Choice>
+          <mc:Fallback>
+            <w:pict>
+              <v:roundrect w14:anchorId="7616BAE5" id="Rectángulo: esquinas redondeadas 15" o:spid="_x0000_s1067" style="position:absolute;margin-left:11.35pt;margin-top:3.1pt;width:60.05pt;height:23.8pt;z-index:251674624;visibility:visible;mso-wrap-style:square;mso-width-percent:0;mso-height-percent:0;mso-wrap-distance-left:9pt;mso-wrap-distance-top:0;mso-wrap-distance-right:9pt;mso-wrap-distance-bottom:0;mso-position-horizontal:absolute;mso-position-horizontal-relative:margin;mso-position-vertical:absolute;mso-position-vertical-relative:text;mso-width-percent:0;mso-height-percent:0;mso-width-relative:margin;mso-height-relative:margin;v-text-anchor:middle" arcsize="10923f" o:gfxdata="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" fillcolor="white [3201]" strokecolor="black [3200]" strokeweight="1pt">
+                <v:stroke joinstyle="miter"/>
+                <v:textbox>
+                  <w:txbxContent>
+                    <w:p>
+                      <w:pPr>
+                        <w:spacing w:after="0"/>
+                        <w:jc w:val="center"/>
+                      </w:pPr>
+                      <w:r>
+                        <w:t>MES</w:t>
+                      </w:r>
+                    </w:p>
+                  </w:txbxContent>
+                </v:textbox>
+                <w10:wrap anchorx="margin"/>
+              </v:roundrect>
+            </w:pict>
+          </mc:Fallback>
+        </mc:AlternateContent>
+      </w:r>
+      <w:r>
+        <w:rPr>
+          <w:noProof/>
+        </w:rPr>
+        <mc:AlternateContent>
+          <mc:Choice Requires="wps">
+            <w:drawing>
+              <wp:anchor distT="0" distB="0" distL="114300" distR="114300" simplePos="0" relativeHeight="251695104" behindDoc="0" locked="0" layoutInCell="1" allowOverlap="1" wp14:anchorId="72682929" wp14:editId="050CDB88">
+                <wp:simplePos x="0" y="0"/>
+                <wp:positionH relativeFrom="column">
+                  <wp:posOffset>1740535</wp:posOffset>
+                </wp:positionH>
+                <wp:positionV relativeFrom="paragraph">
+                  <wp:posOffset>47625</wp:posOffset>
+                </wp:positionV>
+                <wp:extent cx="4697730" cy="302260"/>
+                <wp:effectExtent l="0" t="0" r="26670" b="21590"/>
+                <wp:wrapNone/>
+                <wp:docPr id="48" name="Rectángulo: esquinas redondeadas 48"/>
+                <wp:cNvGraphicFramePr/>
+                <a:graphic xmlns:a="http://schemas.openxmlformats.org/drawingml/2006/main">
+                  <a:graphicData uri="http://schemas.microsoft.com/office/word/2010/wordprocessingShape">
+                    <wps:wsp>
+                      <wps:cNvSpPr/>
+                      <wps:spPr>
+                        <a:xfrm>
+                          <a:off x="0" y="0"/>
+                          <a:ext cx="4697730" cy="302260"/>
+                        </a:xfrm>
+                        <a:prstGeom prst="roundRect">
+                          <a:avLst/>
+                        </a:prstGeom>
+                      </wps:spPr>
+                      <wps:style>
+                        <a:lnRef idx="2">
+                          <a:schemeClr val="dk1"/>
+                        </a:lnRef>
+                        <a:fillRef idx="1">
+                          <a:schemeClr val="lt1"/>
+                        </a:fillRef>
+                        <a:effectRef idx="0">
+                          <a:schemeClr val="dk1"/>
+                        </a:effectRef>
+                        <a:fontRef idx="minor">
+                          <a:schemeClr val="dk1"/>
+                        </a:fontRef>
+                      </wps:style>
+                      <wps:txbx>
+                        <w:txbxContent>
+                          <w:p>
+                            <w:pPr>
+                              <w:spacing w:after="0"/>
+                              <w:jc w:val="center"/>
+                            </w:pPr>
+                            <w:r>
+                              <w:t>NOMBRE DRA. (DR.)</w:t>
+                            </w:r>
+                          </w:p>
+                        </w:txbxContent>
+                      </wps:txbx>
+                      <wps:bodyPr rot="0" spcFirstLastPara="0" vertOverflow="overflow" horzOverflow="overflow" vert="horz" wrap="square" lIns="91440" tIns="45720" rIns="91440" bIns="45720" numCol="1" spcCol="0" rtlCol="0" fromWordArt="0" anchor="ctr" anchorCtr="0" forceAA="0" compatLnSpc="1">
+                        <a:prstTxWarp prst="textNoShape">
+                          <a:avLst/>
+                        </a:prstTxWarp>
+                        <a:noAutofit/>
+                      </wps:bodyPr>
+                    </wps:wsp>
+                  </a:graphicData>
+                </a:graphic>
+                <wp14:sizeRelH relativeFrom="margin">
+                  <wp14:pctWidth>0</wp14:pctWidth>
+                </wp14:sizeRelH>
+                <wp14:sizeRelV relativeFrom="margin">
+                  <wp14:pctHeight>0</wp14:pctHeight>
+                </wp14:sizeRelV>
+              </wp:anchor>
+            </w:drawing>
+          </mc:Choice>
+          <mc:Fallback>
+            <w:pict>
+              <v:roundrect w14:anchorId="72682929" id="Rectángulo: esquinas redondeadas 48" o:spid="_x0000_s1068" style="position:absolute;margin-left:137.05pt;margin-top:3.75pt;width:369.9pt;height:23.8pt;z-index:251695104;visibility:visible;mso-wrap-style:square;mso-width-percent:0;mso-height-percent:0;mso-wrap-distance-left:9pt;mso-wrap-distance-top:0;mso-wrap-distance-right:9pt;mso-wrap-distance-bottom:0;mso-position-horizontal:absolute;mso-position-horizontal-relative:text;mso-position-vertical:absolute;mso-position-vertical-relative:text;mso-width-percent:0;mso-height-percent:0;mso-width-relative:margin;mso-height-relative:margin;v-text-anchor:middle" arcsize="10923f" o:gfxdata="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" fillcolor="white [3201]" strokecolor="black [3200]" strokeweight="1pt">
+                <v:stroke joinstyle="miter"/>
+                <v:textbox>
+                  <w:txbxContent>
+                    <w:p>
+                      <w:pPr>
+                        <w:spacing w:after="0"/>
+                        <w:jc w:val="center"/>
+                      </w:pPr>
+                      <w:r>
+                        <w:t>NOMBRE DRA. (DR.)</w:t>
+                      </w:r>
+                    </w:p>
+                  </w:txbxContent>
+                </v:textbox>
+              </v:roundrect>
+            </w:pict>
+          </mc:Fallback>
+        </mc:AlternateContent>
+      </w:r>
+      <w:r>
+        <w:rPr>
+          <w:noProof/>
+        </w:rPr>
+        <mc:AlternateContent>
+          <mc:Choice Requires="wps">
+            <w:drawing>
+              <wp:anchor distT="0" distB="0" distL="114300" distR="114300" simplePos="0" relativeHeight="251672576" behindDoc="0" locked="0" layoutInCell="1" allowOverlap="1" wp14:anchorId="0111CBBD" wp14:editId="594EA741">
+                <wp:simplePos x="0" y="0"/>
+                <wp:positionH relativeFrom="leftMargin">
+                  <wp:posOffset>288925</wp:posOffset>
+                </wp:positionH>
+                <wp:positionV relativeFrom="paragraph">
+                  <wp:posOffset>335915</wp:posOffset>
+                </wp:positionV>
+                <wp:extent cx="762635" cy="302260"/>
+                <wp:effectExtent l="0" t="0" r="18415" b="21590"/>
+                <wp:wrapNone/>
+                <wp:docPr id="12" name="Rectángulo: esquinas redondeadas 12"/>
+                <wp:cNvGraphicFramePr/>
+                <a:graphic xmlns:a="http://schemas.openxmlformats.org/drawingml/2006/main">
+                  <a:graphicData uri="http://schemas.microsoft.com/office/word/2010/wordprocessingShape">
+                    <wps:wsp>
+                      <wps:cNvSpPr/>
+                      <wps:spPr>
+                        <a:xfrm>
+                          <a:off x="0" y="0"/>
+                          <a:ext cx="762635" cy="302260"/>
+                        </a:xfrm>
+                        <a:prstGeom prst="roundRect">
+                          <a:avLst/>
+                        </a:prstGeom>
+                      </wps:spPr>
+                      <wps:style>
+                        <a:lnRef idx="2">
+                          <a:schemeClr val="dk1"/>
+                        </a:lnRef>
+                        <a:fillRef idx="1">
+                          <a:schemeClr val="lt1"/>
+                        </a:fillRef>
+                        <a:effectRef idx="0">
+                          <a:schemeClr val="dk1"/>
+                        </a:effectRef>
+                        <a:fontRef idx="minor">
+                          <a:schemeClr val="dk1"/>
+                        </a:fontRef>
+                      </wps:style>
+                      <wps:txbx>
+                        <w:txbxContent>
+                          <w:p>
+                            <w:pPr>
+                              <w:spacing w:after="0"/>
+                              <w:jc w:val="center"/>
+                            </w:pPr>
+                            <w:r>
+                              <w:t>{{</w:t>
+                            </w:r>
+                            <w:proofErr w:type="spellStart"/>
+                            <w:r>
+                              <w:t>dia</w:t>
+                            </w:r>
+                            <w:proofErr w:type="spellEnd"/>
+                            <w:r>
+                              <w:t>}}</w:t>
+                            </w:r>
+                          </w:p>
+                        </w:txbxContent>
+                      </wps:txbx>
+                      <wps:bodyPr rot="0" spcFirstLastPara="0" vertOverflow="overflow" horzOverflow="overflow" vert="horz" wrap="square" lIns="91440" tIns="45720" rIns="91440" bIns="45720" numCol="1" spcCol="0" rtlCol="0" fromWordArt="0" anchor="ctr" anchorCtr="0" forceAA="0" compatLnSpc="1">
+                        <a:prstTxWarp prst="textNoShape">
+                          <a:avLst/>
+                        </a:prstTxWarp>
+                        <a:noAutofit/>
+                      </wps:bodyPr>
+                    </wps:wsp>
+                  </a:graphicData>
+                </a:graphic>
+                <wp14:sizeRelH relativeFrom="margin">
+                  <wp14:pctWidth>0</wp14:pctWidth>
+                </wp14:sizeRelH>
+                <wp14:sizeRelV relativeFrom="margin">
+                  <wp14:pctHeight>0</wp14:pctHeight>
+                </wp14:sizeRelV>
+              </wp:anchor>
+            </w:drawing>
+          </mc:Choice>
+          <mc:Fallback>
+            <w:pict>
+              <v:roundrect w14:anchorId="0111CBBD" id="Rectángulo: esquinas redondeadas 12" o:spid="_x0000_s1069" style="position:absolute;margin-left:22.75pt;margin-top:26.45pt;width:60.05pt;height:23.8pt;z-index:251672576;visibility:visible;mso-wrap-style:square;mso-width-percent:0;mso-height-percent:0;mso-wrap-distance-left:9pt;mso-wrap-distance-top:0;mso-wrap-distance-right:9pt;mso-wrap-distance-bottom:0;mso-position-horizontal:absolute;mso-position-horizontal-relative:left-margin-area;mso-position-vertical:absolute;mso-position-vertical-relative:text;mso-width-percent:0;mso-height-percent:0;mso-width-relative:margin;mso-height-relative:margin;v-text-anchor:middle" arcsize="10923f" o:gfxdata="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" fillcolor="white [3201]" strokecolor="black [3200]" strokeweight="1pt">
+                <v:stroke joinstyle="miter"/>
+                <v:textbox>
+                  <w:txbxContent>
+                    <w:p>
+                      <w:pPr>
+                        <w:spacing w:after="0"/>
+                        <w:jc w:val="center"/>
+                      </w:pPr>
+                      <w:r>
+                        <w:t>{{</w:t>
+                      </w:r>
+                      <w:proofErr w:type="spellStart"/>
+                      <w:r>
+                        <w:t>dia</w:t>
+                      </w:r>
+                      <w:proofErr w:type="spellEnd"/>
+                      <w:r>
+                        <w:t>}}</w:t>
+                      </w:r>
+                    </w:p>
+                  </w:txbxContent>
+                </v:textbox>
+                <w10:wrap anchorx="margin"/>
+              </v:roundrect>
             </w:pict>
           </mc:Fallback>
         </mc:AlternateContent>

--- a/backend/apps/recepcion/Ficha cita medica.docx
+++ b/backend/apps/recepcion/Ficha cita medica.docx
@@ -2345,14 +2345,17 @@
                               <w:spacing w:after="0"/>
                               <w:jc w:val="center"/>
                             </w:pPr>
+                            <w:proofErr w:type="spellStart"/>
+                            <w:r>
+                              <w:t>N°</w:t>
+                            </w:r>
+                            <w:proofErr w:type="spellEnd"/>
+                            <w:r>
+                              <w:t xml:space="preserve">. </w:t>
+                            </w:r>
                             <w:r>
                               <w:t xml:space="preserve">FICHA </w:t>
                             </w:r>
-                            <w:proofErr w:type="spellStart"/>
-                            <w:r>
-                              <w:t>N°</w:t>
-                            </w:r>
-                            <w:proofErr w:type="spellEnd"/>
                           </w:p>
                         </w:txbxContent>
                       </wps:txbx>
@@ -2385,14 +2388,17 @@
                         <w:spacing w:after="0"/>
                         <w:jc w:val="center"/>
                       </w:pPr>
+                      <w:proofErr w:type="spellStart"/>
+                      <w:r>
+                        <w:t>N°</w:t>
+                      </w:r>
+                      <w:proofErr w:type="spellEnd"/>
+                      <w:r>
+                        <w:t xml:space="preserve">. </w:t>
+                      </w:r>
                       <w:r>
                         <w:t xml:space="preserve">FICHA </w:t>
                       </w:r>
-                      <w:proofErr w:type="spellStart"/>
-                      <w:r>
-                        <w:t>N°</w:t>
-                      </w:r>
-                      <w:proofErr w:type="spellEnd"/>
                     </w:p>
                   </w:txbxContent>
                 </v:textbox>
@@ -2866,6 +2872,138 @@
         <mc:AlternateContent>
           <mc:Choice Requires="wps">
             <w:drawing>
+              <wp:anchor distT="45720" distB="45720" distL="114300" distR="114300" simplePos="0" relativeHeight="251727872" behindDoc="1" locked="0" layoutInCell="1" allowOverlap="1" wp14:anchorId="3FE70440" wp14:editId="5D56BDE2">
+                <wp:simplePos x="0" y="0"/>
+                <wp:positionH relativeFrom="margin">
+                  <wp:align>left</wp:align>
+                </wp:positionH>
+                <wp:positionV relativeFrom="paragraph">
+                  <wp:posOffset>1405283</wp:posOffset>
+                </wp:positionV>
+                <wp:extent cx="6153785" cy="246490"/>
+                <wp:effectExtent l="0" t="0" r="0" b="1270"/>
+                <wp:wrapNone/>
+                <wp:docPr id="217" name="Cuadro de texto 2"/>
+                <wp:cNvGraphicFramePr>
+                  <a:graphicFrameLocks xmlns:a="http://schemas.openxmlformats.org/drawingml/2006/main"/>
+                </wp:cNvGraphicFramePr>
+                <a:graphic xmlns:a="http://schemas.openxmlformats.org/drawingml/2006/main">
+                  <a:graphicData uri="http://schemas.microsoft.com/office/word/2010/wordprocessingShape">
+                    <wps:wsp>
+                      <wps:cNvSpPr txBox="1">
+                        <a:spLocks noChangeArrowheads="1"/>
+                      </wps:cNvSpPr>
+                      <wps:spPr bwMode="auto">
+                        <a:xfrm>
+                          <a:off x="0" y="0"/>
+                          <a:ext cx="6153785" cy="246490"/>
+                        </a:xfrm>
+                        <a:prstGeom prst="rect">
+                          <a:avLst/>
+                        </a:prstGeom>
+                        <a:solidFill>
+                          <a:srgbClr val="FFFFFF"/>
+                        </a:solidFill>
+                        <a:ln w="9525">
+                          <a:noFill/>
+                          <a:miter lim="800000"/>
+                          <a:headEnd/>
+                          <a:tailEnd/>
+                        </a:ln>
+                      </wps:spPr>
+                      <wps:txbx>
+                        <w:txbxContent>
+                          <w:p>
+                            <w:pPr>
+                              <w:pBdr>
+                                <w:bottom w:val="single" w:sz="4" w:space="1" w:color="auto"/>
+                              </w:pBdr>
+                              <w:rPr>
+                                <w:sz w:val="16"/>
+                                <w:szCs w:val="16"/>
+                              </w:rPr>
+                            </w:pPr>
+                            <w:r>
+                              <w:rPr>
+                                <w:sz w:val="16"/>
+                                <w:szCs w:val="16"/>
+                              </w:rPr>
+                              <w:t>PARA CONSERVAR SU CITA, ES NECESARIO PRESENTARSE 30 MINUTOS ANTES. SI NO CUMPLE ESTE REQUISITO, LA CITA SERÁ CANCELADA</w:t>
+                            </w:r>
+                            <w:r>
+                              <w:rPr>
+                                <w:sz w:val="16"/>
+                                <w:szCs w:val="16"/>
+                              </w:rPr>
+                              <w:t>.</w:t>
+                            </w:r>
+                          </w:p>
+                        </w:txbxContent>
+                      </wps:txbx>
+                      <wps:bodyPr rot="0" vert="horz" wrap="square" lIns="91440" tIns="45720" rIns="91440" bIns="45720" anchor="t" anchorCtr="0">
+                        <a:noAutofit/>
+                      </wps:bodyPr>
+                    </wps:wsp>
+                  </a:graphicData>
+                </a:graphic>
+                <wp14:sizeRelH relativeFrom="margin">
+                  <wp14:pctWidth>0</wp14:pctWidth>
+                </wp14:sizeRelH>
+                <wp14:sizeRelV relativeFrom="margin">
+                  <wp14:pctHeight>0</wp14:pctHeight>
+                </wp14:sizeRelV>
+              </wp:anchor>
+            </w:drawing>
+          </mc:Choice>
+          <mc:Fallback>
+            <w:pict>
+              <v:shapetype w14:anchorId="3FE70440" id="_x0000_t202" coordsize="21600,21600" o:spt="202" path="m,l,21600r21600,l21600,xe">
+                <v:stroke joinstyle="miter"/>
+                <v:path gradientshapeok="t" o:connecttype="rect"/>
+              </v:shapetype>
+              <v:shape id="Cuadro de texto 2" o:spid="_x0000_s1050" type="#_x0000_t202" style="position:absolute;margin-left:0;margin-top:110.65pt;width:484.55pt;height:19.4pt;z-index:-251588608;visibility:visible;mso-wrap-style:square;mso-width-percent:0;mso-height-percent:0;mso-wrap-distance-left:9pt;mso-wrap-distance-top:3.6pt;mso-wrap-distance-right:9pt;mso-wrap-distance-bottom:3.6pt;mso-position-horizontal:left;mso-position-horizontal-relative:margin;mso-position-vertical:absolute;mso-position-vertical-relative:text;mso-width-percent:0;mso-height-percent:0;mso-width-relative:margin;mso-height-relative:margin;v-text-anchor:top" o:gfxdata="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" stroked="f">
+                <v:textbox>
+                  <w:txbxContent>
+                    <w:p>
+                      <w:pPr>
+                        <w:pBdr>
+                          <w:bottom w:val="single" w:sz="4" w:space="1" w:color="auto"/>
+                        </w:pBdr>
+                        <w:rPr>
+                          <w:sz w:val="16"/>
+                          <w:szCs w:val="16"/>
+                        </w:rPr>
+                      </w:pPr>
+                      <w:r>
+                        <w:rPr>
+                          <w:sz w:val="16"/>
+                          <w:szCs w:val="16"/>
+                        </w:rPr>
+                        <w:t>PARA CONSERVAR SU CITA, ES NECESARIO PRESENTARSE 30 MINUTOS ANTES. SI NO CUMPLE ESTE REQUISITO, LA CITA SERÁ CANCELADA</w:t>
+                      </w:r>
+                      <w:r>
+                        <w:rPr>
+                          <w:sz w:val="16"/>
+                          <w:szCs w:val="16"/>
+                        </w:rPr>
+                        <w:t>.</w:t>
+                      </w:r>
+                    </w:p>
+                  </w:txbxContent>
+                </v:textbox>
+                <w10:wrap anchorx="margin"/>
+              </v:shape>
+            </w:pict>
+          </mc:Fallback>
+        </mc:AlternateContent>
+      </w:r>
+      <w:r>
+        <w:rPr>
+          <w:noProof/>
+        </w:rPr>
+        <mc:AlternateContent>
+          <mc:Choice Requires="wps">
+            <w:drawing>
               <wp:anchor distT="0" distB="0" distL="114300" distR="114300" simplePos="0" relativeHeight="251709440" behindDoc="0" locked="0" layoutInCell="1" allowOverlap="1" wp14:anchorId="4D216A8D" wp14:editId="3481AB37">
                 <wp:simplePos x="0" y="0"/>
                 <wp:positionH relativeFrom="leftMargin">
@@ -2950,7 +3088,7 @@
           </mc:Choice>
           <mc:Fallback>
             <w:pict>
-              <v:roundrect w14:anchorId="4D216A8D" id="Rectángulo: esquinas redondeadas 70" o:spid="_x0000_s1050" style="position:absolute;margin-left:480.35pt;margin-top:54.05pt;width:96.9pt;height:23.8pt;z-index:251709440;visibility:visible;mso-wrap-style:square;mso-width-percent:0;mso-height-percent:0;mso-wrap-distance-left:9pt;mso-wrap-distance-top:0;mso-wrap-distance-right:9pt;mso-wrap-distance-bottom:0;mso-position-horizontal:absolute;mso-position-horizontal-relative:left-margin-area;mso-position-vertical:absolute;mso-position-vertical-relative:text;mso-width-percent:0;mso-height-percent:0;mso-width-relative:margin;mso-height-relative:margin;v-text-anchor:middle" arcsize="10923f" o:gfxdata="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" fillcolor="white [3201]" strokecolor="black [3200]" strokeweight="1pt">
+              <v:roundrect w14:anchorId="4D216A8D" id="Rectángulo: esquinas redondeadas 70" o:spid="_x0000_s1051" style="position:absolute;margin-left:480.35pt;margin-top:54.05pt;width:96.9pt;height:23.8pt;z-index:251709440;visibility:visible;mso-wrap-style:square;mso-width-percent:0;mso-height-percent:0;mso-wrap-distance-left:9pt;mso-wrap-distance-top:0;mso-wrap-distance-right:9pt;mso-wrap-distance-bottom:0;mso-position-horizontal:absolute;mso-position-horizontal-relative:left-margin-area;mso-position-vertical:absolute;mso-position-vertical-relative:text;mso-width-percent:0;mso-height-percent:0;mso-width-relative:margin;mso-height-relative:margin;v-text-anchor:middle" arcsize="10923f" o:gfxdata="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" fillcolor="white [3201]" strokecolor="black [3200]" strokeweight="1pt">
                 <v:stroke joinstyle="miter"/>
                 <v:textbox>
                   <w:txbxContent>
@@ -3047,9 +3185,6 @@
                             <w:r>
                               <w:t>}}</w:t>
                             </w:r>
-                            <w:r>
-                              <w:t>2.91</w:t>
-                            </w:r>
                           </w:p>
                           <w:p>
                             <w:pPr>
@@ -3079,7 +3214,7 @@
           </mc:Choice>
           <mc:Fallback>
             <w:pict>
-              <v:roundrect w14:anchorId="7EAE2C5C" id="Rectángulo: esquinas redondeadas 104" o:spid="_x0000_s1051" style="position:absolute;margin-left:409.35pt;margin-top:78.05pt;width:96.9pt;height:23.8pt;z-index:251725824;visibility:visible;mso-wrap-style:square;mso-width-percent:0;mso-height-percent:0;mso-wrap-distance-left:9pt;mso-wrap-distance-top:0;mso-wrap-distance-right:9pt;mso-wrap-distance-bottom:0;mso-position-horizontal:absolute;mso-position-horizontal-relative:margin;mso-position-vertical:absolute;mso-position-vertical-relative:text;mso-width-percent:0;mso-height-percent:0;mso-width-relative:margin;mso-height-relative:margin;v-text-anchor:middle" arcsize="10923f" o:gfxdata="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" fillcolor="white [3201]" strokecolor="black [3200]" strokeweight="1pt">
+              <v:roundrect w14:anchorId="7EAE2C5C" id="Rectángulo: esquinas redondeadas 104" o:spid="_x0000_s1052" style="position:absolute;margin-left:409.35pt;margin-top:78.05pt;width:96.9pt;height:23.8pt;z-index:251725824;visibility:visible;mso-wrap-style:square;mso-width-percent:0;mso-height-percent:0;mso-wrap-distance-left:9pt;mso-wrap-distance-top:0;mso-wrap-distance-right:9pt;mso-wrap-distance-bottom:0;mso-position-horizontal:absolute;mso-position-horizontal-relative:margin;mso-position-vertical:absolute;mso-position-vertical-relative:text;mso-width-percent:0;mso-height-percent:0;mso-width-relative:margin;mso-height-relative:margin;v-text-anchor:middle" arcsize="10923f" o:gfxdata="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" fillcolor="white [3201]" strokecolor="black [3200]" strokeweight="1pt">
                 <v:stroke joinstyle="miter"/>
                 <v:textbox>
                   <w:txbxContent>
@@ -3098,9 +3233,6 @@
                       <w:proofErr w:type="spellEnd"/>
                       <w:r>
                         <w:t>}}</w:t>
-                      </w:r>
-                      <w:r>
-                        <w:t>2.91</w:t>
                       </w:r>
                     </w:p>
                     <w:p>
@@ -3205,7 +3337,7 @@
           </mc:Choice>
           <mc:Fallback>
             <w:pict>
-              <v:roundrect w14:anchorId="1392BD64" id="Rectángulo: esquinas redondeadas 103" o:spid="_x0000_s1052" style="position:absolute;margin-left:344.35pt;margin-top:77.9pt;width:136.05pt;height:23.8pt;z-index:251723776;visibility:visible;mso-wrap-style:square;mso-width-percent:0;mso-height-percent:0;mso-wrap-distance-left:9pt;mso-wrap-distance-top:0;mso-wrap-distance-right:9pt;mso-wrap-distance-bottom:0;mso-position-horizontal:absolute;mso-position-horizontal-relative:left-margin-area;mso-position-vertical:absolute;mso-position-vertical-relative:text;mso-width-percent:0;mso-height-percent:0;mso-width-relative:margin;mso-height-relative:margin;v-text-anchor:middle" arcsize="10923f" o:gfxdata="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" fillcolor="white [3201]" strokecolor="black [3200]" strokeweight="1pt">
+              <v:roundrect w14:anchorId="1392BD64" id="Rectángulo: esquinas redondeadas 103" o:spid="_x0000_s1053" style="position:absolute;margin-left:344.35pt;margin-top:77.9pt;width:136.05pt;height:23.8pt;z-index:251723776;visibility:visible;mso-wrap-style:square;mso-width-percent:0;mso-height-percent:0;mso-wrap-distance-left:9pt;mso-wrap-distance-top:0;mso-wrap-distance-right:9pt;mso-wrap-distance-bottom:0;mso-position-horizontal:absolute;mso-position-horizontal-relative:left-margin-area;mso-position-vertical:absolute;mso-position-vertical-relative:text;mso-width-percent:0;mso-height-percent:0;mso-width-relative:margin;mso-height-relative:margin;v-text-anchor:middle" arcsize="10923f" o:gfxdata="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" fillcolor="white [3201]" strokecolor="black [3200]" strokeweight="1pt">
                 <v:stroke joinstyle="miter"/>
                 <v:textbox>
                   <w:txbxContent>
@@ -3314,7 +3446,7 @@
           </mc:Choice>
           <mc:Fallback>
             <w:pict>
-              <v:roundrect w14:anchorId="5E944AAB" id="Rectángulo: esquinas redondeadas 67" o:spid="_x0000_s1053" style="position:absolute;margin-left:344.45pt;margin-top:54.1pt;width:136.05pt;height:23.8pt;z-index:251707392;visibility:visible;mso-wrap-style:square;mso-width-percent:0;mso-height-percent:0;mso-wrap-distance-left:9pt;mso-wrap-distance-top:0;mso-wrap-distance-right:9pt;mso-wrap-distance-bottom:0;mso-position-horizontal:absolute;mso-position-horizontal-relative:left-margin-area;mso-position-vertical:absolute;mso-position-vertical-relative:text;mso-width-percent:0;mso-height-percent:0;mso-width-relative:margin;mso-height-relative:margin;v-text-anchor:middle" arcsize="10923f" o:gfxdata="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" fillcolor="white [3201]" strokecolor="black [3200]" strokeweight="1pt">
+              <v:roundrect w14:anchorId="5E944AAB" id="Rectángulo: esquinas redondeadas 67" o:spid="_x0000_s1054" style="position:absolute;margin-left:344.45pt;margin-top:54.1pt;width:136.05pt;height:23.8pt;z-index:251707392;visibility:visible;mso-wrap-style:square;mso-width-percent:0;mso-height-percent:0;mso-wrap-distance-left:9pt;mso-wrap-distance-top:0;mso-wrap-distance-right:9pt;mso-wrap-distance-bottom:0;mso-position-horizontal:absolute;mso-position-horizontal-relative:left-margin-area;mso-position-vertical:absolute;mso-position-vertical-relative:text;mso-width-percent:0;mso-height-percent:0;mso-width-relative:margin;mso-height-relative:margin;v-text-anchor:middle" arcsize="10923f" o:gfxdata="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" fillcolor="white [3201]" strokecolor="black [3200]" strokeweight="1pt">
                 <v:stroke joinstyle="miter"/>
                 <v:textbox>
                   <w:txbxContent>
@@ -3415,7 +3547,7 @@
           </mc:Choice>
           <mc:Fallback>
             <w:pict>
-              <v:roundrect w14:anchorId="1B7ECC35" id="Rectángulo: esquinas redondeadas 64" o:spid="_x0000_s1054" style="position:absolute;margin-left:255.55pt;margin-top:54.1pt;width:88.7pt;height:23.8pt;z-index:251705344;visibility:visible;mso-wrap-style:square;mso-width-percent:0;mso-height-percent:0;mso-wrap-distance-left:9pt;mso-wrap-distance-top:0;mso-wrap-distance-right:9pt;mso-wrap-distance-bottom:0;mso-position-horizontal:absolute;mso-position-horizontal-relative:left-margin-area;mso-position-vertical:absolute;mso-position-vertical-relative:text;mso-width-percent:0;mso-height-percent:0;mso-width-relative:margin;mso-height-relative:margin;v-text-anchor:middle" arcsize="10923f" o:gfxdata="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" fillcolor="white [3201]" strokecolor="black [3200]" strokeweight="1pt">
+              <v:roundrect w14:anchorId="1B7ECC35" id="Rectángulo: esquinas redondeadas 64" o:spid="_x0000_s1055" style="position:absolute;margin-left:255.55pt;margin-top:54.1pt;width:88.7pt;height:23.8pt;z-index:251705344;visibility:visible;mso-wrap-style:square;mso-width-percent:0;mso-height-percent:0;mso-wrap-distance-left:9pt;mso-wrap-distance-top:0;mso-wrap-distance-right:9pt;mso-wrap-distance-bottom:0;mso-position-horizontal:absolute;mso-position-horizontal-relative:left-margin-area;mso-position-vertical:absolute;mso-position-vertical-relative:text;mso-width-percent:0;mso-height-percent:0;mso-width-relative:margin;mso-height-relative:margin;v-text-anchor:middle" arcsize="10923f" o:gfxdata="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" fillcolor="white [3201]" strokecolor="black [3200]" strokeweight="1pt">
                 <v:stroke joinstyle="miter"/>
                 <v:textbox>
                   <w:txbxContent>
@@ -3516,7 +3648,7 @@
           </mc:Choice>
           <mc:Fallback>
             <w:pict>
-              <v:roundrect w14:anchorId="1979BBFF" id="Rectángulo: esquinas redondeadas 102" o:spid="_x0000_s1055" style="position:absolute;margin-left:256pt;margin-top:77.75pt;width:88.65pt;height:23.8pt;z-index:251721728;visibility:visible;mso-wrap-style:square;mso-width-percent:0;mso-height-percent:0;mso-wrap-distance-left:9pt;mso-wrap-distance-top:0;mso-wrap-distance-right:9pt;mso-wrap-distance-bottom:0;mso-position-horizontal:absolute;mso-position-horizontal-relative:left-margin-area;mso-position-vertical:absolute;mso-position-vertical-relative:text;mso-width-percent:0;mso-height-percent:0;mso-width-relative:margin;mso-height-relative:margin;v-text-anchor:middle" arcsize="10923f" o:gfxdata="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" fillcolor="white [3201]" strokecolor="black [3200]" strokeweight="1pt">
+              <v:roundrect w14:anchorId="1979BBFF" id="Rectángulo: esquinas redondeadas 102" o:spid="_x0000_s1056" style="position:absolute;margin-left:256pt;margin-top:77.75pt;width:88.65pt;height:23.8pt;z-index:251721728;visibility:visible;mso-wrap-style:square;mso-width-percent:0;mso-height-percent:0;mso-wrap-distance-left:9pt;mso-wrap-distance-top:0;mso-wrap-distance-right:9pt;mso-wrap-distance-bottom:0;mso-position-horizontal:absolute;mso-position-horizontal-relative:left-margin-area;mso-position-vertical:absolute;mso-position-vertical-relative:text;mso-width-percent:0;mso-height-percent:0;mso-width-relative:margin;mso-height-relative:margin;v-text-anchor:middle" arcsize="10923f" o:gfxdata="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" fillcolor="white [3201]" strokecolor="black [3200]" strokeweight="1pt">
                 <v:stroke joinstyle="miter"/>
                 <v:textbox>
                   <w:txbxContent>
@@ -3666,7 +3798,7 @@
           </mc:Choice>
           <mc:Fallback>
             <w:pict>
-              <v:roundrect w14:anchorId="40225D58" id="Rectángulo: esquinas redondeadas 61" o:spid="_x0000_s1056" style="position:absolute;margin-left:128.6pt;margin-top:54.1pt;width:127.55pt;height:23.8pt;z-index:251703296;visibility:visible;mso-wrap-style:square;mso-width-percent:0;mso-height-percent:0;mso-wrap-distance-left:9pt;mso-wrap-distance-top:0;mso-wrap-distance-right:9pt;mso-wrap-distance-bottom:0;mso-position-horizontal:absolute;mso-position-horizontal-relative:left-margin-area;mso-position-vertical:absolute;mso-position-vertical-relative:text;mso-width-percent:0;mso-height-percent:0;mso-width-relative:margin;mso-height-relative:margin;v-text-anchor:middle" arcsize="10923f" o:gfxdata="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" fillcolor="white [3201]" strokecolor="black [3200]" strokeweight="1pt">
+              <v:roundrect w14:anchorId="40225D58" id="Rectángulo: esquinas redondeadas 61" o:spid="_x0000_s1057" style="position:absolute;margin-left:128.6pt;margin-top:54.1pt;width:127.55pt;height:23.8pt;z-index:251703296;visibility:visible;mso-wrap-style:square;mso-width-percent:0;mso-height-percent:0;mso-wrap-distance-left:9pt;mso-wrap-distance-top:0;mso-wrap-distance-right:9pt;mso-wrap-distance-bottom:0;mso-position-horizontal:absolute;mso-position-horizontal-relative:left-margin-area;mso-position-vertical:absolute;mso-position-vertical-relative:text;mso-width-percent:0;mso-height-percent:0;mso-width-relative:margin;mso-height-relative:margin;v-text-anchor:middle" arcsize="10923f" o:gfxdata="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" fillcolor="white [3201]" strokecolor="black [3200]" strokeweight="1pt">
                 <v:stroke joinstyle="miter"/>
                 <v:textbox>
                   <w:txbxContent>
@@ -3825,7 +3957,7 @@
           </mc:Choice>
           <mc:Fallback>
             <w:pict>
-              <v:roundrect w14:anchorId="4B4AB016" id="Rectángulo: esquinas redondeadas 97" o:spid="_x0000_s1057" style="position:absolute;margin-left:3.3pt;margin-top:54.05pt;width:54.1pt;height:23.8pt;z-index:251711488;visibility:visible;mso-wrap-style:square;mso-width-percent:0;mso-height-percent:0;mso-wrap-distance-left:9pt;mso-wrap-distance-top:0;mso-wrap-distance-right:9pt;mso-wrap-distance-bottom:0;mso-position-horizontal:absolute;mso-position-horizontal-relative:margin;mso-position-vertical:absolute;mso-position-vertical-relative:text;mso-width-percent:0;mso-height-percent:0;mso-width-relative:margin;mso-height-relative:margin;v-text-anchor:middle" arcsize="10923f" o:gfxdata="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" fillcolor="white [3201]" strokecolor="black [3200]" strokeweight="1pt">
+              <v:roundrect w14:anchorId="4B4AB016" id="Rectángulo: esquinas redondeadas 97" o:spid="_x0000_s1058" style="position:absolute;margin-left:3.3pt;margin-top:54.05pt;width:54.1pt;height:23.8pt;z-index:251711488;visibility:visible;mso-wrap-style:square;mso-width-percent:0;mso-height-percent:0;mso-wrap-distance-left:9pt;mso-wrap-distance-top:0;mso-wrap-distance-right:9pt;mso-wrap-distance-bottom:0;mso-position-horizontal:absolute;mso-position-horizontal-relative:margin;mso-position-vertical:absolute;mso-position-vertical-relative:text;mso-width-percent:0;mso-height-percent:0;mso-width-relative:margin;mso-height-relative:margin;v-text-anchor:middle" arcsize="10923f" o:gfxdata="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" fillcolor="white [3201]" strokecolor="black [3200]" strokeweight="1pt">
                 <v:stroke joinstyle="miter"/>
                 <v:textbox>
                   <w:txbxContent>
@@ -3957,7 +4089,7 @@
           </mc:Choice>
           <mc:Fallback>
             <w:pict>
-              <v:roundrect w14:anchorId="6BC155A3" id="Rectángulo: esquinas redondeadas 101" o:spid="_x0000_s1058" style="position:absolute;margin-left:128.5pt;margin-top:77.65pt;width:127.55pt;height:23.8pt;z-index:251719680;visibility:visible;mso-wrap-style:square;mso-width-percent:0;mso-height-percent:0;mso-wrap-distance-left:9pt;mso-wrap-distance-top:0;mso-wrap-distance-right:9pt;mso-wrap-distance-bottom:0;mso-position-horizontal:absolute;mso-position-horizontal-relative:left-margin-area;mso-position-vertical:absolute;mso-position-vertical-relative:text;mso-width-percent:0;mso-height-percent:0;mso-width-relative:margin;mso-height-relative:margin;v-text-anchor:middle" arcsize="10923f" o:gfxdata="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" fillcolor="white [3201]" strokecolor="black [3200]" strokeweight="1pt">
+              <v:roundrect w14:anchorId="6BC155A3" id="Rectángulo: esquinas redondeadas 101" o:spid="_x0000_s1059" style="position:absolute;margin-left:128.5pt;margin-top:77.65pt;width:127.55pt;height:23.8pt;z-index:251719680;visibility:visible;mso-wrap-style:square;mso-width-percent:0;mso-height-percent:0;mso-wrap-distance-left:9pt;mso-wrap-distance-top:0;mso-wrap-distance-right:9pt;mso-wrap-distance-bottom:0;mso-position-horizontal:absolute;mso-position-horizontal-relative:left-margin-area;mso-position-vertical:absolute;mso-position-vertical-relative:text;mso-width-percent:0;mso-height-percent:0;mso-width-relative:margin;mso-height-relative:margin;v-text-anchor:middle" arcsize="10923f" o:gfxdata="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" fillcolor="white [3201]" strokecolor="black [3200]" strokeweight="1pt">
                 <v:stroke joinstyle="miter"/>
                 <v:textbox>
                   <w:txbxContent>
@@ -4080,7 +4212,7 @@
           </mc:Choice>
           <mc:Fallback>
             <w:pict>
-              <v:roundrect w14:anchorId="1B4EBA36" id="Rectángulo: esquinas redondeadas 100" o:spid="_x0000_s1059" style="position:absolute;margin-left:3.05pt;margin-top:77.75pt;width:54.25pt;height:23.8pt;z-index:251717632;visibility:visible;mso-wrap-style:square;mso-width-percent:0;mso-height-percent:0;mso-wrap-distance-left:9pt;mso-wrap-distance-top:0;mso-wrap-distance-right:9pt;mso-wrap-distance-bottom:0;mso-position-horizontal:absolute;mso-position-horizontal-relative:margin;mso-position-vertical:absolute;mso-position-vertical-relative:text;mso-width-percent:0;mso-height-percent:0;mso-width-relative:margin;mso-height-relative:margin;v-text-anchor:middle" arcsize="10923f" o:gfxdata="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" fillcolor="white [3201]" strokecolor="black [3200]" strokeweight="1pt">
+              <v:roundrect w14:anchorId="1B4EBA36" id="Rectángulo: esquinas redondeadas 100" o:spid="_x0000_s1060" style="position:absolute;margin-left:3.05pt;margin-top:77.75pt;width:54.25pt;height:23.8pt;z-index:251717632;visibility:visible;mso-wrap-style:square;mso-width-percent:0;mso-height-percent:0;mso-wrap-distance-left:9pt;mso-wrap-distance-top:0;mso-wrap-distance-right:9pt;mso-wrap-distance-bottom:0;mso-position-horizontal:absolute;mso-position-horizontal-relative:margin;mso-position-vertical:absolute;mso-position-vertical-relative:text;mso-width-percent:0;mso-height-percent:0;mso-width-relative:margin;mso-height-relative:margin;v-text-anchor:middle" arcsize="10923f" o:gfxdata="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" fillcolor="white [3201]" strokecolor="black [3200]" strokeweight="1pt">
                 <v:stroke joinstyle="miter"/>
                 <v:textbox>
                   <w:txbxContent>
@@ -4181,7 +4313,7 @@
           </mc:Choice>
           <mc:Fallback>
             <w:pict>
-              <v:roundrect w14:anchorId="4E9FCEF4" id="Rectángulo: esquinas redondeadas 99" o:spid="_x0000_s1060" style="position:absolute;margin-left:22pt;margin-top:77.75pt;width:52.1pt;height:23.8pt;z-index:251715584;visibility:visible;mso-wrap-style:square;mso-width-percent:0;mso-height-percent:0;mso-wrap-distance-left:9pt;mso-wrap-distance-top:0;mso-wrap-distance-right:9pt;mso-wrap-distance-bottom:0;mso-position-horizontal:absolute;mso-position-horizontal-relative:left-margin-area;mso-position-vertical:absolute;mso-position-vertical-relative:text;mso-width-percent:0;mso-height-percent:0;mso-width-relative:margin;mso-height-relative:margin;v-text-anchor:middle" arcsize="10923f" o:gfxdata="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" fillcolor="white [3201]" strokecolor="black [3200]" strokeweight="1pt">
+              <v:roundrect w14:anchorId="4E9FCEF4" id="Rectángulo: esquinas redondeadas 99" o:spid="_x0000_s1061" style="position:absolute;margin-left:22pt;margin-top:77.75pt;width:52.1pt;height:23.8pt;z-index:251715584;visibility:visible;mso-wrap-style:square;mso-width-percent:0;mso-height-percent:0;mso-wrap-distance-left:9pt;mso-wrap-distance-top:0;mso-wrap-distance-right:9pt;mso-wrap-distance-bottom:0;mso-position-horizontal:absolute;mso-position-horizontal-relative:left-margin-area;mso-position-vertical:absolute;mso-position-vertical-relative:text;mso-width-percent:0;mso-height-percent:0;mso-width-relative:margin;mso-height-relative:margin;v-text-anchor:middle" arcsize="10923f" o:gfxdata="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" fillcolor="white [3201]" strokecolor="black [3200]" strokeweight="1pt">
                 <v:stroke joinstyle="miter"/>
                 <v:textbox>
                   <w:txbxContent>
@@ -4209,7 +4341,7 @@
         <mc:AlternateContent>
           <mc:Choice Requires="wps">
             <w:drawing>
-              <wp:anchor distT="0" distB="0" distL="114300" distR="114300" simplePos="0" relativeHeight="251713536" behindDoc="0" locked="0" layoutInCell="1" allowOverlap="1" wp14:anchorId="2C17527E" wp14:editId="0E6D4BEE">
+              <wp:anchor distT="0" distB="0" distL="114300" distR="114300" simplePos="0" relativeHeight="251713536" behindDoc="0" locked="0" layoutInCell="1" allowOverlap="1" wp14:anchorId="2C17527E" wp14:editId="234B485C">
                 <wp:simplePos x="0" y="0"/>
                 <wp:positionH relativeFrom="leftMargin">
                   <wp:posOffset>280035</wp:posOffset>
@@ -4282,7 +4414,7 @@
           </mc:Choice>
           <mc:Fallback>
             <w:pict>
-              <v:roundrect w14:anchorId="2C17527E" id="Rectángulo: esquinas redondeadas 98" o:spid="_x0000_s1061" style="position:absolute;margin-left:22.05pt;margin-top:54.05pt;width:52.15pt;height:23.8pt;z-index:251713536;visibility:visible;mso-wrap-style:square;mso-width-percent:0;mso-height-percent:0;mso-wrap-distance-left:9pt;mso-wrap-distance-top:0;mso-wrap-distance-right:9pt;mso-wrap-distance-bottom:0;mso-position-horizontal:absolute;mso-position-horizontal-relative:left-margin-area;mso-position-vertical:absolute;mso-position-vertical-relative:text;mso-width-percent:0;mso-height-percent:0;mso-width-relative:margin;mso-height-relative:margin;v-text-anchor:middle" arcsize="10923f" o:gfxdata="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" fillcolor="white [3201]" strokecolor="black [3200]" strokeweight="1pt">
+              <v:roundrect w14:anchorId="2C17527E" id="Rectángulo: esquinas redondeadas 98" o:spid="_x0000_s1062" style="position:absolute;margin-left:22.05pt;margin-top:54.05pt;width:52.15pt;height:23.8pt;z-index:251713536;visibility:visible;mso-wrap-style:square;mso-width-percent:0;mso-height-percent:0;mso-wrap-distance-left:9pt;mso-wrap-distance-top:0;mso-wrap-distance-right:9pt;mso-wrap-distance-bottom:0;mso-position-horizontal:absolute;mso-position-horizontal-relative:left-margin-area;mso-position-vertical:absolute;mso-position-vertical-relative:text;mso-width-percent:0;mso-height-percent:0;mso-width-relative:margin;mso-height-relative:margin;v-text-anchor:middle" arcsize="10923f" o:gfxdata="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" fillcolor="white [3201]" strokecolor="black [3200]" strokeweight="1pt">
                 <v:stroke joinstyle="miter"/>
                 <v:textbox>
                   <w:txbxContent>
@@ -4299,138 +4431,6 @@
                 </v:textbox>
                 <w10:wrap anchorx="margin"/>
               </v:roundrect>
-            </w:pict>
-          </mc:Fallback>
-        </mc:AlternateContent>
-      </w:r>
-      <w:r>
-        <w:rPr>
-          <w:noProof/>
-        </w:rPr>
-        <mc:AlternateContent>
-          <mc:Choice Requires="wps">
-            <w:drawing>
-              <wp:anchor distT="45720" distB="45720" distL="114300" distR="114300" simplePos="0" relativeHeight="251727872" behindDoc="1" locked="0" layoutInCell="1" allowOverlap="1" wp14:anchorId="3FE70440" wp14:editId="120CC1A3">
-                <wp:simplePos x="0" y="0"/>
-                <wp:positionH relativeFrom="margin">
-                  <wp:posOffset>0</wp:posOffset>
-                </wp:positionH>
-                <wp:positionV relativeFrom="paragraph">
-                  <wp:posOffset>1407160</wp:posOffset>
-                </wp:positionV>
-                <wp:extent cx="6153785" cy="196215"/>
-                <wp:effectExtent l="0" t="0" r="0" b="0"/>
-                <wp:wrapNone/>
-                <wp:docPr id="217" name="Cuadro de texto 2"/>
-                <wp:cNvGraphicFramePr>
-                  <a:graphicFrameLocks xmlns:a="http://schemas.openxmlformats.org/drawingml/2006/main"/>
-                </wp:cNvGraphicFramePr>
-                <a:graphic xmlns:a="http://schemas.openxmlformats.org/drawingml/2006/main">
-                  <a:graphicData uri="http://schemas.microsoft.com/office/word/2010/wordprocessingShape">
-                    <wps:wsp>
-                      <wps:cNvSpPr txBox="1">
-                        <a:spLocks noChangeArrowheads="1"/>
-                      </wps:cNvSpPr>
-                      <wps:spPr bwMode="auto">
-                        <a:xfrm>
-                          <a:off x="0" y="0"/>
-                          <a:ext cx="6153785" cy="196215"/>
-                        </a:xfrm>
-                        <a:prstGeom prst="rect">
-                          <a:avLst/>
-                        </a:prstGeom>
-                        <a:solidFill>
-                          <a:srgbClr val="FFFFFF"/>
-                        </a:solidFill>
-                        <a:ln w="9525">
-                          <a:noFill/>
-                          <a:miter lim="800000"/>
-                          <a:headEnd/>
-                          <a:tailEnd/>
-                        </a:ln>
-                      </wps:spPr>
-                      <wps:txbx>
-                        <w:txbxContent>
-                          <w:p>
-                            <w:pPr>
-                              <w:pBdr>
-                                <w:bottom w:val="single" w:sz="4" w:space="1" w:color="auto"/>
-                              </w:pBdr>
-                              <w:rPr>
-                                <w:sz w:val="16"/>
-                                <w:szCs w:val="16"/>
-                              </w:rPr>
-                            </w:pPr>
-                            <w:r>
-                              <w:rPr>
-                                <w:sz w:val="16"/>
-                                <w:szCs w:val="16"/>
-                              </w:rPr>
-                              <w:t>PARA CONSERVAR SU CITA, ES NECESARIO PRESENTARSE 30 MINUTOS ANTES. SI NO CUMPLE ESTE REQUISITO, LA CITA SERÁ CANCELADA</w:t>
-                            </w:r>
-                            <w:r>
-                              <w:rPr>
-                                <w:sz w:val="16"/>
-                                <w:szCs w:val="16"/>
-                              </w:rPr>
-                              <w:t>.</w:t>
-                            </w:r>
-                          </w:p>
-                        </w:txbxContent>
-                      </wps:txbx>
-                      <wps:bodyPr rot="0" vert="horz" wrap="square" lIns="91440" tIns="45720" rIns="91440" bIns="45720" anchor="t" anchorCtr="0">
-                        <a:noAutofit/>
-                      </wps:bodyPr>
-                    </wps:wsp>
-                  </a:graphicData>
-                </a:graphic>
-                <wp14:sizeRelH relativeFrom="margin">
-                  <wp14:pctWidth>0</wp14:pctWidth>
-                </wp14:sizeRelH>
-                <wp14:sizeRelV relativeFrom="margin">
-                  <wp14:pctHeight>0</wp14:pctHeight>
-                </wp14:sizeRelV>
-              </wp:anchor>
-            </w:drawing>
-          </mc:Choice>
-          <mc:Fallback>
-            <w:pict>
-              <v:shapetype w14:anchorId="3FE70440" id="_x0000_t202" coordsize="21600,21600" o:spt="202" path="m,l,21600r21600,l21600,xe">
-                <v:stroke joinstyle="miter"/>
-                <v:path gradientshapeok="t" o:connecttype="rect"/>
-              </v:shapetype>
-              <v:shape id="Cuadro de texto 2" o:spid="_x0000_s1062" type="#_x0000_t202" style="position:absolute;margin-left:0;margin-top:110.8pt;width:484.55pt;height:15.45pt;z-index:-251588608;visibility:visible;mso-wrap-style:square;mso-width-percent:0;mso-height-percent:0;mso-wrap-distance-left:9pt;mso-wrap-distance-top:3.6pt;mso-wrap-distance-right:9pt;mso-wrap-distance-bottom:3.6pt;mso-position-horizontal:absolute;mso-position-horizontal-relative:margin;mso-position-vertical:absolute;mso-position-vertical-relative:text;mso-width-percent:0;mso-height-percent:0;mso-width-relative:margin;mso-height-relative:margin;v-text-anchor:top" o:gfxdata="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" stroked="f">
-                <v:textbox>
-                  <w:txbxContent>
-                    <w:p>
-                      <w:pPr>
-                        <w:pBdr>
-                          <w:bottom w:val="single" w:sz="4" w:space="1" w:color="auto"/>
-                        </w:pBdr>
-                        <w:rPr>
-                          <w:sz w:val="16"/>
-                          <w:szCs w:val="16"/>
-                        </w:rPr>
-                      </w:pPr>
-                      <w:r>
-                        <w:rPr>
-                          <w:sz w:val="16"/>
-                          <w:szCs w:val="16"/>
-                        </w:rPr>
-                        <w:t>PARA CONSERVAR SU CITA, ES NECESARIO PRESENTARSE 30 MINUTOS ANTES. SI NO CUMPLE ESTE REQUISITO, LA CITA SERÁ CANCELADA</w:t>
-                      </w:r>
-                      <w:r>
-                        <w:rPr>
-                          <w:sz w:val="16"/>
-                          <w:szCs w:val="16"/>
-                        </w:rPr>
-                        <w:t>.</w:t>
-                      </w:r>
-                    </w:p>
-                  </w:txbxContent>
-                </v:textbox>
-                <w10:wrap anchorx="margin"/>
-              </v:shape>
             </w:pict>
           </mc:Fallback>
         </mc:AlternateContent>
